--- a/6.Heap(Priorityqueue)/38.Top K elements.docx
+++ b/6.Heap(Priorityqueue)/38.Top K elements.docx
@@ -49,25 +49,7 @@
           <w:b/>
           <w:bCs/>
         </w:rPr>
-        <w:t>Given an integer array </w:t>
-      </w:r>
-      <w:proofErr w:type="spellStart"/>
-      <w:r>
-        <w:rPr>
-          <w:rFonts w:cstheme="minorHAnsi"/>
-          <w:b/>
-          <w:bCs/>
-        </w:rPr>
-        <w:t>nums</w:t>
-      </w:r>
-      <w:proofErr w:type="spellEnd"/>
-      <w:r>
-        <w:rPr>
-          <w:rFonts w:cstheme="minorHAnsi"/>
-          <w:b/>
-          <w:bCs/>
-        </w:rPr>
-        <w:t> and an integer k, return </w:t>
+        <w:t>Given an integer array nums and an integer k, return </w:t>
       </w:r>
       <w:r>
         <w:rPr>
@@ -239,25 +221,7 @@
           <w:b/>
           <w:bCs/>
         </w:rPr>
-        <w:t xml:space="preserve">Input: </w:t>
-      </w:r>
-      <w:proofErr w:type="spellStart"/>
-      <w:r>
-        <w:rPr>
-          <w:rFonts w:cstheme="minorHAnsi"/>
-          <w:b/>
-          <w:bCs/>
-        </w:rPr>
-        <w:t>nums</w:t>
-      </w:r>
-      <w:proofErr w:type="spellEnd"/>
-      <w:r>
-        <w:rPr>
-          <w:rFonts w:cstheme="minorHAnsi"/>
-          <w:b/>
-          <w:bCs/>
-        </w:rPr>
-        <w:t xml:space="preserve"> = [3,2,1,5,6,4], k = 2</w:t>
+        <w:t>Input: nums = [3,2,1,5,6,4], k = 2</w:t>
       </w:r>
     </w:p>
     <w:p>
@@ -308,25 +272,7 @@
           <w:b/>
           <w:bCs/>
         </w:rPr>
-        <w:t xml:space="preserve">Input: </w:t>
-      </w:r>
-      <w:proofErr w:type="spellStart"/>
-      <w:r>
-        <w:rPr>
-          <w:rFonts w:cstheme="minorHAnsi"/>
-          <w:b/>
-          <w:bCs/>
-        </w:rPr>
-        <w:t>nums</w:t>
-      </w:r>
-      <w:proofErr w:type="spellEnd"/>
-      <w:r>
-        <w:rPr>
-          <w:rFonts w:cstheme="minorHAnsi"/>
-          <w:b/>
-          <w:bCs/>
-        </w:rPr>
-        <w:t xml:space="preserve"> = [3,2,3,1,2,4,5,5,6], k = 4</w:t>
+        <w:t>Input: nums = [3,2,3,1,2,4,5,5,6], k = 4</w:t>
       </w:r>
     </w:p>
     <w:p>
@@ -514,25 +460,23 @@
           <w:bCs/>
         </w:rPr>
         <w:lastRenderedPageBreak/>
-        <w:t xml:space="preserve">APP:-&gt;put it in reverse and pop until k-1 return </w:t>
-      </w:r>
-      <w:proofErr w:type="spellStart"/>
-      <w:r>
-        <w:rPr>
-          <w:rFonts w:cstheme="minorHAnsi"/>
-          <w:b/>
-          <w:bCs/>
-        </w:rPr>
-        <w:t>pq.poll</w:t>
-      </w:r>
-      <w:proofErr w:type="spellEnd"/>
-      <w:r>
-        <w:rPr>
-          <w:rFonts w:cstheme="minorHAnsi"/>
-          <w:b/>
-          <w:bCs/>
-        </w:rPr>
-        <w:t>()</w:t>
+        <w:t>APP:-&gt;</w:t>
+      </w:r>
+      <w:r>
+        <w:rPr>
+          <w:rFonts w:cstheme="minorHAnsi"/>
+          <w:b/>
+          <w:bCs/>
+        </w:rPr>
+        <w:t xml:space="preserve">max heap </w:t>
+      </w:r>
+      <w:r>
+        <w:rPr>
+          <w:rFonts w:cstheme="minorHAnsi"/>
+          <w:b/>
+          <w:bCs/>
+        </w:rPr>
+        <w:t>put it in reverse and pop until k-1 return pq.poll()</w:t>
       </w:r>
     </w:p>
     <w:p>
@@ -591,36 +535,1295 @@
         <w:rPr>
           <w:rFonts w:cstheme="minorHAnsi"/>
         </w:rPr>
-        <w:t xml:space="preserve">    public int </w:t>
-      </w:r>
-      <w:proofErr w:type="spellStart"/>
-      <w:r>
-        <w:rPr>
-          <w:rFonts w:cstheme="minorHAnsi"/>
-        </w:rPr>
-        <w:t>findKthLargest</w:t>
-      </w:r>
-      <w:proofErr w:type="spellEnd"/>
-      <w:r>
-        <w:rPr>
-          <w:rFonts w:cstheme="minorHAnsi"/>
-        </w:rPr>
-        <w:t xml:space="preserve">(int[] </w:t>
-      </w:r>
-      <w:proofErr w:type="spellStart"/>
-      <w:r>
-        <w:rPr>
-          <w:rFonts w:cstheme="minorHAnsi"/>
-        </w:rPr>
-        <w:t>nums</w:t>
-      </w:r>
-      <w:proofErr w:type="spellEnd"/>
-      <w:r>
-        <w:rPr>
-          <w:rFonts w:cstheme="minorHAnsi"/>
-        </w:rPr>
-        <w:t>, int k) {</w:t>
-      </w:r>
+        <w:t>    public int findKthLargest(int[] nums, int k) {</w:t>
+      </w:r>
+    </w:p>
+    <w:p>
+      <w:pPr>
+        <w:rPr>
+          <w:rFonts w:cstheme="minorHAnsi"/>
+        </w:rPr>
+      </w:pPr>
+      <w:r>
+        <w:rPr>
+          <w:rFonts w:cstheme="minorHAnsi"/>
+        </w:rPr>
+        <w:t>        PriorityQueue&lt;Integer&gt; pq = new PriorityQueue&lt;&gt;((a,b)-&gt;b-a);</w:t>
+      </w:r>
+    </w:p>
+    <w:p>
+      <w:pPr>
+        <w:rPr>
+          <w:rFonts w:cstheme="minorHAnsi"/>
+        </w:rPr>
+      </w:pPr>
+      <w:r>
+        <w:rPr>
+          <w:rFonts w:cstheme="minorHAnsi"/>
+        </w:rPr>
+        <w:t>        int res = 0;</w:t>
+      </w:r>
+    </w:p>
+    <w:p>
+      <w:pPr>
+        <w:rPr>
+          <w:rFonts w:cstheme="minorHAnsi"/>
+        </w:rPr>
+      </w:pPr>
+      <w:r>
+        <w:rPr>
+          <w:rFonts w:cstheme="minorHAnsi"/>
+        </w:rPr>
+        <w:t>        for(int n : nums)</w:t>
+      </w:r>
+    </w:p>
+    <w:p>
+      <w:pPr>
+        <w:rPr>
+          <w:rFonts w:cstheme="minorHAnsi"/>
+        </w:rPr>
+      </w:pPr>
+      <w:r>
+        <w:rPr>
+          <w:rFonts w:cstheme="minorHAnsi"/>
+        </w:rPr>
+        <w:t>        {</w:t>
+      </w:r>
+    </w:p>
+    <w:p>
+      <w:pPr>
+        <w:rPr>
+          <w:rFonts w:cstheme="minorHAnsi"/>
+        </w:rPr>
+      </w:pPr>
+      <w:r>
+        <w:rPr>
+          <w:rFonts w:cstheme="minorHAnsi"/>
+        </w:rPr>
+        <w:t>            pq.offer(n);</w:t>
+      </w:r>
+    </w:p>
+    <w:p>
+      <w:pPr>
+        <w:rPr>
+          <w:rFonts w:cstheme="minorHAnsi"/>
+        </w:rPr>
+      </w:pPr>
+      <w:r>
+        <w:rPr>
+          <w:rFonts w:cstheme="minorHAnsi"/>
+        </w:rPr>
+        <w:t>        }</w:t>
+      </w:r>
+    </w:p>
+    <w:p>
+      <w:pPr>
+        <w:rPr>
+          <w:rFonts w:cstheme="minorHAnsi"/>
+        </w:rPr>
+      </w:pPr>
+      <w:r>
+        <w:rPr>
+          <w:rFonts w:cstheme="minorHAnsi"/>
+        </w:rPr>
+        <w:t>        int i = 0;</w:t>
+      </w:r>
+    </w:p>
+    <w:p>
+      <w:pPr>
+        <w:rPr>
+          <w:rFonts w:cstheme="minorHAnsi"/>
+        </w:rPr>
+      </w:pPr>
+      <w:r>
+        <w:rPr>
+          <w:rFonts w:cstheme="minorHAnsi"/>
+        </w:rPr>
+        <w:t>        while(i&lt;k-1)</w:t>
+      </w:r>
+    </w:p>
+    <w:p>
+      <w:pPr>
+        <w:rPr>
+          <w:rFonts w:cstheme="minorHAnsi"/>
+        </w:rPr>
+      </w:pPr>
+      <w:r>
+        <w:rPr>
+          <w:rFonts w:cstheme="minorHAnsi"/>
+        </w:rPr>
+        <w:t>        {</w:t>
+      </w:r>
+    </w:p>
+    <w:p>
+      <w:pPr>
+        <w:rPr>
+          <w:rFonts w:cstheme="minorHAnsi"/>
+        </w:rPr>
+      </w:pPr>
+      <w:r>
+        <w:rPr>
+          <w:rFonts w:cstheme="minorHAnsi"/>
+        </w:rPr>
+        <w:t>            pq.poll();</w:t>
+      </w:r>
+    </w:p>
+    <w:p>
+      <w:pPr>
+        <w:rPr>
+          <w:rFonts w:cstheme="minorHAnsi"/>
+        </w:rPr>
+      </w:pPr>
+      <w:r>
+        <w:rPr>
+          <w:rFonts w:cstheme="minorHAnsi"/>
+        </w:rPr>
+        <w:t>            i++;</w:t>
+      </w:r>
+    </w:p>
+    <w:p>
+      <w:pPr>
+        <w:rPr>
+          <w:rFonts w:cstheme="minorHAnsi"/>
+        </w:rPr>
+      </w:pPr>
+      <w:r>
+        <w:rPr>
+          <w:rFonts w:cstheme="minorHAnsi"/>
+        </w:rPr>
+        <w:t>        }</w:t>
+      </w:r>
+    </w:p>
+    <w:p>
+      <w:pPr>
+        <w:rPr>
+          <w:rFonts w:cstheme="minorHAnsi"/>
+        </w:rPr>
+      </w:pPr>
+      <w:r>
+        <w:rPr>
+          <w:rFonts w:cstheme="minorHAnsi"/>
+        </w:rPr>
+        <w:t>        return pq.poll();</w:t>
+      </w:r>
+    </w:p>
+    <w:p>
+      <w:pPr>
+        <w:rPr>
+          <w:rFonts w:cstheme="minorHAnsi"/>
+        </w:rPr>
+      </w:pPr>
+      <w:r>
+        <w:rPr>
+          <w:rFonts w:cstheme="minorHAnsi"/>
+        </w:rPr>
+        <w:t>    }</w:t>
+      </w:r>
+    </w:p>
+    <w:p>
+      <w:pPr>
+        <w:rPr>
+          <w:rFonts w:cstheme="minorHAnsi"/>
+        </w:rPr>
+      </w:pPr>
+      <w:r>
+        <w:rPr>
+          <w:rFonts w:cstheme="minorHAnsi"/>
+        </w:rPr>
+        <w:t>}</w:t>
+      </w:r>
+    </w:p>
+    <w:p>
+      <w:pPr>
+        <w:rPr>
+          <w:rFonts w:cstheme="minorHAnsi"/>
+          <w:b/>
+          <w:bCs/>
+        </w:rPr>
+      </w:pPr>
+    </w:p>
+    <w:p>
+      <w:pPr>
+        <w:rPr>
+          <w:rFonts w:cstheme="minorHAnsi"/>
+          <w:b/>
+          <w:bCs/>
+        </w:rPr>
+      </w:pPr>
+    </w:p>
+    <w:p>
+      <w:pPr>
+        <w:rPr>
+          <w:rFonts w:cstheme="minorHAnsi"/>
+          <w:b/>
+          <w:bCs/>
+        </w:rPr>
+      </w:pPr>
+    </w:p>
+    <w:p>
+      <w:pPr>
+        <w:rPr>
+          <w:rFonts w:cstheme="minorHAnsi"/>
+          <w:b/>
+          <w:bCs/>
+        </w:rPr>
+      </w:pPr>
+    </w:p>
+    <w:p>
+      <w:pPr>
+        <w:rPr>
+          <w:rFonts w:cstheme="minorHAnsi"/>
+          <w:b/>
+          <w:bCs/>
+        </w:rPr>
+      </w:pPr>
+    </w:p>
+    <w:p>
+      <w:pPr>
+        <w:rPr>
+          <w:rFonts w:cstheme="minorHAnsi"/>
+          <w:b/>
+          <w:bCs/>
+        </w:rPr>
+      </w:pPr>
+    </w:p>
+    <w:p>
+      <w:pPr>
+        <w:rPr>
+          <w:rFonts w:cstheme="minorHAnsi"/>
+          <w:b/>
+          <w:bCs/>
+        </w:rPr>
+      </w:pPr>
+    </w:p>
+    <w:p>
+      <w:pPr>
+        <w:rPr>
+          <w:rFonts w:cstheme="minorHAnsi"/>
+          <w:b/>
+          <w:bCs/>
+        </w:rPr>
+      </w:pPr>
+    </w:p>
+    <w:p>
+      <w:pPr>
+        <w:rPr>
+          <w:rFonts w:cstheme="minorHAnsi"/>
+          <w:b/>
+          <w:bCs/>
+        </w:rPr>
+      </w:pPr>
+    </w:p>
+    <w:p>
+      <w:pPr>
+        <w:rPr>
+          <w:rFonts w:cstheme="minorHAnsi"/>
+          <w:b/>
+          <w:bCs/>
+        </w:rPr>
+      </w:pPr>
+      <w:r>
+        <w:rPr>
+          <w:rFonts w:cstheme="minorHAnsi"/>
+          <w:b/>
+          <w:bCs/>
+        </w:rPr>
+        <w:lastRenderedPageBreak/>
+        <w:t>APP2:</w:t>
+      </w:r>
+    </w:p>
+    <w:p>
+      <w:pPr>
+        <w:rPr>
+          <w:rFonts w:cstheme="minorHAnsi"/>
+          <w:b/>
+          <w:bCs/>
+        </w:rPr>
+      </w:pPr>
+      <w:r>
+        <w:rPr>
+          <w:rFonts w:cstheme="minorHAnsi"/>
+          <w:b/>
+          <w:bCs/>
+        </w:rPr>
+        <w:t xml:space="preserve">-&gt;use a min heap and then if size exceeds the k remove the top element </w:t>
+      </w:r>
+    </w:p>
+    <w:p>
+      <w:pPr>
+        <w:rPr>
+          <w:rFonts w:cstheme="minorHAnsi"/>
+          <w:b/>
+          <w:bCs/>
+        </w:rPr>
+      </w:pPr>
+      <w:r>
+        <w:rPr>
+          <w:rFonts w:cstheme="minorHAnsi"/>
+          <w:b/>
+          <w:bCs/>
+        </w:rPr>
+        <w:t>CODE: TC : O(</w:t>
+      </w:r>
+      <w:r>
+        <w:rPr>
+          <w:rFonts w:cstheme="minorHAnsi"/>
+          <w:b/>
+          <w:bCs/>
+        </w:rPr>
+        <w:t>n</w:t>
+      </w:r>
+      <w:r>
+        <w:rPr>
+          <w:rFonts w:cstheme="minorHAnsi"/>
+          <w:b/>
+          <w:bCs/>
+        </w:rPr>
+        <w:t>*</w:t>
+      </w:r>
+      <w:r>
+        <w:rPr>
+          <w:rFonts w:cstheme="minorHAnsi"/>
+          <w:b/>
+          <w:bCs/>
+        </w:rPr>
+        <w:t>logk)</w:t>
+      </w:r>
+      <w:r>
+        <w:rPr>
+          <w:rFonts w:cstheme="minorHAnsi"/>
+          <w:b/>
+          <w:bCs/>
+        </w:rPr>
+        <w:t xml:space="preserve"> SC : </w:t>
+      </w:r>
+      <w:r>
+        <w:rPr>
+          <w:rFonts w:cstheme="minorHAnsi"/>
+          <w:b/>
+          <w:bCs/>
+        </w:rPr>
+        <w:t>O(k)</w:t>
+      </w:r>
+    </w:p>
+    <w:p>
+      <w:pPr>
+        <w:rPr>
+          <w:rFonts w:cstheme="minorHAnsi"/>
+          <w:b/>
+          <w:bCs/>
+        </w:rPr>
+      </w:pPr>
+    </w:p>
+    <w:p>
+      <w:pPr>
+        <w:rPr>
+          <w:rFonts w:cstheme="minorHAnsi"/>
+          <w:b/>
+          <w:bCs/>
+        </w:rPr>
+      </w:pPr>
+      <w:r>
+        <w:rPr>
+          <w:rFonts w:cstheme="minorHAnsi"/>
+          <w:b/>
+          <w:bCs/>
+        </w:rPr>
+        <w:t>CODE:</w:t>
+      </w:r>
+    </w:p>
+    <w:p>
+      <w:pPr>
+        <w:rPr>
+          <w:rFonts w:cstheme="minorHAnsi"/>
+        </w:rPr>
+      </w:pPr>
+      <w:r>
+        <w:rPr>
+          <w:rFonts w:cstheme="minorHAnsi"/>
+        </w:rPr>
+        <w:t>class Solution {</w:t>
+      </w:r>
+    </w:p>
+    <w:p>
+      <w:pPr>
+        <w:rPr>
+          <w:rFonts w:cstheme="minorHAnsi"/>
+        </w:rPr>
+      </w:pPr>
+      <w:r>
+        <w:rPr>
+          <w:rFonts w:cstheme="minorHAnsi"/>
+        </w:rPr>
+        <w:t>    public int findKthLargest(int[] nums, int k) {</w:t>
+      </w:r>
+    </w:p>
+    <w:p>
+      <w:pPr>
+        <w:rPr>
+          <w:rFonts w:cstheme="minorHAnsi"/>
+        </w:rPr>
+      </w:pPr>
+      <w:r>
+        <w:rPr>
+          <w:rFonts w:cstheme="minorHAnsi"/>
+        </w:rPr>
+        <w:t>        PriorityQueue&lt;Integer&gt; pq = new PriorityQueue&lt;&gt;();</w:t>
+      </w:r>
+    </w:p>
+    <w:p>
+      <w:pPr>
+        <w:rPr>
+          <w:rFonts w:cstheme="minorHAnsi"/>
+        </w:rPr>
+      </w:pPr>
+      <w:r>
+        <w:rPr>
+          <w:rFonts w:cstheme="minorHAnsi"/>
+        </w:rPr>
+        <w:t>        int count = 0;</w:t>
+      </w:r>
+    </w:p>
+    <w:p>
+      <w:pPr>
+        <w:rPr>
+          <w:rFonts w:cstheme="minorHAnsi"/>
+        </w:rPr>
+      </w:pPr>
+      <w:r>
+        <w:rPr>
+          <w:rFonts w:cstheme="minorHAnsi"/>
+        </w:rPr>
+        <w:t>        for(int n : nums)</w:t>
+      </w:r>
+    </w:p>
+    <w:p>
+      <w:pPr>
+        <w:rPr>
+          <w:rFonts w:cstheme="minorHAnsi"/>
+        </w:rPr>
+      </w:pPr>
+      <w:r>
+        <w:rPr>
+          <w:rFonts w:cstheme="minorHAnsi"/>
+        </w:rPr>
+        <w:t>        {</w:t>
+      </w:r>
+    </w:p>
+    <w:p>
+      <w:pPr>
+        <w:rPr>
+          <w:rFonts w:cstheme="minorHAnsi"/>
+        </w:rPr>
+      </w:pPr>
+      <w:r>
+        <w:rPr>
+          <w:rFonts w:cstheme="minorHAnsi"/>
+        </w:rPr>
+        <w:t>            pq.offer(n);</w:t>
+      </w:r>
+    </w:p>
+    <w:p>
+      <w:pPr>
+        <w:rPr>
+          <w:rFonts w:cstheme="minorHAnsi"/>
+        </w:rPr>
+      </w:pPr>
+      <w:r>
+        <w:rPr>
+          <w:rFonts w:cstheme="minorHAnsi"/>
+        </w:rPr>
+        <w:t xml:space="preserve">            if (pq.size() &gt; k) </w:t>
+      </w:r>
+    </w:p>
+    <w:p>
+      <w:pPr>
+        <w:rPr>
+          <w:rFonts w:cstheme="minorHAnsi"/>
+        </w:rPr>
+      </w:pPr>
+      <w:r>
+        <w:rPr>
+          <w:rFonts w:cstheme="minorHAnsi"/>
+        </w:rPr>
+        <w:t>                pq.poll();</w:t>
+      </w:r>
+    </w:p>
+    <w:p>
+      <w:pPr>
+        <w:rPr>
+          <w:rFonts w:cstheme="minorHAnsi"/>
+        </w:rPr>
+      </w:pPr>
+      <w:r>
+        <w:rPr>
+          <w:rFonts w:cstheme="minorHAnsi"/>
+        </w:rPr>
+        <w:t>        }</w:t>
+      </w:r>
+    </w:p>
+    <w:p>
+      <w:pPr>
+        <w:rPr>
+          <w:rFonts w:cstheme="minorHAnsi"/>
+        </w:rPr>
+      </w:pPr>
+      <w:r>
+        <w:rPr>
+          <w:rFonts w:cstheme="minorHAnsi"/>
+        </w:rPr>
+        <w:t>        return pq.poll();      </w:t>
+      </w:r>
+    </w:p>
+    <w:p>
+      <w:pPr>
+        <w:rPr>
+          <w:rFonts w:cstheme="minorHAnsi"/>
+        </w:rPr>
+      </w:pPr>
+      <w:r>
+        <w:rPr>
+          <w:rFonts w:cstheme="minorHAnsi"/>
+        </w:rPr>
+        <w:t>    }</w:t>
+      </w:r>
+    </w:p>
+    <w:p>
+      <w:pPr>
+        <w:rPr>
+          <w:rFonts w:cstheme="minorHAnsi"/>
+        </w:rPr>
+      </w:pPr>
+      <w:r>
+        <w:rPr>
+          <w:rFonts w:cstheme="minorHAnsi"/>
+        </w:rPr>
+        <w:t>}</w:t>
+      </w:r>
+    </w:p>
+    <w:p>
+      <w:pPr>
+        <w:rPr>
+          <w:rFonts w:cstheme="minorHAnsi"/>
+        </w:rPr>
+      </w:pPr>
+    </w:p>
+    <w:p>
+      <w:pPr>
+        <w:rPr>
+          <w:rFonts w:cstheme="minorHAnsi"/>
+        </w:rPr>
+      </w:pPr>
+    </w:p>
+    <w:p>
+      <w:pPr>
+        <w:rPr>
+          <w:rFonts w:cstheme="minorHAnsi"/>
+        </w:rPr>
+      </w:pPr>
+    </w:p>
+    <w:p>
+      <w:pPr>
+        <w:rPr>
+          <w:rFonts w:cstheme="minorHAnsi"/>
+        </w:rPr>
+      </w:pPr>
+    </w:p>
+    <w:p>
+      <w:pPr>
+        <w:rPr>
+          <w:rFonts w:cstheme="minorHAnsi"/>
+        </w:rPr>
+      </w:pPr>
+    </w:p>
+    <w:p>
+      <w:pPr>
+        <w:rPr>
+          <w:rFonts w:cstheme="minorHAnsi"/>
+        </w:rPr>
+      </w:pPr>
+    </w:p>
+    <w:p>
+      <w:pPr>
+        <w:rPr>
+          <w:rFonts w:cstheme="minorHAnsi"/>
+        </w:rPr>
+      </w:pPr>
+    </w:p>
+    <w:p>
+      <w:pPr>
+        <w:rPr>
+          <w:rFonts w:cstheme="minorHAnsi"/>
+        </w:rPr>
+      </w:pPr>
+    </w:p>
+    <w:p>
+      <w:pPr>
+        <w:rPr>
+          <w:rFonts w:cstheme="minorHAnsi"/>
+        </w:rPr>
+      </w:pPr>
+    </w:p>
+    <w:p>
+      <w:pPr>
+        <w:rPr>
+          <w:rFonts w:cstheme="minorHAnsi"/>
+        </w:rPr>
+      </w:pPr>
+    </w:p>
+    <w:p>
+      <w:pPr>
+        <w:rPr>
+          <w:rFonts w:cstheme="minorHAnsi"/>
+          <w:b/>
+          <w:bCs/>
+        </w:rPr>
+      </w:pPr>
+      <w:r>
+        <w:rPr>
+          <w:rFonts w:cstheme="minorHAnsi"/>
+          <w:b/>
+          <w:bCs/>
+        </w:rPr>
+        <w:lastRenderedPageBreak/>
+        <w:t>LC#347 TOP K FREQUENT ELEMENTS</w:t>
+      </w:r>
+    </w:p>
+    <w:p>
+      <w:pPr>
+        <w:rPr>
+          <w:rFonts w:cstheme="minorHAnsi"/>
+          <w:b/>
+          <w:bCs/>
+        </w:rPr>
+      </w:pPr>
+      <w:r>
+        <w:rPr>
+          <w:rFonts w:cstheme="minorHAnsi"/>
+          <w:b/>
+          <w:bCs/>
+        </w:rPr>
+        <w:t>Given an integer array nums and an integer k, return </w:t>
+      </w:r>
+      <w:r>
+        <w:rPr>
+          <w:rFonts w:cstheme="minorHAnsi"/>
+          <w:b/>
+          <w:bCs/>
+          <w:i/>
+          <w:iCs/>
+        </w:rPr>
+        <w:t>the</w:t>
+      </w:r>
+      <w:r>
+        <w:rPr>
+          <w:rFonts w:cstheme="minorHAnsi"/>
+          <w:b/>
+          <w:bCs/>
+        </w:rPr>
+        <w:t> k </w:t>
+      </w:r>
+      <w:r>
+        <w:rPr>
+          <w:rFonts w:cstheme="minorHAnsi"/>
+          <w:b/>
+          <w:bCs/>
+          <w:i/>
+          <w:iCs/>
+        </w:rPr>
+        <w:t>most frequent elements</w:t>
+      </w:r>
+      <w:r>
+        <w:rPr>
+          <w:rFonts w:cstheme="minorHAnsi"/>
+          <w:b/>
+          <w:bCs/>
+        </w:rPr>
+        <w:t>. You may return the answer in any order.</w:t>
+      </w:r>
+    </w:p>
+    <w:p>
+      <w:pPr>
+        <w:rPr>
+          <w:rFonts w:cstheme="minorHAnsi"/>
+          <w:b/>
+          <w:bCs/>
+        </w:rPr>
+      </w:pPr>
+      <w:r>
+        <w:rPr>
+          <w:rFonts w:cstheme="minorHAnsi"/>
+          <w:b/>
+          <w:bCs/>
+        </w:rPr>
+        <w:t> </w:t>
+      </w:r>
+    </w:p>
+    <w:p>
+      <w:pPr>
+        <w:rPr>
+          <w:rFonts w:cstheme="minorHAnsi"/>
+          <w:b/>
+          <w:bCs/>
+        </w:rPr>
+      </w:pPr>
+      <w:r>
+        <w:rPr>
+          <w:rFonts w:cstheme="minorHAnsi"/>
+          <w:b/>
+          <w:bCs/>
+        </w:rPr>
+        <w:t>Example 1:</w:t>
+      </w:r>
+    </w:p>
+    <w:p>
+      <w:pPr>
+        <w:rPr>
+          <w:rFonts w:cstheme="minorHAnsi"/>
+          <w:b/>
+          <w:bCs/>
+        </w:rPr>
+      </w:pPr>
+      <w:r>
+        <w:rPr>
+          <w:rFonts w:cstheme="minorHAnsi"/>
+          <w:b/>
+          <w:bCs/>
+        </w:rPr>
+        <w:t>Input: nums = [1,1,1,2,2,3], k = 2</w:t>
+      </w:r>
+    </w:p>
+    <w:p>
+      <w:pPr>
+        <w:rPr>
+          <w:rFonts w:cstheme="minorHAnsi"/>
+          <w:b/>
+          <w:bCs/>
+        </w:rPr>
+      </w:pPr>
+      <w:r>
+        <w:rPr>
+          <w:rFonts w:cstheme="minorHAnsi"/>
+          <w:b/>
+          <w:bCs/>
+        </w:rPr>
+        <w:t>Output: [1,2]</w:t>
+      </w:r>
+    </w:p>
+    <w:p>
+      <w:pPr>
+        <w:rPr>
+          <w:rFonts w:cstheme="minorHAnsi"/>
+          <w:b/>
+          <w:bCs/>
+        </w:rPr>
+      </w:pPr>
+      <w:r>
+        <w:rPr>
+          <w:rFonts w:cstheme="minorHAnsi"/>
+          <w:b/>
+          <w:bCs/>
+        </w:rPr>
+        <w:t>Example 2:</w:t>
+      </w:r>
+    </w:p>
+    <w:p>
+      <w:pPr>
+        <w:rPr>
+          <w:rFonts w:cstheme="minorHAnsi"/>
+          <w:b/>
+          <w:bCs/>
+        </w:rPr>
+      </w:pPr>
+      <w:r>
+        <w:rPr>
+          <w:rFonts w:cstheme="minorHAnsi"/>
+          <w:b/>
+          <w:bCs/>
+        </w:rPr>
+        <w:t>Input: nums = [1], k = 1</w:t>
+      </w:r>
+    </w:p>
+    <w:p>
+      <w:pPr>
+        <w:rPr>
+          <w:rFonts w:cstheme="minorHAnsi"/>
+          <w:b/>
+          <w:bCs/>
+        </w:rPr>
+      </w:pPr>
+      <w:r>
+        <w:rPr>
+          <w:rFonts w:cstheme="minorHAnsi"/>
+          <w:b/>
+          <w:bCs/>
+        </w:rPr>
+        <w:t>Output: [1]</w:t>
+      </w:r>
+    </w:p>
+    <w:p>
+      <w:pPr>
+        <w:rPr>
+          <w:rFonts w:cstheme="minorHAnsi"/>
+          <w:b/>
+          <w:bCs/>
+        </w:rPr>
+      </w:pPr>
+      <w:r>
+        <w:rPr>
+          <w:rFonts w:cstheme="minorHAnsi"/>
+          <w:b/>
+          <w:bCs/>
+        </w:rPr>
+        <w:t>APP:</w:t>
+      </w:r>
+    </w:p>
+    <w:p>
+      <w:pPr>
+        <w:rPr>
+          <w:rFonts w:cstheme="minorHAnsi"/>
+          <w:b/>
+          <w:bCs/>
+        </w:rPr>
+      </w:pPr>
+      <w:r>
+        <w:rPr>
+          <w:rFonts w:cstheme="minorHAnsi"/>
+          <w:b/>
+          <w:bCs/>
+        </w:rPr>
+        <w:t>Poll : O(log k)</w:t>
+      </w:r>
+      <w:r>
+        <w:rPr>
+          <w:rFonts w:cstheme="minorHAnsi"/>
+          <w:b/>
+          <w:bCs/>
+        </w:rPr>
+        <w:t xml:space="preserve"> </w:t>
+      </w:r>
+    </w:p>
+    <w:p>
+      <w:pPr>
+        <w:rPr>
+          <w:rFonts w:cstheme="minorHAnsi"/>
+          <w:b/>
+          <w:bCs/>
+        </w:rPr>
+      </w:pPr>
+      <w:r>
+        <w:rPr>
+          <w:rFonts w:cstheme="minorHAnsi"/>
+          <w:b/>
+          <w:bCs/>
+        </w:rPr>
+        <w:t xml:space="preserve">offer:o(log k) -&gt;doing it n time makes it o(nlog k) </w:t>
+      </w:r>
+    </w:p>
+    <w:p>
+      <w:pPr>
+        <w:rPr>
+          <w:rFonts w:cstheme="minorHAnsi"/>
+          <w:b/>
+          <w:bCs/>
+        </w:rPr>
+      </w:pPr>
+      <w:r>
+        <w:rPr>
+          <w:rFonts w:cstheme="minorHAnsi"/>
+          <w:b/>
+          <w:bCs/>
+        </w:rPr>
+        <w:t>hm : O(1) put n elements -&gt; O(N)</w:t>
+      </w:r>
+    </w:p>
+    <w:p>
+      <w:pPr>
+        <w:rPr>
+          <w:rFonts w:cstheme="minorHAnsi"/>
+          <w:b/>
+          <w:bCs/>
+        </w:rPr>
+      </w:pPr>
+      <w:r>
+        <w:rPr>
+          <w:rFonts w:cstheme="minorHAnsi"/>
+          <w:b/>
+          <w:bCs/>
+        </w:rPr>
+        <w:t>last poll : o(K LOG K) -&gt;since we pop only k elements</w:t>
+      </w:r>
+    </w:p>
+    <w:p>
+      <w:pPr>
+        <w:rPr>
+          <w:rFonts w:cstheme="minorHAnsi"/>
+          <w:b/>
+          <w:bCs/>
+        </w:rPr>
+      </w:pPr>
+      <w:r>
+        <w:rPr>
+          <w:rFonts w:cstheme="minorHAnsi"/>
+          <w:b/>
+          <w:bCs/>
+        </w:rPr>
+        <w:t xml:space="preserve">TC: O(N) + O(LOG K) + O(LOG K) O(N LOG K) </w:t>
+      </w:r>
+    </w:p>
+    <w:p>
+      <w:pPr>
+        <w:rPr>
+          <w:rFonts w:cstheme="minorHAnsi"/>
+          <w:b/>
+          <w:bCs/>
+        </w:rPr>
+      </w:pPr>
+      <w:r>
+        <w:rPr>
+          <w:rFonts w:cstheme="minorHAnsi"/>
+          <w:b/>
+          <w:bCs/>
+        </w:rPr>
+        <w:t>SC : O (N)</w:t>
+      </w:r>
+      <w:r>
+        <w:rPr>
+          <w:rFonts w:cstheme="minorHAnsi"/>
+          <w:b/>
+          <w:bCs/>
+        </w:rPr>
+        <w:t xml:space="preserve"> + o(k) -&gt; o(n)</w:t>
+      </w:r>
+    </w:p>
+    <w:p>
+      <w:pPr>
+        <w:rPr>
+          <w:rFonts w:cstheme="minorHAnsi"/>
+          <w:b/>
+          <w:bCs/>
+        </w:rPr>
+      </w:pPr>
+    </w:p>
+    <w:p>
+      <w:pPr>
+        <w:rPr>
+          <w:rFonts w:cstheme="minorHAnsi"/>
+          <w:b/>
+          <w:bCs/>
+        </w:rPr>
+      </w:pPr>
+      <w:r>
+        <w:rPr>
+          <w:rFonts w:cstheme="minorHAnsi"/>
+          <w:b/>
+          <w:bCs/>
+        </w:rPr>
+        <w:t>-&gt;build a min heap based on the values in the hashmap(must in the pq)</w:t>
+      </w:r>
+    </w:p>
+    <w:p>
+      <w:pPr>
+        <w:rPr>
+          <w:rFonts w:cstheme="minorHAnsi"/>
+          <w:b/>
+          <w:bCs/>
+        </w:rPr>
+      </w:pPr>
+      <w:r>
+        <w:rPr>
+          <w:rFonts w:cstheme="minorHAnsi"/>
+          <w:b/>
+          <w:bCs/>
+        </w:rPr>
+        <w:t>-&gt;when the size exceeds k pop the top element</w:t>
+      </w:r>
+    </w:p>
+    <w:p>
+      <w:pPr>
+        <w:rPr>
+          <w:rFonts w:cstheme="minorHAnsi"/>
+          <w:b/>
+          <w:bCs/>
+        </w:rPr>
+      </w:pPr>
+      <w:r>
+        <w:rPr>
+          <w:rFonts w:cstheme="minorHAnsi"/>
+          <w:b/>
+          <w:bCs/>
+        </w:rPr>
+        <w:t xml:space="preserve">CODE: </w:t>
+      </w:r>
+    </w:p>
+    <w:p>
+      <w:pPr>
+        <w:rPr>
+          <w:rFonts w:cstheme="minorHAnsi"/>
+          <w:b/>
+          <w:bCs/>
+        </w:rPr>
+      </w:pPr>
+      <w:r>
+        <w:rPr>
+          <w:rFonts w:cstheme="minorHAnsi"/>
+          <w:b/>
+          <w:bCs/>
+        </w:rPr>
+        <w:t xml:space="preserve">TC: O(N) + O(LOG K) + O(LOG K) O(N LOG K) </w:t>
+      </w:r>
+    </w:p>
+    <w:p>
+      <w:pPr>
+        <w:rPr>
+          <w:rFonts w:cstheme="minorHAnsi"/>
+          <w:b/>
+          <w:bCs/>
+        </w:rPr>
+      </w:pPr>
+      <w:r>
+        <w:rPr>
+          <w:rFonts w:cstheme="minorHAnsi"/>
+          <w:b/>
+          <w:bCs/>
+        </w:rPr>
+        <w:t>SC : O (N)</w:t>
+      </w:r>
+    </w:p>
+    <w:p>
+      <w:pPr>
+        <w:rPr>
+          <w:rFonts w:cstheme="minorHAnsi"/>
+        </w:rPr>
+      </w:pPr>
+      <w:r>
+        <w:rPr>
+          <w:rFonts w:cstheme="minorHAnsi"/>
+        </w:rPr>
+        <w:t>class Solution {</w:t>
+      </w:r>
+    </w:p>
+    <w:p>
+      <w:pPr>
+        <w:rPr>
+          <w:rFonts w:cstheme="minorHAnsi"/>
+        </w:rPr>
+      </w:pPr>
+      <w:r>
+        <w:rPr>
+          <w:rFonts w:cstheme="minorHAnsi"/>
+        </w:rPr>
+        <w:t>    public int[] topKFrequent(int[] nums, int k) {</w:t>
+      </w:r>
+    </w:p>
+    <w:p>
+      <w:pPr>
+        <w:rPr>
+          <w:rFonts w:cstheme="minorHAnsi"/>
+        </w:rPr>
+      </w:pPr>
+      <w:r>
+        <w:rPr>
+          <w:rFonts w:cstheme="minorHAnsi"/>
+        </w:rPr>
+        <w:t>        Map&lt;Integer , Integer&gt; hm = new HashMap&lt;&gt;();</w:t>
+      </w:r>
+    </w:p>
+    <w:p>
+      <w:pPr>
+        <w:rPr>
+          <w:rFonts w:cstheme="minorHAnsi"/>
+        </w:rPr>
+      </w:pPr>
+      <w:r>
+        <w:rPr>
+          <w:rFonts w:cstheme="minorHAnsi"/>
+        </w:rPr>
+        <w:t>        for(int n : nums)</w:t>
+      </w:r>
+    </w:p>
+    <w:p>
+      <w:pPr>
+        <w:rPr>
+          <w:rFonts w:cstheme="minorHAnsi"/>
+        </w:rPr>
+      </w:pPr>
+      <w:r>
+        <w:rPr>
+          <w:rFonts w:cstheme="minorHAnsi"/>
+        </w:rPr>
+        <w:t>            hm.put(n , hm.getOrDefault(n , 0)+1);</w:t>
+      </w:r>
+    </w:p>
+    <w:p>
+      <w:pPr>
+        <w:rPr>
+          <w:rFonts w:cstheme="minorHAnsi"/>
+        </w:rPr>
+      </w:pPr>
+    </w:p>
+    <w:p>
+      <w:pPr>
+        <w:rPr>
+          <w:rFonts w:cstheme="minorHAnsi"/>
+        </w:rPr>
+      </w:pPr>
+      <w:r>
+        <w:rPr>
+          <w:rFonts w:cstheme="minorHAnsi"/>
+        </w:rPr>
+        <w:t xml:space="preserve">        PriorityQueue&lt;Integer&gt; pq = </w:t>
+      </w:r>
+    </w:p>
+    <w:p>
+      <w:pPr>
+        <w:rPr>
+          <w:rFonts w:cstheme="minorHAnsi"/>
+        </w:rPr>
+      </w:pPr>
+      <w:r>
+        <w:rPr>
+          <w:rFonts w:cstheme="minorHAnsi"/>
+        </w:rPr>
+        <w:t>        new PriorityQueue&lt;&gt;((a,b)-&gt;hm.get(a)-hm.get(b));</w:t>
+      </w:r>
+    </w:p>
+    <w:p>
+      <w:pPr>
+        <w:rPr>
+          <w:rFonts w:cstheme="minorHAnsi"/>
+        </w:rPr>
+      </w:pPr>
+      <w:r>
+        <w:rPr>
+          <w:rFonts w:cstheme="minorHAnsi"/>
+        </w:rPr>
+        <w:t>        for(int key : hm.keySet())</w:t>
+      </w:r>
+    </w:p>
+    <w:p>
+      <w:pPr>
+        <w:rPr>
+          <w:rFonts w:cstheme="minorHAnsi"/>
+        </w:rPr>
+      </w:pPr>
+      <w:r>
+        <w:rPr>
+          <w:rFonts w:cstheme="minorHAnsi"/>
+        </w:rPr>
+        <w:t>        {</w:t>
+      </w:r>
+    </w:p>
+    <w:p>
+      <w:pPr>
+        <w:rPr>
+          <w:rFonts w:cstheme="minorHAnsi"/>
+        </w:rPr>
+      </w:pPr>
+      <w:r>
+        <w:rPr>
+          <w:rFonts w:cstheme="minorHAnsi"/>
+        </w:rPr>
+        <w:t>            pq.offer(key);</w:t>
+      </w:r>
+    </w:p>
+    <w:p>
+      <w:pPr>
+        <w:rPr>
+          <w:rFonts w:cstheme="minorHAnsi"/>
+        </w:rPr>
+      </w:pPr>
+      <w:r>
+        <w:rPr>
+          <w:rFonts w:cstheme="minorHAnsi"/>
+        </w:rPr>
+        <w:t>            if(pq.size()&gt;k)</w:t>
+      </w:r>
+    </w:p>
+    <w:p>
+      <w:pPr>
+        <w:rPr>
+          <w:rFonts w:cstheme="minorHAnsi"/>
+        </w:rPr>
+      </w:pPr>
+      <w:r>
+        <w:rPr>
+          <w:rFonts w:cstheme="minorHAnsi"/>
+        </w:rPr>
+        <w:t>                pq.poll();</w:t>
+      </w:r>
+    </w:p>
+    <w:p>
+      <w:pPr>
+        <w:rPr>
+          <w:rFonts w:cstheme="minorHAnsi"/>
+        </w:rPr>
+      </w:pPr>
+      <w:r>
+        <w:rPr>
+          <w:rFonts w:cstheme="minorHAnsi"/>
+        </w:rPr>
+        <w:t>        }</w:t>
+      </w:r>
+    </w:p>
+    <w:p>
+      <w:pPr>
+        <w:rPr>
+          <w:rFonts w:cstheme="minorHAnsi"/>
+        </w:rPr>
+      </w:pPr>
+      <w:r>
+        <w:rPr>
+          <w:rFonts w:cstheme="minorHAnsi"/>
+        </w:rPr>
+        <w:t>        int arr[] = new int[k];</w:t>
+      </w:r>
+    </w:p>
+    <w:p>
+      <w:pPr>
+        <w:rPr>
+          <w:rFonts w:cstheme="minorHAnsi"/>
+        </w:rPr>
+      </w:pPr>
+      <w:r>
+        <w:rPr>
+          <w:rFonts w:cstheme="minorHAnsi"/>
+        </w:rPr>
+        <w:t>        for(int i = 0 ; i&lt; k ; i++)</w:t>
+      </w:r>
+    </w:p>
+    <w:p>
+      <w:pPr>
+        <w:rPr>
+          <w:rFonts w:cstheme="minorHAnsi"/>
+        </w:rPr>
+      </w:pPr>
+      <w:r>
+        <w:rPr>
+          <w:rFonts w:cstheme="minorHAnsi"/>
+        </w:rPr>
+        <w:t>            arr[i] = pq.poll();</w:t>
+      </w:r>
+    </w:p>
+    <w:p>
+      <w:pPr>
+        <w:rPr>
+          <w:rFonts w:cstheme="minorHAnsi"/>
+        </w:rPr>
+      </w:pPr>
+      <w:r>
+        <w:rPr>
+          <w:rFonts w:cstheme="minorHAnsi"/>
+        </w:rPr>
+        <w:t>        return arr;</w:t>
+      </w:r>
+    </w:p>
+    <w:p>
+      <w:pPr>
+        <w:rPr>
+          <w:rFonts w:cstheme="minorHAnsi"/>
+        </w:rPr>
+      </w:pPr>
     </w:p>
     <w:p>
       <w:pPr>
@@ -634,102 +1837,4272 @@
         </w:rPr>
         <w:t xml:space="preserve">        </w:t>
       </w:r>
-      <w:proofErr w:type="spellStart"/>
-      <w:r>
-        <w:rPr>
-          <w:rFonts w:cstheme="minorHAnsi"/>
-        </w:rPr>
-        <w:t>PriorityQueue</w:t>
-      </w:r>
-      <w:proofErr w:type="spellEnd"/>
-      <w:r>
-        <w:rPr>
-          <w:rFonts w:cstheme="minorHAnsi"/>
-        </w:rPr>
-        <w:t xml:space="preserve">&lt;Integer&gt; </w:t>
-      </w:r>
-      <w:proofErr w:type="spellStart"/>
-      <w:r>
-        <w:rPr>
-          <w:rFonts w:cstheme="minorHAnsi"/>
-        </w:rPr>
-        <w:t>pq</w:t>
-      </w:r>
-      <w:proofErr w:type="spellEnd"/>
-      <w:r>
-        <w:rPr>
-          <w:rFonts w:cstheme="minorHAnsi"/>
-        </w:rPr>
-        <w:t xml:space="preserve"> = new </w:t>
-      </w:r>
-      <w:proofErr w:type="spellStart"/>
-      <w:r>
-        <w:rPr>
-          <w:rFonts w:cstheme="minorHAnsi"/>
-        </w:rPr>
-        <w:t>PriorityQueue</w:t>
-      </w:r>
-      <w:proofErr w:type="spellEnd"/>
-      <w:r>
-        <w:rPr>
-          <w:rFonts w:cstheme="minorHAnsi"/>
-        </w:rPr>
-        <w:t>&lt;&gt;((</w:t>
-      </w:r>
-      <w:proofErr w:type="spellStart"/>
-      <w:r>
-        <w:rPr>
-          <w:rFonts w:cstheme="minorHAnsi"/>
-        </w:rPr>
-        <w:t>a,b</w:t>
-      </w:r>
-      <w:proofErr w:type="spellEnd"/>
-      <w:r>
-        <w:rPr>
-          <w:rFonts w:cstheme="minorHAnsi"/>
-        </w:rPr>
-        <w:t>)-&gt;b-a);</w:t>
-      </w:r>
-    </w:p>
-    <w:p>
-      <w:pPr>
-        <w:rPr>
-          <w:rFonts w:cstheme="minorHAnsi"/>
-        </w:rPr>
-      </w:pPr>
-      <w:r>
-        <w:rPr>
-          <w:rFonts w:cstheme="minorHAnsi"/>
-        </w:rPr>
-        <w:t>        int res = 0;</w:t>
-      </w:r>
-    </w:p>
-    <w:p>
-      <w:pPr>
-        <w:rPr>
-          <w:rFonts w:cstheme="minorHAnsi"/>
-        </w:rPr>
-      </w:pPr>
-      <w:r>
-        <w:rPr>
-          <w:rFonts w:cstheme="minorHAnsi"/>
-        </w:rPr>
-        <w:t xml:space="preserve">        for(int n : </w:t>
-      </w:r>
-      <w:proofErr w:type="spellStart"/>
-      <w:r>
-        <w:rPr>
-          <w:rFonts w:cstheme="minorHAnsi"/>
-        </w:rPr>
-        <w:t>nums</w:t>
-      </w:r>
-      <w:proofErr w:type="spellEnd"/>
-      <w:r>
-        <w:rPr>
-          <w:rFonts w:cstheme="minorHAnsi"/>
+    </w:p>
+    <w:p>
+      <w:pPr>
+        <w:rPr>
+          <w:rFonts w:cstheme="minorHAnsi"/>
+        </w:rPr>
+      </w:pPr>
+      <w:r>
+        <w:rPr>
+          <w:rFonts w:cstheme="minorHAnsi"/>
+        </w:rPr>
+        <w:t>    }</w:t>
+      </w:r>
+    </w:p>
+    <w:p>
+      <w:pPr>
+        <w:rPr>
+          <w:rFonts w:cstheme="minorHAnsi"/>
+        </w:rPr>
+      </w:pPr>
+      <w:r>
+        <w:rPr>
+          <w:rFonts w:cstheme="minorHAnsi"/>
+        </w:rPr>
+        <w:t>}</w:t>
+      </w:r>
+    </w:p>
+    <w:p>
+      <w:pPr>
+        <w:rPr>
+          <w:rFonts w:cstheme="minorHAnsi"/>
+        </w:rPr>
+      </w:pPr>
+    </w:p>
+    <w:p>
+      <w:pPr>
+        <w:rPr>
+          <w:rFonts w:cstheme="minorHAnsi"/>
+        </w:rPr>
+      </w:pPr>
+    </w:p>
+    <w:p>
+      <w:pPr>
+        <w:rPr>
+          <w:rFonts w:cstheme="minorHAnsi"/>
+        </w:rPr>
+      </w:pPr>
+    </w:p>
+    <w:p>
+      <w:pPr>
+        <w:rPr>
+          <w:rFonts w:cstheme="minorHAnsi"/>
+        </w:rPr>
+      </w:pPr>
+    </w:p>
+    <w:p>
+      <w:pPr>
+        <w:rPr>
+          <w:rFonts w:cstheme="minorHAnsi"/>
+        </w:rPr>
+      </w:pPr>
+    </w:p>
+    <w:p>
+      <w:pPr>
+        <w:rPr>
+          <w:rFonts w:cstheme="minorHAnsi"/>
+        </w:rPr>
+      </w:pPr>
+    </w:p>
+    <w:p>
+      <w:pPr>
+        <w:rPr>
+          <w:rFonts w:cstheme="minorHAnsi"/>
+        </w:rPr>
+      </w:pPr>
+    </w:p>
+    <w:p>
+      <w:pPr>
+        <w:rPr>
+          <w:rFonts w:cstheme="minorHAnsi"/>
+        </w:rPr>
+      </w:pPr>
+    </w:p>
+    <w:p>
+      <w:pPr>
+        <w:rPr>
+          <w:rFonts w:cstheme="minorHAnsi"/>
+        </w:rPr>
+      </w:pPr>
+    </w:p>
+    <w:p>
+      <w:pPr>
+        <w:rPr>
+          <w:rFonts w:cstheme="minorHAnsi"/>
+        </w:rPr>
+      </w:pPr>
+    </w:p>
+    <w:p>
+      <w:pPr>
+        <w:rPr>
+          <w:rFonts w:cstheme="minorHAnsi"/>
+        </w:rPr>
+      </w:pPr>
+    </w:p>
+    <w:p>
+      <w:pPr>
+        <w:rPr>
+          <w:rFonts w:cstheme="minorHAnsi"/>
+          <w:b/>
+          <w:bCs/>
+        </w:rPr>
+      </w:pPr>
+      <w:r>
+        <w:rPr>
+          <w:rFonts w:cstheme="minorHAnsi"/>
+          <w:b/>
+          <w:bCs/>
+        </w:rPr>
+        <w:lastRenderedPageBreak/>
+        <w:t>LC#451 : SORT CHARACTERS BY FREQUENCY</w:t>
+      </w:r>
+    </w:p>
+    <w:p>
+      <w:pPr>
+        <w:rPr>
+          <w:rFonts w:cstheme="minorHAnsi"/>
+          <w:b/>
+          <w:bCs/>
+        </w:rPr>
+      </w:pPr>
+      <w:r>
+        <w:rPr>
+          <w:rFonts w:cstheme="minorHAnsi"/>
+          <w:b/>
+          <w:bCs/>
+        </w:rPr>
+        <w:t>Given a string s, sort it in decreasing order based on the frequency of the characters. The frequency of a character is the number of times it appears in the string.</w:t>
+      </w:r>
+    </w:p>
+    <w:p>
+      <w:pPr>
+        <w:rPr>
+          <w:rFonts w:cstheme="minorHAnsi"/>
+          <w:b/>
+          <w:bCs/>
+        </w:rPr>
+      </w:pPr>
+      <w:r>
+        <w:rPr>
+          <w:rFonts w:cstheme="minorHAnsi"/>
+          <w:b/>
+          <w:bCs/>
+        </w:rPr>
+        <w:t>Return </w:t>
+      </w:r>
+      <w:r>
+        <w:rPr>
+          <w:rFonts w:cstheme="minorHAnsi"/>
+          <w:b/>
+          <w:bCs/>
+          <w:i/>
+          <w:iCs/>
+        </w:rPr>
+        <w:t>the sorted string</w:t>
+      </w:r>
+      <w:r>
+        <w:rPr>
+          <w:rFonts w:cstheme="minorHAnsi"/>
+          <w:b/>
+          <w:bCs/>
+        </w:rPr>
+        <w:t>. If there are multiple answers, return </w:t>
+      </w:r>
+      <w:r>
+        <w:rPr>
+          <w:rFonts w:cstheme="minorHAnsi"/>
+          <w:b/>
+          <w:bCs/>
+          <w:i/>
+          <w:iCs/>
+        </w:rPr>
+        <w:t>any of them</w:t>
+      </w:r>
+      <w:r>
+        <w:rPr>
+          <w:rFonts w:cstheme="minorHAnsi"/>
+          <w:b/>
+          <w:bCs/>
+        </w:rPr>
+        <w:t>.</w:t>
+      </w:r>
+    </w:p>
+    <w:p>
+      <w:pPr>
+        <w:rPr>
+          <w:rFonts w:cstheme="minorHAnsi"/>
+          <w:b/>
+          <w:bCs/>
+        </w:rPr>
+      </w:pPr>
+      <w:r>
+        <w:rPr>
+          <w:rFonts w:cstheme="minorHAnsi"/>
+          <w:b/>
+          <w:bCs/>
+        </w:rPr>
+        <w:t> </w:t>
+      </w:r>
+    </w:p>
+    <w:p>
+      <w:pPr>
+        <w:rPr>
+          <w:rFonts w:cstheme="minorHAnsi"/>
+          <w:b/>
+          <w:bCs/>
+        </w:rPr>
+      </w:pPr>
+      <w:r>
+        <w:rPr>
+          <w:rFonts w:cstheme="minorHAnsi"/>
+          <w:b/>
+          <w:bCs/>
+        </w:rPr>
+        <w:t>Example 1:</w:t>
+      </w:r>
+    </w:p>
+    <w:p>
+      <w:pPr>
+        <w:rPr>
+          <w:rFonts w:cstheme="minorHAnsi"/>
+          <w:b/>
+          <w:bCs/>
+        </w:rPr>
+      </w:pPr>
+      <w:r>
+        <w:rPr>
+          <w:rFonts w:cstheme="minorHAnsi"/>
+          <w:b/>
+          <w:bCs/>
+        </w:rPr>
+        <w:t>Input: s = "tree"</w:t>
+      </w:r>
+    </w:p>
+    <w:p>
+      <w:pPr>
+        <w:rPr>
+          <w:rFonts w:cstheme="minorHAnsi"/>
+          <w:b/>
+          <w:bCs/>
+        </w:rPr>
+      </w:pPr>
+      <w:r>
+        <w:rPr>
+          <w:rFonts w:cstheme="minorHAnsi"/>
+          <w:b/>
+          <w:bCs/>
+        </w:rPr>
+        <w:t>Output: "eert"</w:t>
+      </w:r>
+    </w:p>
+    <w:p>
+      <w:pPr>
+        <w:rPr>
+          <w:rFonts w:cstheme="minorHAnsi"/>
+          <w:b/>
+          <w:bCs/>
+        </w:rPr>
+      </w:pPr>
+      <w:r>
+        <w:rPr>
+          <w:rFonts w:cstheme="minorHAnsi"/>
+          <w:b/>
+          <w:bCs/>
+        </w:rPr>
+        <w:t>Explanation: 'e' appears twice while 'r' and 't' both appear once.</w:t>
+      </w:r>
+    </w:p>
+    <w:p>
+      <w:pPr>
+        <w:rPr>
+          <w:rFonts w:cstheme="minorHAnsi"/>
+          <w:b/>
+          <w:bCs/>
+        </w:rPr>
+      </w:pPr>
+      <w:r>
+        <w:rPr>
+          <w:rFonts w:cstheme="minorHAnsi"/>
+          <w:b/>
+          <w:bCs/>
+        </w:rPr>
+        <w:t>So 'e' must appear before both 'r' and 't'. Therefore "eetr" is also a valid answer.</w:t>
+      </w:r>
+    </w:p>
+    <w:p>
+      <w:pPr>
+        <w:rPr>
+          <w:rFonts w:cstheme="minorHAnsi"/>
+          <w:b/>
+          <w:bCs/>
+        </w:rPr>
+      </w:pPr>
+      <w:r>
+        <w:rPr>
+          <w:rFonts w:cstheme="minorHAnsi"/>
+          <w:b/>
+          <w:bCs/>
+        </w:rPr>
+        <w:t>Example 2:</w:t>
+      </w:r>
+    </w:p>
+    <w:p>
+      <w:pPr>
+        <w:rPr>
+          <w:rFonts w:cstheme="minorHAnsi"/>
+          <w:b/>
+          <w:bCs/>
+        </w:rPr>
+      </w:pPr>
+      <w:r>
+        <w:rPr>
+          <w:rFonts w:cstheme="minorHAnsi"/>
+          <w:b/>
+          <w:bCs/>
+        </w:rPr>
+        <w:t>Input: s = "cccaaa"</w:t>
+      </w:r>
+    </w:p>
+    <w:p>
+      <w:pPr>
+        <w:rPr>
+          <w:rFonts w:cstheme="minorHAnsi"/>
+          <w:b/>
+          <w:bCs/>
+        </w:rPr>
+      </w:pPr>
+      <w:r>
+        <w:rPr>
+          <w:rFonts w:cstheme="minorHAnsi"/>
+          <w:b/>
+          <w:bCs/>
+        </w:rPr>
+        <w:t>Output: "aaaccc"</w:t>
+      </w:r>
+    </w:p>
+    <w:p>
+      <w:pPr>
+        <w:rPr>
+          <w:rFonts w:cstheme="minorHAnsi"/>
+          <w:b/>
+          <w:bCs/>
+        </w:rPr>
+      </w:pPr>
+      <w:r>
+        <w:rPr>
+          <w:rFonts w:cstheme="minorHAnsi"/>
+          <w:b/>
+          <w:bCs/>
+        </w:rPr>
+        <w:t>Explanation: Both 'c' and 'a' appear three times, so both "cccaaa" and "aaaccc" are valid answers.</w:t>
+      </w:r>
+    </w:p>
+    <w:p>
+      <w:pPr>
+        <w:rPr>
+          <w:rFonts w:cstheme="minorHAnsi"/>
+          <w:b/>
+          <w:bCs/>
+        </w:rPr>
+      </w:pPr>
+      <w:r>
+        <w:rPr>
+          <w:rFonts w:cstheme="minorHAnsi"/>
+          <w:b/>
+          <w:bCs/>
+        </w:rPr>
+        <w:t>Note that "cacaca" is incorrect, as the same characters must be together.</w:t>
+      </w:r>
+    </w:p>
+    <w:p>
+      <w:pPr>
+        <w:rPr>
+          <w:rFonts w:cstheme="minorHAnsi"/>
+          <w:b/>
+          <w:bCs/>
+        </w:rPr>
+      </w:pPr>
+      <w:r>
+        <w:rPr>
+          <w:rFonts w:cstheme="minorHAnsi"/>
+          <w:b/>
+          <w:bCs/>
+        </w:rPr>
+        <w:t>Example 3:</w:t>
+      </w:r>
+    </w:p>
+    <w:p>
+      <w:pPr>
+        <w:rPr>
+          <w:rFonts w:cstheme="minorHAnsi"/>
+          <w:b/>
+          <w:bCs/>
+        </w:rPr>
+      </w:pPr>
+      <w:r>
+        <w:rPr>
+          <w:rFonts w:cstheme="minorHAnsi"/>
+          <w:b/>
+          <w:bCs/>
+        </w:rPr>
+        <w:t>Input: s = "Aabb"</w:t>
+      </w:r>
+    </w:p>
+    <w:p>
+      <w:pPr>
+        <w:rPr>
+          <w:rFonts w:cstheme="minorHAnsi"/>
+          <w:b/>
+          <w:bCs/>
+        </w:rPr>
+      </w:pPr>
+      <w:r>
+        <w:rPr>
+          <w:rFonts w:cstheme="minorHAnsi"/>
+          <w:b/>
+          <w:bCs/>
+        </w:rPr>
+        <w:t>Output: "bbAa"</w:t>
+      </w:r>
+    </w:p>
+    <w:p>
+      <w:pPr>
+        <w:rPr>
+          <w:rFonts w:cstheme="minorHAnsi"/>
+          <w:b/>
+          <w:bCs/>
+        </w:rPr>
+      </w:pPr>
+      <w:r>
+        <w:rPr>
+          <w:rFonts w:cstheme="minorHAnsi"/>
+          <w:b/>
+          <w:bCs/>
+        </w:rPr>
+        <w:t>Explanation: "bbaA" is also a valid answer, but "Aabb" is incorrect.</w:t>
+      </w:r>
+    </w:p>
+    <w:p>
+      <w:pPr>
+        <w:rPr>
+          <w:rFonts w:cstheme="minorHAnsi"/>
+          <w:b/>
+          <w:bCs/>
+        </w:rPr>
+      </w:pPr>
+      <w:r>
+        <w:rPr>
+          <w:rFonts w:cstheme="minorHAnsi"/>
+          <w:b/>
+          <w:bCs/>
+        </w:rPr>
+        <w:t>Note that 'A' and 'a' are treated as two different characters.</w:t>
+      </w:r>
+    </w:p>
+    <w:p>
+      <w:pPr>
+        <w:rPr>
+          <w:rFonts w:cstheme="minorHAnsi"/>
+          <w:b/>
+          <w:bCs/>
+        </w:rPr>
+      </w:pPr>
+    </w:p>
+    <w:p>
+      <w:pPr>
+        <w:rPr>
+          <w:rFonts w:cstheme="minorHAnsi"/>
+          <w:b/>
+          <w:bCs/>
+        </w:rPr>
+      </w:pPr>
+    </w:p>
+    <w:p>
+      <w:pPr>
+        <w:rPr>
+          <w:rFonts w:cstheme="minorHAnsi"/>
+          <w:b/>
+          <w:bCs/>
+        </w:rPr>
+      </w:pPr>
+    </w:p>
+    <w:p>
+      <w:pPr>
+        <w:rPr>
+          <w:rFonts w:cstheme="minorHAnsi"/>
+          <w:b/>
+          <w:bCs/>
+        </w:rPr>
+      </w:pPr>
+    </w:p>
+    <w:p>
+      <w:pPr>
+        <w:rPr>
+          <w:rFonts w:cstheme="minorHAnsi"/>
+          <w:b/>
+          <w:bCs/>
+        </w:rPr>
+      </w:pPr>
+    </w:p>
+    <w:p>
+      <w:pPr>
+        <w:rPr>
+          <w:rFonts w:cstheme="minorHAnsi"/>
+          <w:b/>
+          <w:bCs/>
+        </w:rPr>
+      </w:pPr>
+    </w:p>
+    <w:p>
+      <w:pPr>
+        <w:rPr>
+          <w:rFonts w:cstheme="minorHAnsi"/>
+          <w:b/>
+          <w:bCs/>
+        </w:rPr>
+      </w:pPr>
+    </w:p>
+    <w:p>
+      <w:pPr>
+        <w:rPr>
+          <w:rFonts w:cstheme="minorHAnsi"/>
+          <w:b/>
+          <w:bCs/>
+        </w:rPr>
+      </w:pPr>
+    </w:p>
+    <w:p>
+      <w:pPr>
+        <w:rPr>
+          <w:rFonts w:cstheme="minorHAnsi"/>
+          <w:b/>
+          <w:bCs/>
+        </w:rPr>
+      </w:pPr>
+      <w:r>
+        <w:rPr>
+          <w:rFonts w:cstheme="minorHAnsi"/>
+          <w:b/>
+          <w:bCs/>
+        </w:rPr>
+        <w:lastRenderedPageBreak/>
+        <w:t>CODE:</w:t>
+      </w:r>
+    </w:p>
+    <w:p>
+      <w:pPr>
+        <w:rPr>
+          <w:rFonts w:cstheme="minorHAnsi"/>
+          <w:b/>
+          <w:bCs/>
+        </w:rPr>
+      </w:pPr>
+      <w:r>
+        <w:rPr>
+          <w:rFonts w:cstheme="minorHAnsi"/>
+          <w:b/>
+          <w:bCs/>
+        </w:rPr>
+        <w:t>TC:  build hashmap O(n) + heap insert(m log m) (worst m = n) +</w:t>
+      </w:r>
+      <w:r>
+        <w:rPr>
+          <w:rFonts w:cstheme="minorHAnsi"/>
+          <w:b/>
+          <w:bCs/>
+        </w:rPr>
+        <w:t>res string</w:t>
+      </w:r>
+      <w:r>
+        <w:rPr>
+          <w:rFonts w:cstheme="minorHAnsi"/>
+          <w:b/>
+          <w:bCs/>
+        </w:rPr>
+        <w:t xml:space="preserve"> O(n) →O(n log n)</w:t>
+      </w:r>
+    </w:p>
+    <w:p>
+      <w:pPr>
+        <w:rPr>
+          <w:rFonts w:cstheme="minorHAnsi"/>
+          <w:b/>
+          <w:bCs/>
+        </w:rPr>
+      </w:pPr>
+      <w:r>
+        <w:rPr>
+          <w:rFonts w:cstheme="minorHAnsi"/>
+          <w:b/>
+          <w:bCs/>
+        </w:rPr>
+        <w:t>SC: O(n) → hashmap O(m) + heap O(m) + result string O(n) (worst m = n)</w:t>
+      </w:r>
+    </w:p>
+    <w:p>
+      <w:pPr>
+        <w:rPr>
+          <w:rFonts w:cstheme="minorHAnsi"/>
+        </w:rPr>
+      </w:pPr>
+      <w:r>
+        <w:rPr>
+          <w:rFonts w:cstheme="minorHAnsi"/>
+        </w:rPr>
+        <w:t>class Solution {</w:t>
+      </w:r>
+    </w:p>
+    <w:p>
+      <w:pPr>
+        <w:rPr>
+          <w:rFonts w:cstheme="minorHAnsi"/>
+        </w:rPr>
+      </w:pPr>
+      <w:r>
+        <w:rPr>
+          <w:rFonts w:cstheme="minorHAnsi"/>
+        </w:rPr>
+        <w:t>    public String frequencySort(String s) {</w:t>
+      </w:r>
+    </w:p>
+    <w:p>
+      <w:pPr>
+        <w:rPr>
+          <w:rFonts w:cstheme="minorHAnsi"/>
+        </w:rPr>
+      </w:pPr>
+      <w:r>
+        <w:rPr>
+          <w:rFonts w:cstheme="minorHAnsi"/>
+        </w:rPr>
+        <w:t>        HashMap&lt;Character , Integer&gt; hm = new HashMap();</w:t>
+      </w:r>
+    </w:p>
+    <w:p>
+      <w:pPr>
+        <w:rPr>
+          <w:rFonts w:cstheme="minorHAnsi"/>
+        </w:rPr>
+      </w:pPr>
+      <w:r>
+        <w:rPr>
+          <w:rFonts w:cstheme="minorHAnsi"/>
+        </w:rPr>
+        <w:t>        int len = s.length();</w:t>
+      </w:r>
+    </w:p>
+    <w:p>
+      <w:pPr>
+        <w:rPr>
+          <w:rFonts w:cstheme="minorHAnsi"/>
+        </w:rPr>
+      </w:pPr>
+      <w:r>
+        <w:rPr>
+          <w:rFonts w:cstheme="minorHAnsi"/>
+        </w:rPr>
+        <w:t>        for(int i = 0 ; i&lt;len ; i++)</w:t>
+      </w:r>
+    </w:p>
+    <w:p>
+      <w:pPr>
+        <w:rPr>
+          <w:rFonts w:cstheme="minorHAnsi"/>
+        </w:rPr>
+      </w:pPr>
+      <w:r>
+        <w:rPr>
+          <w:rFonts w:cstheme="minorHAnsi"/>
+        </w:rPr>
+        <w:t>        {</w:t>
+      </w:r>
+    </w:p>
+    <w:p>
+      <w:pPr>
+        <w:rPr>
+          <w:rFonts w:cstheme="minorHAnsi"/>
+        </w:rPr>
+      </w:pPr>
+      <w:r>
+        <w:rPr>
+          <w:rFonts w:cstheme="minorHAnsi"/>
+        </w:rPr>
+        <w:t>            Character ch = s.charAt(i);</w:t>
+      </w:r>
+    </w:p>
+    <w:p>
+      <w:pPr>
+        <w:rPr>
+          <w:rFonts w:cstheme="minorHAnsi"/>
+        </w:rPr>
+      </w:pPr>
+      <w:r>
+        <w:rPr>
+          <w:rFonts w:cstheme="minorHAnsi"/>
+        </w:rPr>
+        <w:t>            hm.put(ch , hm.getOrDefault(ch , 0)+1);</w:t>
+      </w:r>
+    </w:p>
+    <w:p>
+      <w:pPr>
+        <w:rPr>
+          <w:rFonts w:cstheme="minorHAnsi"/>
+        </w:rPr>
+      </w:pPr>
+      <w:r>
+        <w:rPr>
+          <w:rFonts w:cstheme="minorHAnsi"/>
+        </w:rPr>
+        <w:t>        }</w:t>
+      </w:r>
+    </w:p>
+    <w:p>
+      <w:pPr>
+        <w:rPr>
+          <w:rFonts w:cstheme="minorHAnsi"/>
+        </w:rPr>
+      </w:pPr>
+      <w:r>
+        <w:rPr>
+          <w:rFonts w:cstheme="minorHAnsi"/>
+        </w:rPr>
+        <w:t>        PriorityQueue&lt;Character&gt; pq = new PriorityQueue&lt;&gt;((a,b)-&gt;hm.get(b)-hm.get(a));</w:t>
+      </w:r>
+    </w:p>
+    <w:p>
+      <w:pPr>
+        <w:rPr>
+          <w:rFonts w:cstheme="minorHAnsi"/>
+        </w:rPr>
+      </w:pPr>
+      <w:r>
+        <w:rPr>
+          <w:rFonts w:cstheme="minorHAnsi"/>
+        </w:rPr>
+        <w:t>        pq.addAll(hm.keySet());</w:t>
+      </w:r>
+    </w:p>
+    <w:p>
+      <w:pPr>
+        <w:rPr>
+          <w:rFonts w:cstheme="minorHAnsi"/>
+        </w:rPr>
+      </w:pPr>
+      <w:r>
+        <w:rPr>
+          <w:rFonts w:cstheme="minorHAnsi"/>
+        </w:rPr>
+        <w:t>        StringBuilder res = new StringBuilder();</w:t>
+      </w:r>
+    </w:p>
+    <w:p>
+      <w:pPr>
+        <w:rPr>
+          <w:rFonts w:cstheme="minorHAnsi"/>
+        </w:rPr>
+      </w:pPr>
+      <w:r>
+        <w:rPr>
+          <w:rFonts w:cstheme="minorHAnsi"/>
+        </w:rPr>
+        <w:t>        while(!pq.isEmpty())</w:t>
+      </w:r>
+    </w:p>
+    <w:p>
+      <w:pPr>
+        <w:rPr>
+          <w:rFonts w:cstheme="minorHAnsi"/>
+        </w:rPr>
+      </w:pPr>
+      <w:r>
+        <w:rPr>
+          <w:rFonts w:cstheme="minorHAnsi"/>
+        </w:rPr>
+        <w:t>        {</w:t>
+      </w:r>
+    </w:p>
+    <w:p>
+      <w:pPr>
+        <w:rPr>
+          <w:rFonts w:cstheme="minorHAnsi"/>
+        </w:rPr>
+      </w:pPr>
+      <w:r>
+        <w:rPr>
+          <w:rFonts w:cstheme="minorHAnsi"/>
+        </w:rPr>
+        <w:t>            Character key = pq.poll();</w:t>
+      </w:r>
+    </w:p>
+    <w:p>
+      <w:pPr>
+        <w:rPr>
+          <w:rFonts w:cstheme="minorHAnsi"/>
+        </w:rPr>
+      </w:pPr>
+      <w:r>
+        <w:rPr>
+          <w:rFonts w:cstheme="minorHAnsi"/>
+        </w:rPr>
+        <w:t>            int count = hm.get(key);</w:t>
+      </w:r>
+    </w:p>
+    <w:p>
+      <w:pPr>
+        <w:rPr>
+          <w:rFonts w:cstheme="minorHAnsi"/>
+        </w:rPr>
+      </w:pPr>
+      <w:r>
+        <w:rPr>
+          <w:rFonts w:cstheme="minorHAnsi"/>
+        </w:rPr>
+        <w:t>            while(count&gt;0)</w:t>
+      </w:r>
+    </w:p>
+    <w:p>
+      <w:pPr>
+        <w:rPr>
+          <w:rFonts w:cstheme="minorHAnsi"/>
+        </w:rPr>
+      </w:pPr>
+      <w:r>
+        <w:rPr>
+          <w:rFonts w:cstheme="minorHAnsi"/>
+        </w:rPr>
+        <w:t>            {</w:t>
+      </w:r>
+    </w:p>
+    <w:p>
+      <w:pPr>
+        <w:rPr>
+          <w:rFonts w:cstheme="minorHAnsi"/>
+        </w:rPr>
+      </w:pPr>
+      <w:r>
+        <w:rPr>
+          <w:rFonts w:cstheme="minorHAnsi"/>
+        </w:rPr>
+        <w:t>                res.append(key);</w:t>
+      </w:r>
+    </w:p>
+    <w:p>
+      <w:pPr>
+        <w:rPr>
+          <w:rFonts w:cstheme="minorHAnsi"/>
+        </w:rPr>
+      </w:pPr>
+      <w:r>
+        <w:rPr>
+          <w:rFonts w:cstheme="minorHAnsi"/>
+        </w:rPr>
+        <w:t>                count--;</w:t>
+      </w:r>
+    </w:p>
+    <w:p>
+      <w:pPr>
+        <w:rPr>
+          <w:rFonts w:cstheme="minorHAnsi"/>
+        </w:rPr>
+      </w:pPr>
+      <w:r>
+        <w:rPr>
+          <w:rFonts w:cstheme="minorHAnsi"/>
+        </w:rPr>
+        <w:t>            }</w:t>
+      </w:r>
+    </w:p>
+    <w:p>
+      <w:pPr>
+        <w:rPr>
+          <w:rFonts w:cstheme="minorHAnsi"/>
+        </w:rPr>
+      </w:pPr>
+      <w:r>
+        <w:rPr>
+          <w:rFonts w:cstheme="minorHAnsi"/>
+        </w:rPr>
+        <w:t>        }</w:t>
+      </w:r>
+    </w:p>
+    <w:p>
+      <w:pPr>
+        <w:rPr>
+          <w:rFonts w:cstheme="minorHAnsi"/>
+        </w:rPr>
+      </w:pPr>
+      <w:r>
+        <w:rPr>
+          <w:rFonts w:cstheme="minorHAnsi"/>
+        </w:rPr>
+        <w:t>        return res.toString()</w:t>
+      </w:r>
+      <w:r>
+        <w:rPr>
+          <w:rFonts w:cstheme="minorHAnsi"/>
+        </w:rPr>
+        <w:t>;</w:t>
+      </w:r>
+      <w:r>
+        <w:rPr>
+          <w:rFonts w:cstheme="minorHAnsi"/>
+        </w:rPr>
+        <w:t xml:space="preserve">    </w:t>
+      </w:r>
+    </w:p>
+    <w:p>
+      <w:pPr>
+        <w:rPr>
+          <w:rFonts w:cstheme="minorHAnsi"/>
+        </w:rPr>
+      </w:pPr>
+      <w:r>
+        <w:rPr>
+          <w:rFonts w:cstheme="minorHAnsi"/>
+        </w:rPr>
+        <w:t>    }</w:t>
+      </w:r>
+    </w:p>
+    <w:p>
+      <w:pPr>
+        <w:rPr>
+          <w:rFonts w:cstheme="minorHAnsi"/>
+        </w:rPr>
+      </w:pPr>
+      <w:r>
+        <w:rPr>
+          <w:rFonts w:cstheme="minorHAnsi"/>
+        </w:rPr>
+        <w:t>}</w:t>
+      </w:r>
+    </w:p>
+    <w:p>
+      <w:pPr>
+        <w:rPr>
+          <w:rFonts w:cstheme="minorHAnsi"/>
+          <w:b/>
+          <w:bCs/>
+        </w:rPr>
+      </w:pPr>
+      <w:r>
+        <w:rPr>
+          <w:rFonts w:cstheme="minorHAnsi"/>
+          <w:b/>
+          <w:bCs/>
+        </w:rPr>
+        <w:lastRenderedPageBreak/>
+        <w:t>LC#506 RELATIVE RANKS</w:t>
+      </w:r>
+    </w:p>
+    <w:p>
+      <w:pPr>
+        <w:rPr>
+          <w:rFonts w:cstheme="minorHAnsi"/>
+          <w:b/>
+          <w:bCs/>
+        </w:rPr>
+      </w:pPr>
+      <w:r>
+        <w:rPr>
+          <w:rFonts w:cstheme="minorHAnsi"/>
+          <w:b/>
+          <w:bCs/>
+        </w:rPr>
+        <w:t>You are given an integer array score of size n, where score[i] is the score of the i</w:t>
+      </w:r>
+      <w:r>
+        <w:rPr>
+          <w:rFonts w:cstheme="minorHAnsi"/>
+          <w:b/>
+          <w:bCs/>
+          <w:vertAlign w:val="superscript"/>
+        </w:rPr>
+        <w:t>th</w:t>
+      </w:r>
+      <w:r>
+        <w:rPr>
+          <w:rFonts w:cstheme="minorHAnsi"/>
+          <w:b/>
+          <w:bCs/>
+        </w:rPr>
+        <w:t> athlete in a competition. All the scores are guaranteed to be unique.</w:t>
+      </w:r>
+    </w:p>
+    <w:p>
+      <w:pPr>
+        <w:rPr>
+          <w:rFonts w:cstheme="minorHAnsi"/>
+          <w:b/>
+          <w:bCs/>
+        </w:rPr>
+      </w:pPr>
+      <w:r>
+        <w:rPr>
+          <w:rFonts w:cstheme="minorHAnsi"/>
+          <w:b/>
+          <w:bCs/>
+        </w:rPr>
+        <w:t>The athletes are placed based on their scores, where the 1</w:t>
+      </w:r>
+      <w:r>
+        <w:rPr>
+          <w:rFonts w:cstheme="minorHAnsi"/>
+          <w:b/>
+          <w:bCs/>
+          <w:vertAlign w:val="superscript"/>
+        </w:rPr>
+        <w:t>st</w:t>
+      </w:r>
+      <w:r>
+        <w:rPr>
+          <w:rFonts w:cstheme="minorHAnsi"/>
+          <w:b/>
+          <w:bCs/>
+        </w:rPr>
+        <w:t> place athlete has the highest score, the 2</w:t>
+      </w:r>
+      <w:r>
+        <w:rPr>
+          <w:rFonts w:cstheme="minorHAnsi"/>
+          <w:b/>
+          <w:bCs/>
+          <w:vertAlign w:val="superscript"/>
+        </w:rPr>
+        <w:t>nd</w:t>
+      </w:r>
+      <w:r>
+        <w:rPr>
+          <w:rFonts w:cstheme="minorHAnsi"/>
+          <w:b/>
+          <w:bCs/>
+        </w:rPr>
+        <w:t> place athlete has the 2</w:t>
+      </w:r>
+      <w:r>
+        <w:rPr>
+          <w:rFonts w:cstheme="minorHAnsi"/>
+          <w:b/>
+          <w:bCs/>
+          <w:vertAlign w:val="superscript"/>
+        </w:rPr>
+        <w:t>nd</w:t>
+      </w:r>
+      <w:r>
+        <w:rPr>
+          <w:rFonts w:cstheme="minorHAnsi"/>
+          <w:b/>
+          <w:bCs/>
+        </w:rPr>
+        <w:t> highest score, and so on. The placement of each athlete determines their rank:</w:t>
+      </w:r>
+    </w:p>
+    <w:p>
+      <w:pPr>
+        <w:numPr>
+          <w:ilvl w:val="0"/>
+          <w:numId w:val="1"/>
+        </w:numPr>
+        <w:rPr>
+          <w:rFonts w:cstheme="minorHAnsi"/>
+          <w:b/>
+          <w:bCs/>
+        </w:rPr>
+      </w:pPr>
+      <w:r>
+        <w:rPr>
+          <w:rFonts w:cstheme="minorHAnsi"/>
+          <w:b/>
+          <w:bCs/>
+        </w:rPr>
+        <w:t>The 1</w:t>
+      </w:r>
+      <w:r>
+        <w:rPr>
+          <w:rFonts w:cstheme="minorHAnsi"/>
+          <w:b/>
+          <w:bCs/>
+          <w:vertAlign w:val="superscript"/>
+        </w:rPr>
+        <w:t>st</w:t>
+      </w:r>
+      <w:r>
+        <w:rPr>
+          <w:rFonts w:cstheme="minorHAnsi"/>
+          <w:b/>
+          <w:bCs/>
+        </w:rPr>
+        <w:t> place athlete's rank is "Gold Medal".</w:t>
+      </w:r>
+    </w:p>
+    <w:p>
+      <w:pPr>
+        <w:numPr>
+          <w:ilvl w:val="0"/>
+          <w:numId w:val="1"/>
+        </w:numPr>
+        <w:rPr>
+          <w:rFonts w:cstheme="minorHAnsi"/>
+          <w:b/>
+          <w:bCs/>
+        </w:rPr>
+      </w:pPr>
+      <w:r>
+        <w:rPr>
+          <w:rFonts w:cstheme="minorHAnsi"/>
+          <w:b/>
+          <w:bCs/>
+        </w:rPr>
+        <w:t>The 2</w:t>
+      </w:r>
+      <w:r>
+        <w:rPr>
+          <w:rFonts w:cstheme="minorHAnsi"/>
+          <w:b/>
+          <w:bCs/>
+          <w:vertAlign w:val="superscript"/>
+        </w:rPr>
+        <w:t>nd</w:t>
+      </w:r>
+      <w:r>
+        <w:rPr>
+          <w:rFonts w:cstheme="minorHAnsi"/>
+          <w:b/>
+          <w:bCs/>
+        </w:rPr>
+        <w:t> place athlete's rank is "Silver Medal".</w:t>
+      </w:r>
+    </w:p>
+    <w:p>
+      <w:pPr>
+        <w:numPr>
+          <w:ilvl w:val="0"/>
+          <w:numId w:val="1"/>
+        </w:numPr>
+        <w:rPr>
+          <w:rFonts w:cstheme="minorHAnsi"/>
+          <w:b/>
+          <w:bCs/>
+        </w:rPr>
+      </w:pPr>
+      <w:r>
+        <w:rPr>
+          <w:rFonts w:cstheme="minorHAnsi"/>
+          <w:b/>
+          <w:bCs/>
+        </w:rPr>
+        <w:t>The 3</w:t>
+      </w:r>
+      <w:r>
+        <w:rPr>
+          <w:rFonts w:cstheme="minorHAnsi"/>
+          <w:b/>
+          <w:bCs/>
+          <w:vertAlign w:val="superscript"/>
+        </w:rPr>
+        <w:t>rd</w:t>
+      </w:r>
+      <w:r>
+        <w:rPr>
+          <w:rFonts w:cstheme="minorHAnsi"/>
+          <w:b/>
+          <w:bCs/>
+        </w:rPr>
+        <w:t> place athlete's rank is "Bronze Medal".</w:t>
+      </w:r>
+    </w:p>
+    <w:p>
+      <w:pPr>
+        <w:numPr>
+          <w:ilvl w:val="0"/>
+          <w:numId w:val="1"/>
+        </w:numPr>
+        <w:rPr>
+          <w:rFonts w:cstheme="minorHAnsi"/>
+          <w:b/>
+          <w:bCs/>
+        </w:rPr>
+      </w:pPr>
+      <w:r>
+        <w:rPr>
+          <w:rFonts w:cstheme="minorHAnsi"/>
+          <w:b/>
+          <w:bCs/>
+        </w:rPr>
+        <w:t>For the 4</w:t>
+      </w:r>
+      <w:r>
+        <w:rPr>
+          <w:rFonts w:cstheme="minorHAnsi"/>
+          <w:b/>
+          <w:bCs/>
+          <w:vertAlign w:val="superscript"/>
+        </w:rPr>
+        <w:t>th</w:t>
+      </w:r>
+      <w:r>
+        <w:rPr>
+          <w:rFonts w:cstheme="minorHAnsi"/>
+          <w:b/>
+          <w:bCs/>
+        </w:rPr>
+        <w:t> place to the n</w:t>
+      </w:r>
+      <w:r>
+        <w:rPr>
+          <w:rFonts w:cstheme="minorHAnsi"/>
+          <w:b/>
+          <w:bCs/>
+          <w:vertAlign w:val="superscript"/>
+        </w:rPr>
+        <w:t>th</w:t>
+      </w:r>
+      <w:r>
+        <w:rPr>
+          <w:rFonts w:cstheme="minorHAnsi"/>
+          <w:b/>
+          <w:bCs/>
+        </w:rPr>
+        <w:t> place athlete, their rank is their placement number (i.e., the x</w:t>
+      </w:r>
+      <w:r>
+        <w:rPr>
+          <w:rFonts w:cstheme="minorHAnsi"/>
+          <w:b/>
+          <w:bCs/>
+          <w:vertAlign w:val="superscript"/>
+        </w:rPr>
+        <w:t>th</w:t>
+      </w:r>
+      <w:r>
+        <w:rPr>
+          <w:rFonts w:cstheme="minorHAnsi"/>
+          <w:b/>
+          <w:bCs/>
+        </w:rPr>
+        <w:t> place athlete's rank is "x").</w:t>
+      </w:r>
+    </w:p>
+    <w:p>
+      <w:pPr>
+        <w:rPr>
+          <w:rFonts w:cstheme="minorHAnsi"/>
+          <w:b/>
+          <w:bCs/>
+        </w:rPr>
+      </w:pPr>
+      <w:r>
+        <w:rPr>
+          <w:rFonts w:cstheme="minorHAnsi"/>
+          <w:b/>
+          <w:bCs/>
+        </w:rPr>
+        <w:t>Return an array answer of size n where answer[i] is the rank of the i</w:t>
+      </w:r>
+      <w:r>
+        <w:rPr>
+          <w:rFonts w:cstheme="minorHAnsi"/>
+          <w:b/>
+          <w:bCs/>
+          <w:vertAlign w:val="superscript"/>
+        </w:rPr>
+        <w:t>th</w:t>
+      </w:r>
+      <w:r>
+        <w:rPr>
+          <w:rFonts w:cstheme="minorHAnsi"/>
+          <w:b/>
+          <w:bCs/>
+        </w:rPr>
+        <w:t> athlete.</w:t>
+      </w:r>
+    </w:p>
+    <w:p>
+      <w:pPr>
+        <w:rPr>
+          <w:rFonts w:cstheme="minorHAnsi"/>
+          <w:b/>
+          <w:bCs/>
+        </w:rPr>
+      </w:pPr>
+      <w:r>
+        <w:rPr>
+          <w:rFonts w:cstheme="minorHAnsi"/>
+          <w:b/>
+          <w:bCs/>
+        </w:rPr>
+        <w:t> </w:t>
+      </w:r>
+    </w:p>
+    <w:p>
+      <w:pPr>
+        <w:rPr>
+          <w:rFonts w:cstheme="minorHAnsi"/>
+          <w:b/>
+          <w:bCs/>
+        </w:rPr>
+      </w:pPr>
+      <w:r>
+        <w:rPr>
+          <w:rFonts w:cstheme="minorHAnsi"/>
+          <w:b/>
+          <w:bCs/>
+        </w:rPr>
+        <w:t>Example 1:</w:t>
+      </w:r>
+    </w:p>
+    <w:p>
+      <w:pPr>
+        <w:rPr>
+          <w:rFonts w:cstheme="minorHAnsi"/>
+          <w:b/>
+          <w:bCs/>
+        </w:rPr>
+      </w:pPr>
+      <w:r>
+        <w:rPr>
+          <w:rFonts w:cstheme="minorHAnsi"/>
+          <w:b/>
+          <w:bCs/>
+        </w:rPr>
+        <w:t>Input: score = [5,4,3,2,1]</w:t>
+      </w:r>
+    </w:p>
+    <w:p>
+      <w:pPr>
+        <w:rPr>
+          <w:rFonts w:cstheme="minorHAnsi"/>
+          <w:b/>
+          <w:bCs/>
+        </w:rPr>
+      </w:pPr>
+      <w:r>
+        <w:rPr>
+          <w:rFonts w:cstheme="minorHAnsi"/>
+          <w:b/>
+          <w:bCs/>
+        </w:rPr>
+        <w:t>Output: ["Gold Medal","Silver Medal","Bronze Medal","4","5"]</w:t>
+      </w:r>
+    </w:p>
+    <w:p>
+      <w:pPr>
+        <w:rPr>
+          <w:rFonts w:cstheme="minorHAnsi"/>
+          <w:b/>
+          <w:bCs/>
+        </w:rPr>
+      </w:pPr>
+      <w:r>
+        <w:rPr>
+          <w:rFonts w:cstheme="minorHAnsi"/>
+          <w:b/>
+          <w:bCs/>
+        </w:rPr>
+        <w:t>Explanation: The placements are [1</w:t>
+      </w:r>
+      <w:r>
+        <w:rPr>
+          <w:rFonts w:cstheme="minorHAnsi"/>
+          <w:b/>
+          <w:bCs/>
+          <w:vertAlign w:val="superscript"/>
+        </w:rPr>
+        <w:t>st</w:t>
+      </w:r>
+      <w:r>
+        <w:rPr>
+          <w:rFonts w:cstheme="minorHAnsi"/>
+          <w:b/>
+          <w:bCs/>
+        </w:rPr>
+        <w:t>, 2</w:t>
+      </w:r>
+      <w:r>
+        <w:rPr>
+          <w:rFonts w:cstheme="minorHAnsi"/>
+          <w:b/>
+          <w:bCs/>
+          <w:vertAlign w:val="superscript"/>
+        </w:rPr>
+        <w:t>nd</w:t>
+      </w:r>
+      <w:r>
+        <w:rPr>
+          <w:rFonts w:cstheme="minorHAnsi"/>
+          <w:b/>
+          <w:bCs/>
+        </w:rPr>
+        <w:t>, 3</w:t>
+      </w:r>
+      <w:r>
+        <w:rPr>
+          <w:rFonts w:cstheme="minorHAnsi"/>
+          <w:b/>
+          <w:bCs/>
+          <w:vertAlign w:val="superscript"/>
+        </w:rPr>
+        <w:t>rd</w:t>
+      </w:r>
+      <w:r>
+        <w:rPr>
+          <w:rFonts w:cstheme="minorHAnsi"/>
+          <w:b/>
+          <w:bCs/>
+        </w:rPr>
+        <w:t>, 4</w:t>
+      </w:r>
+      <w:r>
+        <w:rPr>
+          <w:rFonts w:cstheme="minorHAnsi"/>
+          <w:b/>
+          <w:bCs/>
+          <w:vertAlign w:val="superscript"/>
+        </w:rPr>
+        <w:t>th</w:t>
+      </w:r>
+      <w:r>
+        <w:rPr>
+          <w:rFonts w:cstheme="minorHAnsi"/>
+          <w:b/>
+          <w:bCs/>
+        </w:rPr>
+        <w:t>, 5</w:t>
+      </w:r>
+      <w:r>
+        <w:rPr>
+          <w:rFonts w:cstheme="minorHAnsi"/>
+          <w:b/>
+          <w:bCs/>
+          <w:vertAlign w:val="superscript"/>
+        </w:rPr>
+        <w:t>th</w:t>
+      </w:r>
+      <w:r>
+        <w:rPr>
+          <w:rFonts w:cstheme="minorHAnsi"/>
+          <w:b/>
+          <w:bCs/>
+        </w:rPr>
+        <w:t>].</w:t>
+      </w:r>
+    </w:p>
+    <w:p>
+      <w:pPr>
+        <w:rPr>
+          <w:rFonts w:cstheme="minorHAnsi"/>
+          <w:b/>
+          <w:bCs/>
+        </w:rPr>
+      </w:pPr>
+      <w:r>
+        <w:rPr>
+          <w:rFonts w:cstheme="minorHAnsi"/>
+          <w:b/>
+          <w:bCs/>
+        </w:rPr>
+        <w:t>Example 2:</w:t>
+      </w:r>
+    </w:p>
+    <w:p>
+      <w:pPr>
+        <w:rPr>
+          <w:rFonts w:cstheme="minorHAnsi"/>
+          <w:b/>
+          <w:bCs/>
+        </w:rPr>
+      </w:pPr>
+      <w:r>
+        <w:rPr>
+          <w:rFonts w:cstheme="minorHAnsi"/>
+          <w:b/>
+          <w:bCs/>
+        </w:rPr>
+        <w:t>Input: score = [10,3,8,9,4]</w:t>
+      </w:r>
+    </w:p>
+    <w:p>
+      <w:pPr>
+        <w:rPr>
+          <w:rFonts w:cstheme="minorHAnsi"/>
+          <w:b/>
+          <w:bCs/>
+        </w:rPr>
+      </w:pPr>
+      <w:r>
+        <w:rPr>
+          <w:rFonts w:cstheme="minorHAnsi"/>
+          <w:b/>
+          <w:bCs/>
+        </w:rPr>
+        <w:t>Output: ["Gold Medal","5","Bronze Medal","Silver Medal","4"]</w:t>
+      </w:r>
+    </w:p>
+    <w:p>
+      <w:pPr>
+        <w:rPr>
+          <w:rFonts w:cstheme="minorHAnsi"/>
+          <w:b/>
+          <w:bCs/>
+        </w:rPr>
+      </w:pPr>
+      <w:r>
+        <w:rPr>
+          <w:rFonts w:cstheme="minorHAnsi"/>
+          <w:b/>
+          <w:bCs/>
+        </w:rPr>
+        <w:t>Explanation: The placements are [1</w:t>
+      </w:r>
+      <w:r>
+        <w:rPr>
+          <w:rFonts w:cstheme="minorHAnsi"/>
+          <w:b/>
+          <w:bCs/>
+          <w:vertAlign w:val="superscript"/>
+        </w:rPr>
+        <w:t>st</w:t>
+      </w:r>
+      <w:r>
+        <w:rPr>
+          <w:rFonts w:cstheme="minorHAnsi"/>
+          <w:b/>
+          <w:bCs/>
+        </w:rPr>
+        <w:t>, 5</w:t>
+      </w:r>
+      <w:r>
+        <w:rPr>
+          <w:rFonts w:cstheme="minorHAnsi"/>
+          <w:b/>
+          <w:bCs/>
+          <w:vertAlign w:val="superscript"/>
+        </w:rPr>
+        <w:t>th</w:t>
+      </w:r>
+      <w:r>
+        <w:rPr>
+          <w:rFonts w:cstheme="minorHAnsi"/>
+          <w:b/>
+          <w:bCs/>
+        </w:rPr>
+        <w:t>, 3</w:t>
+      </w:r>
+      <w:r>
+        <w:rPr>
+          <w:rFonts w:cstheme="minorHAnsi"/>
+          <w:b/>
+          <w:bCs/>
+          <w:vertAlign w:val="superscript"/>
+        </w:rPr>
+        <w:t>rd</w:t>
+      </w:r>
+      <w:r>
+        <w:rPr>
+          <w:rFonts w:cstheme="minorHAnsi"/>
+          <w:b/>
+          <w:bCs/>
+        </w:rPr>
+        <w:t>, 2</w:t>
+      </w:r>
+      <w:r>
+        <w:rPr>
+          <w:rFonts w:cstheme="minorHAnsi"/>
+          <w:b/>
+          <w:bCs/>
+          <w:vertAlign w:val="superscript"/>
+        </w:rPr>
+        <w:t>nd</w:t>
+      </w:r>
+      <w:r>
+        <w:rPr>
+          <w:rFonts w:cstheme="minorHAnsi"/>
+          <w:b/>
+          <w:bCs/>
+        </w:rPr>
+        <w:t>, 4</w:t>
+      </w:r>
+      <w:r>
+        <w:rPr>
+          <w:rFonts w:cstheme="minorHAnsi"/>
+          <w:b/>
+          <w:bCs/>
+          <w:vertAlign w:val="superscript"/>
+        </w:rPr>
+        <w:t>th</w:t>
+      </w:r>
+      <w:r>
+        <w:rPr>
+          <w:rFonts w:cstheme="minorHAnsi"/>
+          <w:b/>
+          <w:bCs/>
+        </w:rPr>
+        <w:t>].</w:t>
+      </w:r>
+    </w:p>
+    <w:p>
+      <w:pPr>
+        <w:rPr>
+          <w:rFonts w:cstheme="minorHAnsi"/>
+          <w:b/>
+          <w:bCs/>
+        </w:rPr>
+      </w:pPr>
+    </w:p>
+    <w:p>
+      <w:pPr>
+        <w:rPr>
+          <w:rFonts w:cstheme="minorHAnsi"/>
+          <w:b/>
+          <w:bCs/>
+        </w:rPr>
+      </w:pPr>
+    </w:p>
+    <w:p>
+      <w:pPr>
+        <w:rPr>
+          <w:rFonts w:cstheme="minorHAnsi"/>
+          <w:b/>
+          <w:bCs/>
+        </w:rPr>
+      </w:pPr>
+    </w:p>
+    <w:p>
+      <w:pPr>
+        <w:rPr>
+          <w:rFonts w:cstheme="minorHAnsi"/>
+          <w:b/>
+          <w:bCs/>
+        </w:rPr>
+      </w:pPr>
+    </w:p>
+    <w:p>
+      <w:pPr>
+        <w:rPr>
+          <w:rFonts w:cstheme="minorHAnsi"/>
+          <w:b/>
+          <w:bCs/>
+        </w:rPr>
+      </w:pPr>
+    </w:p>
+    <w:p>
+      <w:pPr>
+        <w:rPr>
+          <w:rFonts w:cstheme="minorHAnsi"/>
+          <w:b/>
+          <w:bCs/>
+        </w:rPr>
+      </w:pPr>
+    </w:p>
+    <w:p>
+      <w:pPr>
+        <w:rPr>
+          <w:rFonts w:cstheme="minorHAnsi"/>
+          <w:b/>
+          <w:bCs/>
+        </w:rPr>
+      </w:pPr>
+    </w:p>
+    <w:p>
+      <w:pPr>
+        <w:rPr>
+          <w:rFonts w:cstheme="minorHAnsi"/>
+          <w:b/>
+          <w:bCs/>
+        </w:rPr>
+      </w:pPr>
+    </w:p>
+    <w:p>
+      <w:pPr>
+        <w:rPr>
+          <w:rFonts w:cstheme="minorHAnsi"/>
+          <w:b/>
+          <w:bCs/>
+        </w:rPr>
+      </w:pPr>
+      <w:r>
+        <w:rPr>
+          <w:rFonts w:cstheme="minorHAnsi"/>
+          <w:b/>
+          <w:bCs/>
+        </w:rPr>
+        <w:lastRenderedPageBreak/>
+        <w:t>APP:</w:t>
+      </w:r>
+    </w:p>
+    <w:p>
+      <w:pPr>
+        <w:rPr>
+          <w:rFonts w:cstheme="minorHAnsi"/>
+          <w:b/>
+          <w:bCs/>
+        </w:rPr>
+      </w:pPr>
+      <w:r>
+        <w:rPr>
+          <w:rFonts w:cstheme="minorHAnsi"/>
+          <w:b/>
+          <w:bCs/>
+        </w:rPr>
+        <w:t>-&gt;put that in a hash map val , index</w:t>
+      </w:r>
+    </w:p>
+    <w:p>
+      <w:pPr>
+        <w:rPr>
+          <w:rFonts w:cstheme="minorHAnsi"/>
+          <w:b/>
+          <w:bCs/>
+        </w:rPr>
+      </w:pPr>
+      <w:r>
+        <w:rPr>
+          <w:rFonts w:cstheme="minorHAnsi"/>
+          <w:b/>
+          <w:bCs/>
+        </w:rPr>
+        <w:t>-&gt;then put it in a priorityqueue</w:t>
+      </w:r>
+    </w:p>
+    <w:p>
+      <w:pPr>
+        <w:rPr>
+          <w:rFonts w:cstheme="minorHAnsi"/>
+          <w:b/>
+          <w:bCs/>
+        </w:rPr>
+      </w:pPr>
+      <w:r>
+        <w:rPr>
+          <w:rFonts w:cstheme="minorHAnsi"/>
+          <w:b/>
+          <w:bCs/>
+        </w:rPr>
+        <w:t>-&gt;assign first 3 prices check the len condition(index from hashmap)</w:t>
+      </w:r>
+    </w:p>
+    <w:p>
+      <w:pPr>
+        <w:rPr>
+          <w:rFonts w:cstheme="minorHAnsi"/>
+          <w:b/>
+          <w:bCs/>
+        </w:rPr>
+      </w:pPr>
+      <w:r>
+        <w:rPr>
+          <w:rFonts w:cstheme="minorHAnsi"/>
+          <w:b/>
+          <w:bCs/>
+        </w:rPr>
+        <w:t>-&gt;after that assign normally</w:t>
+      </w:r>
+    </w:p>
+    <w:p>
+      <w:pPr>
+        <w:rPr>
+          <w:rFonts w:cstheme="minorHAnsi"/>
+          <w:b/>
+          <w:bCs/>
+        </w:rPr>
+      </w:pPr>
+      <w:r>
+        <w:rPr>
+          <w:rFonts w:cstheme="minorHAnsi"/>
+          <w:b/>
+          <w:bCs/>
+        </w:rPr>
+        <w:t>CODE:</w:t>
+      </w:r>
+    </w:p>
+    <w:p>
+      <w:pPr>
+        <w:rPr>
+          <w:rFonts w:cstheme="minorHAnsi"/>
+          <w:b/>
+          <w:bCs/>
+        </w:rPr>
+      </w:pPr>
+      <w:r>
+        <w:rPr>
+          <w:rFonts w:cstheme="minorHAnsi"/>
+          <w:b/>
+          <w:bCs/>
+        </w:rPr>
+        <w:t>TC: O(n log n) → hashmap build O(n) + inserting all scores into max heap O(n log n) + polling all elements O(n log n)</w:t>
+      </w:r>
+    </w:p>
+    <w:p>
+      <w:pPr>
+        <w:rPr>
+          <w:rFonts w:cstheme="minorHAnsi"/>
+          <w:b/>
+          <w:bCs/>
+        </w:rPr>
+      </w:pPr>
+      <w:r>
+        <w:rPr>
+          <w:rFonts w:cstheme="minorHAnsi"/>
+          <w:b/>
+          <w:bCs/>
+        </w:rPr>
+        <w:t>SC: O(n) → hashmap O(n) + heap O(n) + result array O(n)</w:t>
+      </w:r>
+    </w:p>
+    <w:p>
+      <w:pPr>
+        <w:rPr>
+          <w:rFonts w:cstheme="minorHAnsi"/>
+        </w:rPr>
+      </w:pPr>
+      <w:r>
+        <w:rPr>
+          <w:rFonts w:cstheme="minorHAnsi"/>
+        </w:rPr>
+        <w:t>class Solution {</w:t>
+      </w:r>
+    </w:p>
+    <w:p>
+      <w:pPr>
+        <w:rPr>
+          <w:rFonts w:cstheme="minorHAnsi"/>
+        </w:rPr>
+      </w:pPr>
+      <w:r>
+        <w:rPr>
+          <w:rFonts w:cstheme="minorHAnsi"/>
+        </w:rPr>
+        <w:t>    public String[] findRelativeRanks(int[] score) {</w:t>
+      </w:r>
+    </w:p>
+    <w:p>
+      <w:pPr>
+        <w:rPr>
+          <w:rFonts w:cstheme="minorHAnsi"/>
+        </w:rPr>
+      </w:pPr>
+      <w:r>
+        <w:rPr>
+          <w:rFonts w:cstheme="minorHAnsi"/>
+        </w:rPr>
+        <w:t>        int len = score.length;</w:t>
+      </w:r>
+    </w:p>
+    <w:p>
+      <w:pPr>
+        <w:rPr>
+          <w:rFonts w:cstheme="minorHAnsi"/>
+        </w:rPr>
+      </w:pPr>
+      <w:r>
+        <w:rPr>
+          <w:rFonts w:cstheme="minorHAnsi"/>
+        </w:rPr>
+        <w:t>        String[] res = new String[len];</w:t>
+      </w:r>
+    </w:p>
+    <w:p>
+      <w:pPr>
+        <w:rPr>
+          <w:rFonts w:cstheme="minorHAnsi"/>
+        </w:rPr>
+      </w:pPr>
+      <w:r>
+        <w:rPr>
+          <w:rFonts w:cstheme="minorHAnsi"/>
+        </w:rPr>
+        <w:t>        HashMap&lt;Integer , Integer&gt; hm = new HashMap();</w:t>
+      </w:r>
+    </w:p>
+    <w:p>
+      <w:pPr>
+        <w:rPr>
+          <w:rFonts w:cstheme="minorHAnsi"/>
+        </w:rPr>
+      </w:pPr>
+      <w:r>
+        <w:rPr>
+          <w:rFonts w:cstheme="minorHAnsi"/>
+        </w:rPr>
+        <w:t>        int j = 0;</w:t>
+      </w:r>
+    </w:p>
+    <w:p>
+      <w:pPr>
+        <w:rPr>
+          <w:rFonts w:cstheme="minorHAnsi"/>
+        </w:rPr>
+      </w:pPr>
+      <w:r>
+        <w:rPr>
+          <w:rFonts w:cstheme="minorHAnsi"/>
+        </w:rPr>
+        <w:t>        for(int n : score)</w:t>
+      </w:r>
+    </w:p>
+    <w:p>
+      <w:pPr>
+        <w:rPr>
+          <w:rFonts w:cstheme="minorHAnsi"/>
+        </w:rPr>
+      </w:pPr>
+      <w:r>
+        <w:rPr>
+          <w:rFonts w:cstheme="minorHAnsi"/>
+        </w:rPr>
+        <w:t>            hm.put(n , j++);</w:t>
+      </w:r>
+    </w:p>
+    <w:p>
+      <w:pPr>
+        <w:rPr>
+          <w:rFonts w:cstheme="minorHAnsi"/>
+        </w:rPr>
+      </w:pPr>
+      <w:r>
+        <w:rPr>
+          <w:rFonts w:cstheme="minorHAnsi"/>
+        </w:rPr>
+        <w:t>        PriorityQueue&lt;Integer&gt; pq = new PriorityQueue&lt;&gt;((a,b)-&gt;b-a);</w:t>
+      </w:r>
+    </w:p>
+    <w:p>
+      <w:pPr>
+        <w:rPr>
+          <w:rFonts w:cstheme="minorHAnsi"/>
+        </w:rPr>
+      </w:pPr>
+      <w:r>
+        <w:rPr>
+          <w:rFonts w:cstheme="minorHAnsi"/>
+        </w:rPr>
+        <w:t>        for(int i = 0 ; i&lt;score.length ; i++ )</w:t>
+      </w:r>
+    </w:p>
+    <w:p>
+      <w:pPr>
+        <w:rPr>
+          <w:rFonts w:cstheme="minorHAnsi"/>
+        </w:rPr>
+      </w:pPr>
+      <w:r>
+        <w:rPr>
+          <w:rFonts w:cstheme="minorHAnsi"/>
+        </w:rPr>
+        <w:t>        {</w:t>
+      </w:r>
+    </w:p>
+    <w:p>
+      <w:pPr>
+        <w:rPr>
+          <w:rFonts w:cstheme="minorHAnsi"/>
+        </w:rPr>
+      </w:pPr>
+      <w:r>
+        <w:rPr>
+          <w:rFonts w:cstheme="minorHAnsi"/>
+        </w:rPr>
+        <w:t>            pq.offer(score[i]);</w:t>
+      </w:r>
+    </w:p>
+    <w:p>
+      <w:pPr>
+        <w:rPr>
+          <w:rFonts w:cstheme="minorHAnsi"/>
+        </w:rPr>
+      </w:pPr>
+      <w:r>
+        <w:rPr>
+          <w:rFonts w:cstheme="minorHAnsi"/>
+        </w:rPr>
+        <w:t>        }</w:t>
+      </w:r>
+    </w:p>
+    <w:p>
+      <w:pPr>
+        <w:rPr>
+          <w:rFonts w:cstheme="minorHAnsi"/>
+        </w:rPr>
+      </w:pPr>
+      <w:r>
+        <w:rPr>
+          <w:rFonts w:cstheme="minorHAnsi"/>
+        </w:rPr>
+        <w:t>        int i = 0;</w:t>
+      </w:r>
+    </w:p>
+    <w:p>
+      <w:pPr>
+        <w:rPr>
+          <w:rFonts w:cstheme="minorHAnsi"/>
+        </w:rPr>
+      </w:pPr>
+      <w:r>
+        <w:rPr>
+          <w:rFonts w:cstheme="minorHAnsi"/>
+        </w:rPr>
+        <w:t>        int idx = hm.get(pq.poll());</w:t>
+      </w:r>
+    </w:p>
+    <w:p>
+      <w:pPr>
+        <w:rPr>
+          <w:rFonts w:cstheme="minorHAnsi"/>
+        </w:rPr>
+      </w:pPr>
+      <w:r>
+        <w:rPr>
+          <w:rFonts w:cstheme="minorHAnsi"/>
+        </w:rPr>
+        <w:t>        res[idx] = "Gold Medal";</w:t>
+      </w:r>
+    </w:p>
+    <w:p>
+      <w:pPr>
+        <w:rPr>
+          <w:rFonts w:cstheme="minorHAnsi"/>
+        </w:rPr>
+      </w:pPr>
+      <w:r>
+        <w:rPr>
+          <w:rFonts w:cstheme="minorHAnsi"/>
+        </w:rPr>
+        <w:t>        if(len&gt;1)</w:t>
+      </w:r>
+    </w:p>
+    <w:p>
+      <w:pPr>
+        <w:rPr>
+          <w:rFonts w:cstheme="minorHAnsi"/>
+        </w:rPr>
+      </w:pPr>
+      <w:r>
+        <w:rPr>
+          <w:rFonts w:cstheme="minorHAnsi"/>
+        </w:rPr>
+        <w:t>        {</w:t>
+      </w:r>
+    </w:p>
+    <w:p>
+      <w:pPr>
+        <w:rPr>
+          <w:rFonts w:cstheme="minorHAnsi"/>
+        </w:rPr>
+      </w:pPr>
+      <w:r>
+        <w:rPr>
+          <w:rFonts w:cstheme="minorHAnsi"/>
+        </w:rPr>
+        <w:t>        idx = hm.get(pq.poll());</w:t>
+      </w:r>
+    </w:p>
+    <w:p>
+      <w:pPr>
+        <w:rPr>
+          <w:rFonts w:cstheme="minorHAnsi"/>
+        </w:rPr>
+      </w:pPr>
+      <w:r>
+        <w:rPr>
+          <w:rFonts w:cstheme="minorHAnsi"/>
+        </w:rPr>
+        <w:lastRenderedPageBreak/>
+        <w:t>        res[idx] = "Silver Medal";</w:t>
+      </w:r>
+    </w:p>
+    <w:p>
+      <w:pPr>
+        <w:rPr>
+          <w:rFonts w:cstheme="minorHAnsi"/>
+        </w:rPr>
+      </w:pPr>
+      <w:r>
+        <w:rPr>
+          <w:rFonts w:cstheme="minorHAnsi"/>
+        </w:rPr>
+        <w:t>        }</w:t>
+      </w:r>
+    </w:p>
+    <w:p>
+      <w:pPr>
+        <w:rPr>
+          <w:rFonts w:cstheme="minorHAnsi"/>
+        </w:rPr>
+      </w:pPr>
+      <w:r>
+        <w:rPr>
+          <w:rFonts w:cstheme="minorHAnsi"/>
+        </w:rPr>
+        <w:t>        if(len&gt;2){</w:t>
+      </w:r>
+    </w:p>
+    <w:p>
+      <w:pPr>
+        <w:rPr>
+          <w:rFonts w:cstheme="minorHAnsi"/>
+        </w:rPr>
+      </w:pPr>
+      <w:r>
+        <w:rPr>
+          <w:rFonts w:cstheme="minorHAnsi"/>
+        </w:rPr>
+        <w:t>        idx = hm.get(pq.poll());</w:t>
+      </w:r>
+    </w:p>
+    <w:p>
+      <w:pPr>
+        <w:rPr>
+          <w:rFonts w:cstheme="minorHAnsi"/>
+        </w:rPr>
+      </w:pPr>
+      <w:r>
+        <w:rPr>
+          <w:rFonts w:cstheme="minorHAnsi"/>
+        </w:rPr>
+        <w:t>        res[idx] = "Bronze Medal";</w:t>
+      </w:r>
+    </w:p>
+    <w:p>
+      <w:pPr>
+        <w:rPr>
+          <w:rFonts w:cstheme="minorHAnsi"/>
+        </w:rPr>
+      </w:pPr>
+      <w:r>
+        <w:rPr>
+          <w:rFonts w:cstheme="minorHAnsi"/>
+        </w:rPr>
+        <w:t>        }</w:t>
+      </w:r>
+    </w:p>
+    <w:p>
+      <w:pPr>
+        <w:rPr>
+          <w:rFonts w:cstheme="minorHAnsi"/>
+        </w:rPr>
+      </w:pPr>
+      <w:r>
+        <w:rPr>
+          <w:rFonts w:cstheme="minorHAnsi"/>
+        </w:rPr>
+        <w:t>        int pos = 4;</w:t>
+      </w:r>
+    </w:p>
+    <w:p>
+      <w:pPr>
+        <w:rPr>
+          <w:rFonts w:cstheme="minorHAnsi"/>
+        </w:rPr>
+      </w:pPr>
+      <w:r>
+        <w:rPr>
+          <w:rFonts w:cstheme="minorHAnsi"/>
+        </w:rPr>
+        <w:t>        while(!pq.isEmpty())</w:t>
+      </w:r>
+    </w:p>
+    <w:p>
+      <w:pPr>
+        <w:rPr>
+          <w:rFonts w:cstheme="minorHAnsi"/>
+        </w:rPr>
+      </w:pPr>
+      <w:r>
+        <w:rPr>
+          <w:rFonts w:cstheme="minorHAnsi"/>
+        </w:rPr>
+        <w:t>        {</w:t>
+      </w:r>
+    </w:p>
+    <w:p>
+      <w:pPr>
+        <w:rPr>
+          <w:rFonts w:cstheme="minorHAnsi"/>
+        </w:rPr>
+      </w:pPr>
+      <w:r>
+        <w:rPr>
+          <w:rFonts w:cstheme="minorHAnsi"/>
+        </w:rPr>
+        <w:t>            idx = hm.get(pq.poll());</w:t>
+      </w:r>
+    </w:p>
+    <w:p>
+      <w:pPr>
+        <w:rPr>
+          <w:rFonts w:cstheme="minorHAnsi"/>
+        </w:rPr>
+      </w:pPr>
+      <w:r>
+        <w:rPr>
+          <w:rFonts w:cstheme="minorHAnsi"/>
+        </w:rPr>
+        <w:t>            res[idx]  = String.valueOf(pos);</w:t>
+      </w:r>
+    </w:p>
+    <w:p>
+      <w:pPr>
+        <w:rPr>
+          <w:rFonts w:cstheme="minorHAnsi"/>
+        </w:rPr>
+      </w:pPr>
+      <w:r>
+        <w:rPr>
+          <w:rFonts w:cstheme="minorHAnsi"/>
+        </w:rPr>
+        <w:t>            pos++;</w:t>
+      </w:r>
+    </w:p>
+    <w:p>
+      <w:pPr>
+        <w:rPr>
+          <w:rFonts w:cstheme="minorHAnsi"/>
+        </w:rPr>
+      </w:pPr>
+      <w:r>
+        <w:rPr>
+          <w:rFonts w:cstheme="minorHAnsi"/>
+        </w:rPr>
+        <w:t>        }</w:t>
+      </w:r>
+    </w:p>
+    <w:p>
+      <w:pPr>
+        <w:rPr>
+          <w:rFonts w:cstheme="minorHAnsi"/>
+        </w:rPr>
+      </w:pPr>
+      <w:r>
+        <w:rPr>
+          <w:rFonts w:cstheme="minorHAnsi"/>
+        </w:rPr>
+        <w:t xml:space="preserve">        return res;       </w:t>
+      </w:r>
+    </w:p>
+    <w:p>
+      <w:pPr>
+        <w:rPr>
+          <w:rFonts w:cstheme="minorHAnsi"/>
+        </w:rPr>
+      </w:pPr>
+      <w:r>
+        <w:rPr>
+          <w:rFonts w:cstheme="minorHAnsi"/>
+        </w:rPr>
+        <w:t>    }</w:t>
+      </w:r>
+    </w:p>
+    <w:p>
+      <w:pPr>
+        <w:rPr>
+          <w:rFonts w:cstheme="minorHAnsi"/>
+        </w:rPr>
+      </w:pPr>
+      <w:r>
+        <w:rPr>
+          <w:rFonts w:cstheme="minorHAnsi"/>
+        </w:rPr>
+        <w:t>}</w:t>
+      </w:r>
+    </w:p>
+    <w:p>
+      <w:pPr>
+        <w:rPr>
+          <w:rFonts w:cstheme="minorHAnsi"/>
+          <w:b/>
+          <w:bCs/>
+        </w:rPr>
+      </w:pPr>
+      <w:r>
+        <w:rPr>
+          <w:rFonts w:cstheme="minorHAnsi"/>
+          <w:b/>
+          <w:bCs/>
+        </w:rPr>
+        <w:t>-&gt;this is optimal in heap but optimal is 2d array sorting</w:t>
+      </w:r>
+    </w:p>
+    <w:p>
+      <w:pPr>
+        <w:rPr>
+          <w:rFonts w:cstheme="minorHAnsi"/>
+          <w:b/>
+          <w:bCs/>
+        </w:rPr>
+      </w:pPr>
+    </w:p>
+    <w:p>
+      <w:pPr>
+        <w:rPr>
+          <w:rFonts w:cstheme="minorHAnsi"/>
+          <w:b/>
+          <w:bCs/>
+        </w:rPr>
+      </w:pPr>
+    </w:p>
+    <w:p>
+      <w:pPr>
+        <w:rPr>
+          <w:rFonts w:cstheme="minorHAnsi"/>
+          <w:b/>
+          <w:bCs/>
+        </w:rPr>
+      </w:pPr>
+    </w:p>
+    <w:p>
+      <w:pPr>
+        <w:rPr>
+          <w:rFonts w:cstheme="minorHAnsi"/>
+          <w:b/>
+          <w:bCs/>
+        </w:rPr>
+      </w:pPr>
+    </w:p>
+    <w:p>
+      <w:pPr>
+        <w:rPr>
+          <w:rFonts w:cstheme="minorHAnsi"/>
+          <w:b/>
+          <w:bCs/>
+        </w:rPr>
+      </w:pPr>
+    </w:p>
+    <w:p>
+      <w:pPr>
+        <w:rPr>
+          <w:rFonts w:cstheme="minorHAnsi"/>
+          <w:b/>
+          <w:bCs/>
+        </w:rPr>
+      </w:pPr>
+    </w:p>
+    <w:p>
+      <w:pPr>
+        <w:rPr>
+          <w:rFonts w:cstheme="minorHAnsi"/>
+          <w:b/>
+          <w:bCs/>
+        </w:rPr>
+      </w:pPr>
+    </w:p>
+    <w:p>
+      <w:pPr>
+        <w:rPr>
+          <w:rFonts w:cstheme="minorHAnsi"/>
+          <w:b/>
+          <w:bCs/>
+        </w:rPr>
+      </w:pPr>
+    </w:p>
+    <w:p>
+      <w:pPr>
+        <w:rPr>
+          <w:rFonts w:cstheme="minorHAnsi"/>
+          <w:b/>
+          <w:bCs/>
+        </w:rPr>
+      </w:pPr>
+    </w:p>
+    <w:p>
+      <w:pPr>
+        <w:rPr>
+          <w:rFonts w:cstheme="minorHAnsi"/>
+          <w:b/>
+          <w:bCs/>
+        </w:rPr>
+      </w:pPr>
+    </w:p>
+    <w:p>
+      <w:pPr>
+        <w:rPr>
+          <w:rFonts w:cstheme="minorHAnsi"/>
+          <w:b/>
+          <w:bCs/>
+        </w:rPr>
+      </w:pPr>
+    </w:p>
+    <w:p>
+      <w:pPr>
+        <w:rPr>
+          <w:rFonts w:cstheme="minorHAnsi"/>
+          <w:b/>
+          <w:bCs/>
+        </w:rPr>
+      </w:pPr>
+      <w:r>
+        <w:rPr>
+          <w:rFonts w:cstheme="minorHAnsi"/>
+          <w:b/>
+          <w:bCs/>
+        </w:rPr>
+        <w:lastRenderedPageBreak/>
+        <w:t>CODE: TC: O(N LOG N) SC : O(N)</w:t>
+      </w:r>
+    </w:p>
+    <w:p>
+      <w:pPr>
+        <w:rPr>
+          <w:rFonts w:cstheme="minorHAnsi"/>
+          <w:b/>
+          <w:bCs/>
+        </w:rPr>
+      </w:pPr>
+      <w:r>
+        <w:rPr>
+          <w:rFonts w:cstheme="minorHAnsi"/>
+          <w:b/>
+          <w:bCs/>
+        </w:rPr>
+        <w:t>class Solution {</w:t>
+      </w:r>
+    </w:p>
+    <w:p>
+      <w:pPr>
+        <w:rPr>
+          <w:rFonts w:cstheme="minorHAnsi"/>
+          <w:b/>
+          <w:bCs/>
+        </w:rPr>
+      </w:pPr>
+      <w:r>
+        <w:rPr>
+          <w:rFonts w:cstheme="minorHAnsi"/>
+          <w:b/>
+          <w:bCs/>
+        </w:rPr>
+        <w:t>    public String[] findRelativeRanks(int[] score) {</w:t>
+      </w:r>
+    </w:p>
+    <w:p>
+      <w:pPr>
+        <w:rPr>
+          <w:rFonts w:cstheme="minorHAnsi"/>
+          <w:b/>
+          <w:bCs/>
+        </w:rPr>
+      </w:pPr>
+      <w:r>
+        <w:rPr>
+          <w:rFonts w:cstheme="minorHAnsi"/>
+          <w:b/>
+          <w:bCs/>
+        </w:rPr>
+        <w:t>        int n = score.length;</w:t>
+      </w:r>
+    </w:p>
+    <w:p>
+      <w:pPr>
+        <w:rPr>
+          <w:rFonts w:cstheme="minorHAnsi"/>
+          <w:b/>
+          <w:bCs/>
+        </w:rPr>
+      </w:pPr>
+      <w:r>
+        <w:rPr>
+          <w:rFonts w:cstheme="minorHAnsi"/>
+          <w:b/>
+          <w:bCs/>
+        </w:rPr>
+        <w:t>        String[] res = new String[n];</w:t>
+      </w:r>
+    </w:p>
+    <w:p>
+      <w:pPr>
+        <w:rPr>
+          <w:rFonts w:cstheme="minorHAnsi"/>
+          <w:b/>
+          <w:bCs/>
+        </w:rPr>
+      </w:pPr>
+    </w:p>
+    <w:p>
+      <w:pPr>
+        <w:rPr>
+          <w:rFonts w:cstheme="minorHAnsi"/>
+          <w:b/>
+          <w:bCs/>
+        </w:rPr>
+      </w:pPr>
+      <w:r>
+        <w:rPr>
+          <w:rFonts w:cstheme="minorHAnsi"/>
+          <w:b/>
+          <w:bCs/>
+        </w:rPr>
+        <w:t>        int[][] arr = new int[n][2];</w:t>
+      </w:r>
+    </w:p>
+    <w:p>
+      <w:pPr>
+        <w:rPr>
+          <w:rFonts w:cstheme="minorHAnsi"/>
+          <w:b/>
+          <w:bCs/>
+        </w:rPr>
+      </w:pPr>
+      <w:r>
+        <w:rPr>
+          <w:rFonts w:cstheme="minorHAnsi"/>
+          <w:b/>
+          <w:bCs/>
+        </w:rPr>
+        <w:t>        for (int i = 0; i &lt; n; i++) {</w:t>
+      </w:r>
+    </w:p>
+    <w:p>
+      <w:pPr>
+        <w:rPr>
+          <w:rFonts w:cstheme="minorHAnsi"/>
+          <w:b/>
+          <w:bCs/>
+        </w:rPr>
+      </w:pPr>
+      <w:r>
+        <w:rPr>
+          <w:rFonts w:cstheme="minorHAnsi"/>
+          <w:b/>
+          <w:bCs/>
+        </w:rPr>
+        <w:t>            arr[i][0] = score[i];</w:t>
+      </w:r>
+    </w:p>
+    <w:p>
+      <w:pPr>
+        <w:rPr>
+          <w:rFonts w:cstheme="minorHAnsi"/>
+          <w:b/>
+          <w:bCs/>
+        </w:rPr>
+      </w:pPr>
+      <w:r>
+        <w:rPr>
+          <w:rFonts w:cstheme="minorHAnsi"/>
+          <w:b/>
+          <w:bCs/>
+        </w:rPr>
+        <w:t>            arr[i][1] = i;</w:t>
+      </w:r>
+    </w:p>
+    <w:p>
+      <w:pPr>
+        <w:rPr>
+          <w:rFonts w:cstheme="minorHAnsi"/>
+          <w:b/>
+          <w:bCs/>
+        </w:rPr>
+      </w:pPr>
+      <w:r>
+        <w:rPr>
+          <w:rFonts w:cstheme="minorHAnsi"/>
+          <w:b/>
+          <w:bCs/>
+        </w:rPr>
+        <w:t>        }</w:t>
+      </w:r>
+    </w:p>
+    <w:p>
+      <w:pPr>
+        <w:rPr>
+          <w:rFonts w:cstheme="minorHAnsi"/>
+          <w:b/>
+          <w:bCs/>
+        </w:rPr>
+      </w:pPr>
+      <w:r>
+        <w:rPr>
+          <w:rFonts w:cstheme="minorHAnsi"/>
+          <w:b/>
+          <w:bCs/>
+        </w:rPr>
+        <w:t>        Arrays.sort(arr, (a, b) -&gt; b[0] - a[0]);</w:t>
+      </w:r>
+    </w:p>
+    <w:p>
+      <w:pPr>
+        <w:rPr>
+          <w:rFonts w:cstheme="minorHAnsi"/>
+          <w:b/>
+          <w:bCs/>
+        </w:rPr>
+      </w:pPr>
+    </w:p>
+    <w:p>
+      <w:pPr>
+        <w:rPr>
+          <w:rFonts w:cstheme="minorHAnsi"/>
+          <w:b/>
+          <w:bCs/>
+        </w:rPr>
+      </w:pPr>
+      <w:r>
+        <w:rPr>
+          <w:rFonts w:cstheme="minorHAnsi"/>
+          <w:b/>
+          <w:bCs/>
+        </w:rPr>
+        <w:t>        for (int i = 0; i &lt; n; i++) {</w:t>
+      </w:r>
+    </w:p>
+    <w:p>
+      <w:pPr>
+        <w:rPr>
+          <w:rFonts w:cstheme="minorHAnsi"/>
+          <w:b/>
+          <w:bCs/>
+        </w:rPr>
+      </w:pPr>
+      <w:r>
+        <w:rPr>
+          <w:rFonts w:cstheme="minorHAnsi"/>
+          <w:b/>
+          <w:bCs/>
+        </w:rPr>
+        <w:t>            int idx = arr[i][1];</w:t>
+      </w:r>
+    </w:p>
+    <w:p>
+      <w:pPr>
+        <w:rPr>
+          <w:rFonts w:cstheme="minorHAnsi"/>
+          <w:b/>
+          <w:bCs/>
+        </w:rPr>
+      </w:pPr>
+      <w:r>
+        <w:rPr>
+          <w:rFonts w:cstheme="minorHAnsi"/>
+          <w:b/>
+          <w:bCs/>
+        </w:rPr>
+        <w:t>            if (i == 0) res[idx] = "Gold Medal";</w:t>
+      </w:r>
+    </w:p>
+    <w:p>
+      <w:pPr>
+        <w:rPr>
+          <w:rFonts w:cstheme="minorHAnsi"/>
+          <w:b/>
+          <w:bCs/>
+        </w:rPr>
+      </w:pPr>
+      <w:r>
+        <w:rPr>
+          <w:rFonts w:cstheme="minorHAnsi"/>
+          <w:b/>
+          <w:bCs/>
+        </w:rPr>
+        <w:t>            else if (i == 1) res[idx] = "Silver Medal";</w:t>
+      </w:r>
+    </w:p>
+    <w:p>
+      <w:pPr>
+        <w:rPr>
+          <w:rFonts w:cstheme="minorHAnsi"/>
+          <w:b/>
+          <w:bCs/>
+        </w:rPr>
+      </w:pPr>
+      <w:r>
+        <w:rPr>
+          <w:rFonts w:cstheme="minorHAnsi"/>
+          <w:b/>
+          <w:bCs/>
+        </w:rPr>
+        <w:t>            else if (i == 2) res[idx] = "Bronze Medal";</w:t>
+      </w:r>
+    </w:p>
+    <w:p>
+      <w:pPr>
+        <w:rPr>
+          <w:rFonts w:cstheme="minorHAnsi"/>
+          <w:b/>
+          <w:bCs/>
+        </w:rPr>
+      </w:pPr>
+      <w:r>
+        <w:rPr>
+          <w:rFonts w:cstheme="minorHAnsi"/>
+          <w:b/>
+          <w:bCs/>
+        </w:rPr>
+        <w:t>            else res[idx] = String.valueOf(i + 1);</w:t>
+      </w:r>
+    </w:p>
+    <w:p>
+      <w:pPr>
+        <w:rPr>
+          <w:rFonts w:cstheme="minorHAnsi"/>
+          <w:b/>
+          <w:bCs/>
+        </w:rPr>
+      </w:pPr>
+      <w:r>
+        <w:rPr>
+          <w:rFonts w:cstheme="minorHAnsi"/>
+          <w:b/>
+          <w:bCs/>
+        </w:rPr>
+        <w:t>        }</w:t>
+      </w:r>
+    </w:p>
+    <w:p>
+      <w:pPr>
+        <w:rPr>
+          <w:rFonts w:cstheme="minorHAnsi"/>
+          <w:b/>
+          <w:bCs/>
+        </w:rPr>
+      </w:pPr>
+    </w:p>
+    <w:p>
+      <w:pPr>
+        <w:rPr>
+          <w:rFonts w:cstheme="minorHAnsi"/>
+          <w:b/>
+          <w:bCs/>
+        </w:rPr>
+      </w:pPr>
+      <w:r>
+        <w:rPr>
+          <w:rFonts w:cstheme="minorHAnsi"/>
+          <w:b/>
+          <w:bCs/>
+        </w:rPr>
+        <w:t>        return res;</w:t>
+      </w:r>
+    </w:p>
+    <w:p>
+      <w:pPr>
+        <w:rPr>
+          <w:rFonts w:cstheme="minorHAnsi"/>
+          <w:b/>
+          <w:bCs/>
+        </w:rPr>
+      </w:pPr>
+      <w:r>
+        <w:rPr>
+          <w:rFonts w:cstheme="minorHAnsi"/>
+          <w:b/>
+          <w:bCs/>
+        </w:rPr>
+        <w:t>    }</w:t>
+      </w:r>
+    </w:p>
+    <w:p>
+      <w:pPr>
+        <w:rPr>
+          <w:rFonts w:cstheme="minorHAnsi"/>
+          <w:b/>
+          <w:bCs/>
+        </w:rPr>
+      </w:pPr>
+      <w:r>
+        <w:rPr>
+          <w:rFonts w:cstheme="minorHAnsi"/>
+          <w:b/>
+          <w:bCs/>
+        </w:rPr>
+        <w:t>}</w:t>
+      </w:r>
+    </w:p>
+    <w:p>
+      <w:pPr>
+        <w:rPr>
+          <w:rFonts w:cstheme="minorHAnsi"/>
+          <w:b/>
+          <w:bCs/>
+        </w:rPr>
+      </w:pPr>
+    </w:p>
+    <w:p>
+      <w:pPr>
+        <w:rPr>
+          <w:rFonts w:cstheme="minorHAnsi"/>
+          <w:b/>
+          <w:bCs/>
+        </w:rPr>
+      </w:pPr>
+    </w:p>
+    <w:p>
+      <w:pPr>
+        <w:rPr>
+          <w:rFonts w:cstheme="minorHAnsi"/>
+          <w:b/>
+          <w:bCs/>
+        </w:rPr>
+      </w:pPr>
+    </w:p>
+    <w:p>
+      <w:pPr>
+        <w:rPr>
+          <w:rFonts w:cstheme="minorHAnsi"/>
+          <w:b/>
+          <w:bCs/>
+        </w:rPr>
+      </w:pPr>
+    </w:p>
+    <w:p>
+      <w:pPr>
+        <w:rPr>
+          <w:rFonts w:cstheme="minorHAnsi"/>
+          <w:b/>
+          <w:bCs/>
+        </w:rPr>
+      </w:pPr>
+      <w:r>
+        <w:rPr>
+          <w:rFonts w:cstheme="minorHAnsi"/>
+          <w:b/>
+          <w:bCs/>
+        </w:rPr>
+        <w:lastRenderedPageBreak/>
+        <w:t>LC#703  Kth LARGEST ELEMENT IN A STREAM</w:t>
+      </w:r>
+    </w:p>
+    <w:p>
+      <w:pPr>
+        <w:rPr>
+          <w:rFonts w:cstheme="minorHAnsi"/>
+          <w:b/>
+          <w:bCs/>
+        </w:rPr>
+      </w:pPr>
+      <w:r>
+        <w:rPr>
+          <w:rFonts w:cstheme="minorHAnsi"/>
+          <w:b/>
+          <w:bCs/>
+        </w:rPr>
+        <w:t>You are tasked to implement a class which, for a given integer k, maintains a stream of test scores and continuously returns the kth highest test score after a new score has been submitted. More specifically, we are looking for the kth highest score in the sorted list of all scores.</w:t>
+      </w:r>
+    </w:p>
+    <w:p>
+      <w:pPr>
+        <w:rPr>
+          <w:rFonts w:cstheme="minorHAnsi"/>
+          <w:b/>
+          <w:bCs/>
+        </w:rPr>
+      </w:pPr>
+      <w:r>
+        <w:rPr>
+          <w:rFonts w:cstheme="minorHAnsi"/>
+          <w:b/>
+          <w:bCs/>
+        </w:rPr>
+        <w:t>Implement the KthLargest class:</w:t>
+      </w:r>
+    </w:p>
+    <w:p>
+      <w:pPr>
+        <w:numPr>
+          <w:ilvl w:val="0"/>
+          <w:numId w:val="2"/>
+        </w:numPr>
+        <w:rPr>
+          <w:rFonts w:cstheme="minorHAnsi"/>
+          <w:b/>
+          <w:bCs/>
+        </w:rPr>
+      </w:pPr>
+      <w:r>
+        <w:rPr>
+          <w:rFonts w:cstheme="minorHAnsi"/>
+          <w:b/>
+          <w:bCs/>
+        </w:rPr>
+        <w:t>KthLargest(int k, int[] nums) Initializes the object with the integer k and the stream of test scores nums.</w:t>
+      </w:r>
+    </w:p>
+    <w:p>
+      <w:pPr>
+        <w:numPr>
+          <w:ilvl w:val="0"/>
+          <w:numId w:val="2"/>
+        </w:numPr>
+        <w:rPr>
+          <w:rFonts w:cstheme="minorHAnsi"/>
+          <w:b/>
+          <w:bCs/>
+        </w:rPr>
+      </w:pPr>
+      <w:r>
+        <w:rPr>
+          <w:rFonts w:cstheme="minorHAnsi"/>
+          <w:b/>
+          <w:bCs/>
+        </w:rPr>
+        <w:t>int add(int val) Adds a new test score val to the stream and returns the element representing the k</w:t>
+      </w:r>
+      <w:r>
+        <w:rPr>
+          <w:rFonts w:cstheme="minorHAnsi"/>
+          <w:b/>
+          <w:bCs/>
+          <w:vertAlign w:val="superscript"/>
+        </w:rPr>
+        <w:t>th</w:t>
+      </w:r>
+      <w:r>
+        <w:rPr>
+          <w:rFonts w:cstheme="minorHAnsi"/>
+          <w:b/>
+          <w:bCs/>
+        </w:rPr>
+        <w:t> largest element in the pool of test scores so far.</w:t>
+      </w:r>
+    </w:p>
+    <w:p>
+      <w:pPr>
+        <w:rPr>
+          <w:rFonts w:cstheme="minorHAnsi"/>
+          <w:b/>
+          <w:bCs/>
+        </w:rPr>
+      </w:pPr>
+      <w:r>
+        <w:rPr>
+          <w:rFonts w:cstheme="minorHAnsi"/>
+          <w:b/>
+          <w:bCs/>
+        </w:rPr>
+        <w:t> </w:t>
+      </w:r>
+    </w:p>
+    <w:p>
+      <w:pPr>
+        <w:rPr>
+          <w:rFonts w:cstheme="minorHAnsi"/>
+          <w:b/>
+          <w:bCs/>
+        </w:rPr>
+      </w:pPr>
+      <w:r>
+        <w:rPr>
+          <w:rFonts w:cstheme="minorHAnsi"/>
+          <w:b/>
+          <w:bCs/>
+        </w:rPr>
+        <w:t>Example 1:</w:t>
+      </w:r>
+    </w:p>
+    <w:p>
+      <w:pPr>
+        <w:rPr>
+          <w:rFonts w:cstheme="minorHAnsi"/>
+          <w:b/>
+          <w:bCs/>
+        </w:rPr>
+      </w:pPr>
+      <w:r>
+        <w:rPr>
+          <w:rFonts w:cstheme="minorHAnsi"/>
+          <w:b/>
+          <w:bCs/>
+        </w:rPr>
+        <w:t>Input:</w:t>
+      </w:r>
+      <w:r>
+        <w:rPr>
+          <w:rFonts w:cstheme="minorHAnsi"/>
+          <w:b/>
+          <w:bCs/>
+        </w:rPr>
+        <w:br/>
+        <w:t>["KthLargest", "add", "add", "add", "add", "add"]</w:t>
+      </w:r>
+      <w:r>
+        <w:rPr>
+          <w:rFonts w:cstheme="minorHAnsi"/>
+          <w:b/>
+          <w:bCs/>
+        </w:rPr>
+        <w:br/>
+        <w:t>[[3, [4, 5, 8, 2]], [3], [5], [10], [9], [4]]</w:t>
+      </w:r>
+    </w:p>
+    <w:p>
+      <w:pPr>
+        <w:rPr>
+          <w:rFonts w:cstheme="minorHAnsi"/>
+          <w:b/>
+          <w:bCs/>
+        </w:rPr>
+      </w:pPr>
+      <w:r>
+        <w:rPr>
+          <w:rFonts w:cstheme="minorHAnsi"/>
+          <w:b/>
+          <w:bCs/>
+        </w:rPr>
+        <w:t>Output: [null, 4, 5, 5, 8, 8]</w:t>
+      </w:r>
+    </w:p>
+    <w:p>
+      <w:pPr>
+        <w:rPr>
+          <w:rFonts w:cstheme="minorHAnsi"/>
+          <w:b/>
+          <w:bCs/>
+        </w:rPr>
+      </w:pPr>
+      <w:r>
+        <w:rPr>
+          <w:rFonts w:cstheme="minorHAnsi"/>
+          <w:b/>
+          <w:bCs/>
+        </w:rPr>
+        <w:t>Explanation:</w:t>
+      </w:r>
+    </w:p>
+    <w:p>
+      <w:pPr>
+        <w:rPr>
+          <w:rFonts w:cstheme="minorHAnsi"/>
+          <w:b/>
+          <w:bCs/>
+        </w:rPr>
+      </w:pPr>
+      <w:r>
+        <w:rPr>
+          <w:rFonts w:cstheme="minorHAnsi"/>
+          <w:b/>
+          <w:bCs/>
+        </w:rPr>
+        <w:t>KthLargest kthLargest = new KthLargest(3, [4, 5, 8, 2]);</w:t>
+      </w:r>
+      <w:r>
+        <w:rPr>
+          <w:rFonts w:cstheme="minorHAnsi"/>
+          <w:b/>
+          <w:bCs/>
+        </w:rPr>
+        <w:br/>
+        <w:t>kthLargest.add(3); // return 4</w:t>
+      </w:r>
+      <w:r>
+        <w:rPr>
+          <w:rFonts w:cstheme="minorHAnsi"/>
+          <w:b/>
+          <w:bCs/>
+        </w:rPr>
+        <w:br/>
+        <w:t>kthLargest.add(5); // return 5</w:t>
+      </w:r>
+      <w:r>
+        <w:rPr>
+          <w:rFonts w:cstheme="minorHAnsi"/>
+          <w:b/>
+          <w:bCs/>
+        </w:rPr>
+        <w:br/>
+        <w:t>kthLargest.add(10); // return 5</w:t>
+      </w:r>
+      <w:r>
+        <w:rPr>
+          <w:rFonts w:cstheme="minorHAnsi"/>
+          <w:b/>
+          <w:bCs/>
+        </w:rPr>
+        <w:br/>
+        <w:t>kthLargest.add(9); // return 8</w:t>
+      </w:r>
+      <w:r>
+        <w:rPr>
+          <w:rFonts w:cstheme="minorHAnsi"/>
+          <w:b/>
+          <w:bCs/>
+        </w:rPr>
+        <w:br/>
+        <w:t>kthLargest.add(4); // return 8</w:t>
+      </w:r>
+    </w:p>
+    <w:p>
+      <w:pPr>
+        <w:rPr>
+          <w:rFonts w:cstheme="minorHAnsi"/>
+          <w:b/>
+          <w:bCs/>
+        </w:rPr>
+      </w:pPr>
+      <w:r>
+        <w:rPr>
+          <w:rFonts w:cstheme="minorHAnsi"/>
+          <w:b/>
+          <w:bCs/>
+        </w:rPr>
+        <w:t>Example 2:</w:t>
+      </w:r>
+    </w:p>
+    <w:p>
+      <w:pPr>
+        <w:rPr>
+          <w:rFonts w:cstheme="minorHAnsi"/>
+          <w:b/>
+          <w:bCs/>
+        </w:rPr>
+      </w:pPr>
+      <w:r>
+        <w:rPr>
+          <w:rFonts w:cstheme="minorHAnsi"/>
+          <w:b/>
+          <w:bCs/>
+        </w:rPr>
+        <w:t>Input:</w:t>
+      </w:r>
+      <w:r>
+        <w:rPr>
+          <w:rFonts w:cstheme="minorHAnsi"/>
+          <w:b/>
+          <w:bCs/>
+        </w:rPr>
+        <w:br/>
+        <w:t>["KthLargest", "add", "add", "add", "add"]</w:t>
+      </w:r>
+      <w:r>
+        <w:rPr>
+          <w:rFonts w:cstheme="minorHAnsi"/>
+          <w:b/>
+          <w:bCs/>
+        </w:rPr>
+        <w:br/>
+        <w:t>[[4, [7, 7, 7, 7, 8, 3]], [2], [10], [9], [9]]</w:t>
+      </w:r>
+    </w:p>
+    <w:p>
+      <w:pPr>
+        <w:rPr>
+          <w:rFonts w:cstheme="minorHAnsi"/>
+          <w:b/>
+          <w:bCs/>
+        </w:rPr>
+      </w:pPr>
+      <w:r>
+        <w:rPr>
+          <w:rFonts w:cstheme="minorHAnsi"/>
+          <w:b/>
+          <w:bCs/>
+        </w:rPr>
+        <w:t>Output: [null, 7, 7, 7, 8]</w:t>
+      </w:r>
+    </w:p>
+    <w:p>
+      <w:pPr>
+        <w:rPr>
+          <w:rFonts w:cstheme="minorHAnsi"/>
+          <w:b/>
+          <w:bCs/>
+        </w:rPr>
+      </w:pPr>
+      <w:r>
+        <w:rPr>
+          <w:rFonts w:cstheme="minorHAnsi"/>
+          <w:b/>
+          <w:bCs/>
+        </w:rPr>
+        <w:t>Explanation:</w:t>
+      </w:r>
+    </w:p>
+    <w:p>
+      <w:pPr>
+        <w:rPr>
+          <w:rFonts w:cstheme="minorHAnsi"/>
+          <w:b/>
+          <w:bCs/>
+        </w:rPr>
+      </w:pPr>
+      <w:r>
+        <w:rPr>
+          <w:rFonts w:cstheme="minorHAnsi"/>
+          <w:b/>
+          <w:bCs/>
+        </w:rPr>
+        <w:t>KthLargest kthLargest = new KthLargest(4, [7, 7, 7, 7, 8, 3]);</w:t>
+      </w:r>
+      <w:r>
+        <w:rPr>
+          <w:rFonts w:cstheme="minorHAnsi"/>
+          <w:b/>
+          <w:bCs/>
+        </w:rPr>
+        <w:br/>
+        <w:t>kthLargest.add(2); // return 7</w:t>
+      </w:r>
+      <w:r>
+        <w:rPr>
+          <w:rFonts w:cstheme="minorHAnsi"/>
+          <w:b/>
+          <w:bCs/>
+        </w:rPr>
+        <w:br/>
+        <w:t>kthLargest.add(10); // return 7</w:t>
+      </w:r>
+      <w:r>
+        <w:rPr>
+          <w:rFonts w:cstheme="minorHAnsi"/>
+          <w:b/>
+          <w:bCs/>
+        </w:rPr>
+        <w:br/>
+        <w:t>kthLargest.add(9); // return 7</w:t>
+      </w:r>
+      <w:r>
+        <w:rPr>
+          <w:rFonts w:cstheme="minorHAnsi"/>
+          <w:b/>
+          <w:bCs/>
+        </w:rPr>
+        <w:br/>
+        <w:t>kthLargest.add(9); // return 8</w:t>
+      </w:r>
+    </w:p>
+    <w:p>
+      <w:pPr>
+        <w:rPr>
+          <w:rFonts w:cstheme="minorHAnsi"/>
+          <w:b/>
+          <w:bCs/>
+        </w:rPr>
+      </w:pPr>
+      <w:r>
+        <w:rPr>
+          <w:rFonts w:cstheme="minorHAnsi"/>
+          <w:b/>
+          <w:bCs/>
+        </w:rPr>
+        <w:lastRenderedPageBreak/>
+        <w:t>CODE:</w:t>
+      </w:r>
+    </w:p>
+    <w:p>
+      <w:pPr>
+        <w:rPr>
+          <w:rFonts w:cstheme="minorHAnsi"/>
+          <w:b/>
+          <w:bCs/>
+        </w:rPr>
+      </w:pPr>
+      <w:r>
+        <w:rPr>
+          <w:rFonts w:cstheme="minorHAnsi"/>
+          <w:b/>
+          <w:bCs/>
+        </w:rPr>
+        <w:t>TC: Constructor → O(n log k) + each add() → O(log k)</w:t>
+      </w:r>
+      <w:r>
+        <w:rPr>
+          <w:rFonts w:cstheme="minorHAnsi"/>
+          <w:b/>
+          <w:bCs/>
+        </w:rPr>
+        <w:br/>
+        <w:t>SC: O(k) → heap stores only k elements</w:t>
+      </w:r>
+    </w:p>
+    <w:p>
+      <w:pPr>
+        <w:rPr>
+          <w:rFonts w:cstheme="minorHAnsi"/>
+          <w:b/>
+          <w:bCs/>
+        </w:rPr>
+      </w:pPr>
+      <w:r>
+        <w:rPr>
+          <w:rFonts w:cstheme="minorHAnsi"/>
+          <w:b/>
+          <w:bCs/>
+        </w:rPr>
+        <w:t>-&gt;assign like individually priority queue</w:t>
+      </w:r>
+    </w:p>
+    <w:p>
+      <w:pPr>
+        <w:rPr>
+          <w:rFonts w:cstheme="minorHAnsi"/>
+        </w:rPr>
+      </w:pPr>
+      <w:r>
+        <w:rPr>
+          <w:rFonts w:cstheme="minorHAnsi"/>
+        </w:rPr>
+        <w:t>class KthLargest {</w:t>
+      </w:r>
+    </w:p>
+    <w:p>
+      <w:pPr>
+        <w:rPr>
+          <w:rFonts w:cstheme="minorHAnsi"/>
+        </w:rPr>
+      </w:pPr>
+      <w:r>
+        <w:rPr>
+          <w:rFonts w:cstheme="minorHAnsi"/>
+        </w:rPr>
+        <w:t>    PriorityQueue&lt;Integer&gt; pq;</w:t>
+      </w:r>
+    </w:p>
+    <w:p>
+      <w:pPr>
+        <w:rPr>
+          <w:rFonts w:cstheme="minorHAnsi"/>
+        </w:rPr>
+      </w:pPr>
+      <w:r>
+        <w:rPr>
+          <w:rFonts w:cstheme="minorHAnsi"/>
+        </w:rPr>
+        <w:t>    int k;</w:t>
+      </w:r>
+    </w:p>
+    <w:p>
+      <w:pPr>
+        <w:rPr>
+          <w:rFonts w:cstheme="minorHAnsi"/>
+        </w:rPr>
+      </w:pPr>
+      <w:r>
+        <w:rPr>
+          <w:rFonts w:cstheme="minorHAnsi"/>
+        </w:rPr>
+        <w:t>    public KthLargest(int k, int[] nums) {</w:t>
+      </w:r>
+    </w:p>
+    <w:p>
+      <w:pPr>
+        <w:rPr>
+          <w:rFonts w:cstheme="minorHAnsi"/>
+        </w:rPr>
+      </w:pPr>
+      <w:r>
+        <w:rPr>
+          <w:rFonts w:cstheme="minorHAnsi"/>
+        </w:rPr>
+        <w:t>        this.k = k;</w:t>
+      </w:r>
+    </w:p>
+    <w:p>
+      <w:pPr>
+        <w:rPr>
+          <w:rFonts w:cstheme="minorHAnsi"/>
+        </w:rPr>
+      </w:pPr>
+      <w:r>
+        <w:rPr>
+          <w:rFonts w:cstheme="minorHAnsi"/>
+        </w:rPr>
+        <w:t>        pq = new PriorityQueue&lt;&gt;();</w:t>
+      </w:r>
+    </w:p>
+    <w:p>
+      <w:pPr>
+        <w:rPr>
+          <w:rFonts w:cstheme="minorHAnsi"/>
+        </w:rPr>
+      </w:pPr>
+      <w:r>
+        <w:rPr>
+          <w:rFonts w:cstheme="minorHAnsi"/>
+        </w:rPr>
+        <w:t>        for(int i = 0 ; i&lt; nums.length ; i++)</w:t>
+      </w:r>
+    </w:p>
+    <w:p>
+      <w:pPr>
+        <w:rPr>
+          <w:rFonts w:cstheme="minorHAnsi"/>
+        </w:rPr>
+      </w:pPr>
+      <w:r>
+        <w:rPr>
+          <w:rFonts w:cstheme="minorHAnsi"/>
+        </w:rPr>
+        <w:t>        {</w:t>
+      </w:r>
+    </w:p>
+    <w:p>
+      <w:pPr>
+        <w:rPr>
+          <w:rFonts w:cstheme="minorHAnsi"/>
+        </w:rPr>
+      </w:pPr>
+      <w:r>
+        <w:rPr>
+          <w:rFonts w:cstheme="minorHAnsi"/>
+        </w:rPr>
+        <w:t>                pq.offer(nums[i]);</w:t>
+      </w:r>
+    </w:p>
+    <w:p>
+      <w:pPr>
+        <w:rPr>
+          <w:rFonts w:cstheme="minorHAnsi"/>
+        </w:rPr>
+      </w:pPr>
+      <w:r>
+        <w:rPr>
+          <w:rFonts w:cstheme="minorHAnsi"/>
+        </w:rPr>
+        <w:t>                if(pq.size()&gt;k)</w:t>
+      </w:r>
+    </w:p>
+    <w:p>
+      <w:pPr>
+        <w:rPr>
+          <w:rFonts w:cstheme="minorHAnsi"/>
+        </w:rPr>
+      </w:pPr>
+      <w:r>
+        <w:rPr>
+          <w:rFonts w:cstheme="minorHAnsi"/>
+        </w:rPr>
+        <w:t>                {</w:t>
+      </w:r>
+    </w:p>
+    <w:p>
+      <w:pPr>
+        <w:rPr>
+          <w:rFonts w:cstheme="minorHAnsi"/>
+        </w:rPr>
+      </w:pPr>
+      <w:r>
+        <w:rPr>
+          <w:rFonts w:cstheme="minorHAnsi"/>
+        </w:rPr>
+        <w:t>                    pq.poll();</w:t>
+      </w:r>
+    </w:p>
+    <w:p>
+      <w:pPr>
+        <w:rPr>
+          <w:rFonts w:cstheme="minorHAnsi"/>
+        </w:rPr>
+      </w:pPr>
+      <w:r>
+        <w:rPr>
+          <w:rFonts w:cstheme="minorHAnsi"/>
+        </w:rPr>
+        <w:t>                }</w:t>
+      </w:r>
+    </w:p>
+    <w:p>
+      <w:pPr>
+        <w:rPr>
+          <w:rFonts w:cstheme="minorHAnsi"/>
+        </w:rPr>
+      </w:pPr>
+      <w:r>
+        <w:rPr>
+          <w:rFonts w:cstheme="minorHAnsi"/>
+        </w:rPr>
+        <w:t xml:space="preserve">        }   </w:t>
+      </w:r>
+    </w:p>
+    <w:p>
+      <w:pPr>
+        <w:rPr>
+          <w:rFonts w:cstheme="minorHAnsi"/>
+        </w:rPr>
+      </w:pPr>
+      <w:r>
+        <w:rPr>
+          <w:rFonts w:cstheme="minorHAnsi"/>
+        </w:rPr>
+        <w:t xml:space="preserve">    </w:t>
+      </w:r>
+      <w:r>
+        <w:rPr>
+          <w:rFonts w:cstheme="minorHAnsi"/>
+        </w:rPr>
+        <w:t>}</w:t>
+      </w:r>
+    </w:p>
+    <w:p>
+      <w:pPr>
+        <w:rPr>
+          <w:rFonts w:cstheme="minorHAnsi"/>
+        </w:rPr>
+      </w:pPr>
+      <w:r>
+        <w:rPr>
+          <w:rFonts w:cstheme="minorHAnsi"/>
+        </w:rPr>
+        <w:t>    public int add(int val) {</w:t>
+      </w:r>
+    </w:p>
+    <w:p>
+      <w:pPr>
+        <w:rPr>
+          <w:rFonts w:cstheme="minorHAnsi"/>
+        </w:rPr>
+      </w:pPr>
+      <w:r>
+        <w:rPr>
+          <w:rFonts w:cstheme="minorHAnsi"/>
+        </w:rPr>
+        <w:t>        pq.offer(val);</w:t>
+      </w:r>
+    </w:p>
+    <w:p>
+      <w:pPr>
+        <w:rPr>
+          <w:rFonts w:cstheme="minorHAnsi"/>
+        </w:rPr>
+      </w:pPr>
+      <w:r>
+        <w:rPr>
+          <w:rFonts w:cstheme="minorHAnsi"/>
+        </w:rPr>
+        <w:t>        if(pq.size()&gt;k)</w:t>
+      </w:r>
+    </w:p>
+    <w:p>
+      <w:pPr>
+        <w:rPr>
+          <w:rFonts w:cstheme="minorHAnsi"/>
+        </w:rPr>
+      </w:pPr>
+      <w:r>
+        <w:rPr>
+          <w:rFonts w:cstheme="minorHAnsi"/>
+        </w:rPr>
+        <w:t>        {</w:t>
+      </w:r>
+    </w:p>
+    <w:p>
+      <w:pPr>
+        <w:rPr>
+          <w:rFonts w:cstheme="minorHAnsi"/>
+        </w:rPr>
+      </w:pPr>
+      <w:r>
+        <w:rPr>
+          <w:rFonts w:cstheme="minorHAnsi"/>
+        </w:rPr>
+        <w:t>            pq.poll();</w:t>
+      </w:r>
+    </w:p>
+    <w:p>
+      <w:pPr>
+        <w:rPr>
+          <w:rFonts w:cstheme="minorHAnsi"/>
+        </w:rPr>
+      </w:pPr>
+      <w:r>
+        <w:rPr>
+          <w:rFonts w:cstheme="minorHAnsi"/>
+        </w:rPr>
+        <w:t>        }</w:t>
+      </w:r>
+    </w:p>
+    <w:p>
+      <w:pPr>
+        <w:rPr>
+          <w:rFonts w:cstheme="minorHAnsi"/>
+        </w:rPr>
+      </w:pPr>
+      <w:r>
+        <w:rPr>
+          <w:rFonts w:cstheme="minorHAnsi"/>
+        </w:rPr>
+        <w:t xml:space="preserve">        return pq.peek();        </w:t>
+      </w:r>
+    </w:p>
+    <w:p>
+      <w:pPr>
+        <w:rPr>
+          <w:rFonts w:cstheme="minorHAnsi"/>
+        </w:rPr>
+      </w:pPr>
+      <w:r>
+        <w:rPr>
+          <w:rFonts w:cstheme="minorHAnsi"/>
+        </w:rPr>
+        <w:t>    }</w:t>
+      </w:r>
+    </w:p>
+    <w:p>
+      <w:pPr>
+        <w:rPr>
+          <w:rFonts w:cstheme="minorHAnsi"/>
+        </w:rPr>
+      </w:pPr>
+      <w:r>
+        <w:rPr>
+          <w:rFonts w:cstheme="minorHAnsi"/>
+        </w:rPr>
+        <w:t>}</w:t>
+      </w:r>
+    </w:p>
+    <w:p>
+      <w:pPr>
+        <w:rPr>
+          <w:rFonts w:cstheme="minorHAnsi"/>
+          <w:b/>
+          <w:bCs/>
+        </w:rPr>
+      </w:pPr>
+      <w:r>
+        <w:rPr>
+          <w:rFonts w:cstheme="minorHAnsi"/>
+          <w:b/>
+          <w:bCs/>
+        </w:rPr>
+        <w:lastRenderedPageBreak/>
+        <w:t>LC#973 K CLOSEST POINTS TO ORIGIN</w:t>
+      </w:r>
+    </w:p>
+    <w:p>
+      <w:pPr>
+        <w:rPr>
+          <w:rFonts w:cstheme="minorHAnsi"/>
+          <w:b/>
+          <w:bCs/>
+        </w:rPr>
+      </w:pPr>
+      <w:r>
+        <w:rPr>
+          <w:rFonts w:cstheme="minorHAnsi"/>
+          <w:b/>
+          <w:bCs/>
+        </w:rPr>
+        <w:t>Given an array of points where points[i] = [x</w:t>
+      </w:r>
+      <w:r>
+        <w:rPr>
+          <w:rFonts w:cstheme="minorHAnsi"/>
+          <w:b/>
+          <w:bCs/>
+          <w:vertAlign w:val="subscript"/>
+        </w:rPr>
+        <w:t>i</w:t>
+      </w:r>
+      <w:r>
+        <w:rPr>
+          <w:rFonts w:cstheme="minorHAnsi"/>
+          <w:b/>
+          <w:bCs/>
+        </w:rPr>
+        <w:t>, y</w:t>
+      </w:r>
+      <w:r>
+        <w:rPr>
+          <w:rFonts w:cstheme="minorHAnsi"/>
+          <w:b/>
+          <w:bCs/>
+          <w:vertAlign w:val="subscript"/>
+        </w:rPr>
+        <w:t>i</w:t>
+      </w:r>
+      <w:r>
+        <w:rPr>
+          <w:rFonts w:cstheme="minorHAnsi"/>
+          <w:b/>
+          <w:bCs/>
+        </w:rPr>
+        <w:t>] represents a point on the X-Y plane and an integer k, return the k closest points to the origin (0, 0).</w:t>
+      </w:r>
+    </w:p>
+    <w:p>
+      <w:pPr>
+        <w:rPr>
+          <w:rFonts w:cstheme="minorHAnsi"/>
+          <w:b/>
+          <w:bCs/>
+        </w:rPr>
+      </w:pPr>
+      <w:r>
+        <w:rPr>
+          <w:rFonts w:cstheme="minorHAnsi"/>
+          <w:b/>
+          <w:bCs/>
+        </w:rPr>
+        <w:t>The distance between two points on the X-Y plane is the Euclidean distance (i.e., √(x</w:t>
+      </w:r>
+      <w:r>
+        <w:rPr>
+          <w:rFonts w:cstheme="minorHAnsi"/>
+          <w:b/>
+          <w:bCs/>
+          <w:vertAlign w:val="subscript"/>
+        </w:rPr>
+        <w:t>1</w:t>
+      </w:r>
+      <w:r>
+        <w:rPr>
+          <w:rFonts w:cstheme="minorHAnsi"/>
+          <w:b/>
+          <w:bCs/>
+        </w:rPr>
+        <w:t xml:space="preserve"> - x</w:t>
+      </w:r>
+      <w:r>
+        <w:rPr>
+          <w:rFonts w:cstheme="minorHAnsi"/>
+          <w:b/>
+          <w:bCs/>
+          <w:vertAlign w:val="subscript"/>
+        </w:rPr>
+        <w:t>2</w:t>
+      </w:r>
+      <w:r>
+        <w:rPr>
+          <w:rFonts w:cstheme="minorHAnsi"/>
+          <w:b/>
+          <w:bCs/>
         </w:rPr>
         <w:t>)</w:t>
       </w:r>
+      <w:r>
+        <w:rPr>
+          <w:rFonts w:cstheme="minorHAnsi"/>
+          <w:b/>
+          <w:bCs/>
+          <w:vertAlign w:val="superscript"/>
+        </w:rPr>
+        <w:t>2</w:t>
+      </w:r>
+      <w:r>
+        <w:rPr>
+          <w:rFonts w:cstheme="minorHAnsi"/>
+          <w:b/>
+          <w:bCs/>
+        </w:rPr>
+        <w:t xml:space="preserve"> + (y</w:t>
+      </w:r>
+      <w:r>
+        <w:rPr>
+          <w:rFonts w:cstheme="minorHAnsi"/>
+          <w:b/>
+          <w:bCs/>
+          <w:vertAlign w:val="subscript"/>
+        </w:rPr>
+        <w:t>1</w:t>
+      </w:r>
+      <w:r>
+        <w:rPr>
+          <w:rFonts w:cstheme="minorHAnsi"/>
+          <w:b/>
+          <w:bCs/>
+        </w:rPr>
+        <w:t xml:space="preserve"> - y</w:t>
+      </w:r>
+      <w:r>
+        <w:rPr>
+          <w:rFonts w:cstheme="minorHAnsi"/>
+          <w:b/>
+          <w:bCs/>
+          <w:vertAlign w:val="subscript"/>
+        </w:rPr>
+        <w:t>2</w:t>
+      </w:r>
+      <w:r>
+        <w:rPr>
+          <w:rFonts w:cstheme="minorHAnsi"/>
+          <w:b/>
+          <w:bCs/>
+        </w:rPr>
+        <w:t>)</w:t>
+      </w:r>
+      <w:r>
+        <w:rPr>
+          <w:rFonts w:cstheme="minorHAnsi"/>
+          <w:b/>
+          <w:bCs/>
+          <w:vertAlign w:val="superscript"/>
+        </w:rPr>
+        <w:t>2</w:t>
+      </w:r>
+      <w:r>
+        <w:rPr>
+          <w:rFonts w:cstheme="minorHAnsi"/>
+          <w:b/>
+          <w:bCs/>
+        </w:rPr>
+        <w:t>).</w:t>
+      </w:r>
+    </w:p>
+    <w:p>
+      <w:pPr>
+        <w:rPr>
+          <w:rFonts w:cstheme="minorHAnsi"/>
+          <w:b/>
+          <w:bCs/>
+        </w:rPr>
+      </w:pPr>
+      <w:r>
+        <w:rPr>
+          <w:rFonts w:cstheme="minorHAnsi"/>
+          <w:b/>
+          <w:bCs/>
+        </w:rPr>
+        <w:t>You may return the answer in any order. The answer is guaranteed to be unique (except for the order that it is in).</w:t>
+      </w:r>
+    </w:p>
+    <w:p>
+      <w:pPr>
+        <w:rPr>
+          <w:rFonts w:cstheme="minorHAnsi"/>
+          <w:b/>
+          <w:bCs/>
+        </w:rPr>
+      </w:pPr>
+      <w:r>
+        <w:rPr>
+          <w:rFonts w:cstheme="minorHAnsi"/>
+          <w:b/>
+          <w:bCs/>
+        </w:rPr>
+        <w:t>Example 1:</w:t>
+      </w:r>
+    </w:p>
+    <w:p>
+      <w:pPr>
+        <w:rPr>
+          <w:rFonts w:cstheme="minorHAnsi"/>
+          <w:b/>
+          <w:bCs/>
+        </w:rPr>
+      </w:pPr>
+      <w:r>
+        <w:rPr>
+          <w:rFonts w:cstheme="minorHAnsi"/>
+          <w:b/>
+          <w:bCs/>
+        </w:rPr>
+        <w:t>Input: points = [[1,3],[-2,2]], k = 1</w:t>
+      </w:r>
+    </w:p>
+    <w:p>
+      <w:pPr>
+        <w:rPr>
+          <w:rFonts w:cstheme="minorHAnsi"/>
+          <w:b/>
+          <w:bCs/>
+        </w:rPr>
+      </w:pPr>
+      <w:r>
+        <w:rPr>
+          <w:rFonts w:cstheme="minorHAnsi"/>
+          <w:b/>
+          <w:bCs/>
+        </w:rPr>
+        <w:t>Output: [[-2,2]]</w:t>
+      </w:r>
+    </w:p>
+    <w:p>
+      <w:pPr>
+        <w:rPr>
+          <w:rFonts w:cstheme="minorHAnsi"/>
+          <w:b/>
+          <w:bCs/>
+        </w:rPr>
+      </w:pPr>
+      <w:r>
+        <w:rPr>
+          <w:rFonts w:cstheme="minorHAnsi"/>
+          <w:b/>
+          <w:bCs/>
+        </w:rPr>
+        <w:t>Explanation:</w:t>
+      </w:r>
+    </w:p>
+    <w:p>
+      <w:pPr>
+        <w:rPr>
+          <w:rFonts w:cstheme="minorHAnsi"/>
+          <w:b/>
+          <w:bCs/>
+        </w:rPr>
+      </w:pPr>
+      <w:r>
+        <w:rPr>
+          <w:rFonts w:cstheme="minorHAnsi"/>
+          <w:b/>
+          <w:bCs/>
+        </w:rPr>
+        <w:t>The distance between (1, 3) and the origin is sqrt(10).</w:t>
+      </w:r>
+    </w:p>
+    <w:p>
+      <w:pPr>
+        <w:rPr>
+          <w:rFonts w:cstheme="minorHAnsi"/>
+          <w:b/>
+          <w:bCs/>
+        </w:rPr>
+      </w:pPr>
+      <w:r>
+        <w:rPr>
+          <w:rFonts w:cstheme="minorHAnsi"/>
+          <w:b/>
+          <w:bCs/>
+        </w:rPr>
+        <w:t>The distance between (-2, 2) and the origin is sqrt(8).</w:t>
+      </w:r>
+    </w:p>
+    <w:p>
+      <w:pPr>
+        <w:rPr>
+          <w:rFonts w:cstheme="minorHAnsi"/>
+          <w:b/>
+          <w:bCs/>
+        </w:rPr>
+      </w:pPr>
+      <w:r>
+        <w:rPr>
+          <w:rFonts w:cstheme="minorHAnsi"/>
+          <w:b/>
+          <w:bCs/>
+        </w:rPr>
+        <w:t>Since sqrt(8) &lt; sqrt(10), (-2, 2) is closer to the origin.</w:t>
+      </w:r>
+    </w:p>
+    <w:p>
+      <w:pPr>
+        <w:rPr>
+          <w:rFonts w:cstheme="minorHAnsi"/>
+          <w:b/>
+          <w:bCs/>
+        </w:rPr>
+      </w:pPr>
+      <w:r>
+        <w:rPr>
+          <w:rFonts w:cstheme="minorHAnsi"/>
+          <w:b/>
+          <w:bCs/>
+        </w:rPr>
+        <w:t>We only want the closest k = 1 points from the origin, so the answer is just [[-2,2]].</w:t>
+      </w:r>
+    </w:p>
+    <w:p>
+      <w:pPr>
+        <w:rPr>
+          <w:rFonts w:cstheme="minorHAnsi"/>
+          <w:b/>
+          <w:bCs/>
+        </w:rPr>
+      </w:pPr>
+      <w:r>
+        <w:rPr>
+          <w:rFonts w:cstheme="minorHAnsi"/>
+          <w:b/>
+          <w:bCs/>
+        </w:rPr>
+        <w:t>Example 2:</w:t>
+      </w:r>
+    </w:p>
+    <w:p>
+      <w:pPr>
+        <w:rPr>
+          <w:rFonts w:cstheme="minorHAnsi"/>
+          <w:b/>
+          <w:bCs/>
+        </w:rPr>
+      </w:pPr>
+      <w:r>
+        <w:rPr>
+          <w:rFonts w:cstheme="minorHAnsi"/>
+          <w:b/>
+          <w:bCs/>
+        </w:rPr>
+        <w:t>Input: points = [[3,3],[5,-1],[-2,4]], k = 2</w:t>
+      </w:r>
+    </w:p>
+    <w:p>
+      <w:pPr>
+        <w:rPr>
+          <w:rFonts w:cstheme="minorHAnsi"/>
+          <w:b/>
+          <w:bCs/>
+        </w:rPr>
+      </w:pPr>
+      <w:r>
+        <w:rPr>
+          <w:rFonts w:cstheme="minorHAnsi"/>
+          <w:b/>
+          <w:bCs/>
+        </w:rPr>
+        <w:t>Output: [[3,3],[-2,4]]</w:t>
+      </w:r>
+    </w:p>
+    <w:p>
+      <w:pPr>
+        <w:rPr>
+          <w:rFonts w:cstheme="minorHAnsi"/>
+          <w:b/>
+          <w:bCs/>
+        </w:rPr>
+      </w:pPr>
+      <w:r>
+        <w:rPr>
+          <w:rFonts w:cstheme="minorHAnsi"/>
+          <w:b/>
+          <w:bCs/>
+        </w:rPr>
+        <w:t>Explanation: The answer [[-2,4],[3,3]] would also be accepted.</w:t>
+      </w:r>
+    </w:p>
+    <w:p>
+      <w:pPr>
+        <w:rPr>
+          <w:rFonts w:cstheme="minorHAnsi"/>
+          <w:b/>
+          <w:bCs/>
+        </w:rPr>
+      </w:pPr>
+    </w:p>
+    <w:p>
+      <w:pPr>
+        <w:rPr>
+          <w:rFonts w:cstheme="minorHAnsi"/>
+          <w:b/>
+          <w:bCs/>
+        </w:rPr>
+      </w:pPr>
+    </w:p>
+    <w:p>
+      <w:pPr>
+        <w:rPr>
+          <w:rFonts w:cstheme="minorHAnsi"/>
+          <w:b/>
+          <w:bCs/>
+        </w:rPr>
+      </w:pPr>
+    </w:p>
+    <w:p>
+      <w:pPr>
+        <w:rPr>
+          <w:rFonts w:cstheme="minorHAnsi"/>
+          <w:b/>
+          <w:bCs/>
+        </w:rPr>
+      </w:pPr>
+    </w:p>
+    <w:p>
+      <w:pPr>
+        <w:rPr>
+          <w:rFonts w:cstheme="minorHAnsi"/>
+          <w:b/>
+          <w:bCs/>
+        </w:rPr>
+      </w:pPr>
+    </w:p>
+    <w:p>
+      <w:pPr>
+        <w:rPr>
+          <w:rFonts w:cstheme="minorHAnsi"/>
+          <w:b/>
+          <w:bCs/>
+        </w:rPr>
+      </w:pPr>
+    </w:p>
+    <w:p>
+      <w:pPr>
+        <w:rPr>
+          <w:rFonts w:cstheme="minorHAnsi"/>
+          <w:b/>
+          <w:bCs/>
+        </w:rPr>
+      </w:pPr>
+    </w:p>
+    <w:p>
+      <w:pPr>
+        <w:rPr>
+          <w:rFonts w:cstheme="minorHAnsi"/>
+          <w:b/>
+          <w:bCs/>
+        </w:rPr>
+      </w:pPr>
+    </w:p>
+    <w:p>
+      <w:pPr>
+        <w:rPr>
+          <w:rFonts w:cstheme="minorHAnsi"/>
+          <w:b/>
+          <w:bCs/>
+        </w:rPr>
+      </w:pPr>
+    </w:p>
+    <w:p>
+      <w:pPr>
+        <w:rPr>
+          <w:rFonts w:cstheme="minorHAnsi"/>
+          <w:b/>
+          <w:bCs/>
+        </w:rPr>
+      </w:pPr>
+    </w:p>
+    <w:p>
+      <w:pPr>
+        <w:rPr>
+          <w:rFonts w:cstheme="minorHAnsi"/>
+          <w:b/>
+          <w:bCs/>
+        </w:rPr>
+      </w:pPr>
+      <w:r>
+        <w:rPr>
+          <w:rFonts w:cstheme="minorHAnsi"/>
+          <w:b/>
+          <w:bCs/>
+        </w:rPr>
+        <w:lastRenderedPageBreak/>
+        <w:t>APP:</w:t>
+      </w:r>
+    </w:p>
+    <w:p>
+      <w:pPr>
+        <w:rPr>
+          <w:rFonts w:cstheme="minorHAnsi"/>
+          <w:b/>
+          <w:bCs/>
+        </w:rPr>
+      </w:pPr>
+      <w:r>
+        <w:rPr>
+          <w:rFonts w:cstheme="minorHAnsi"/>
+          <w:b/>
+          <w:bCs/>
+        </w:rPr>
+        <w:t xml:space="preserve">-&gt;use a max heap bcoz we need to remove the element when it is farther and the size&gt;k </w:t>
+      </w:r>
+    </w:p>
+    <w:p>
+      <w:pPr>
+        <w:rPr>
+          <w:rFonts w:cstheme="minorHAnsi"/>
+        </w:rPr>
+      </w:pPr>
+      <w:r>
+        <w:rPr>
+          <w:rFonts w:cstheme="minorHAnsi"/>
+        </w:rPr>
+        <w:t>class Solution {</w:t>
+      </w:r>
+    </w:p>
+    <w:p>
+      <w:pPr>
+        <w:rPr>
+          <w:rFonts w:cstheme="minorHAnsi"/>
+        </w:rPr>
+      </w:pPr>
+      <w:r>
+        <w:rPr>
+          <w:rFonts w:cstheme="minorHAnsi"/>
+        </w:rPr>
+        <w:t>    public int[][] kClosest(int[][] points, int k) {</w:t>
+      </w:r>
+    </w:p>
+    <w:p>
+      <w:pPr>
+        <w:rPr>
+          <w:rFonts w:cstheme="minorHAnsi"/>
+        </w:rPr>
+      </w:pPr>
+      <w:r>
+        <w:rPr>
+          <w:rFonts w:cstheme="minorHAnsi"/>
+        </w:rPr>
+        <w:t xml:space="preserve">        PriorityQueue&lt;int[]&gt; pq = </w:t>
+      </w:r>
+    </w:p>
+    <w:p>
+      <w:pPr>
+        <w:rPr>
+          <w:rFonts w:cstheme="minorHAnsi"/>
+        </w:rPr>
+      </w:pPr>
+      <w:r>
+        <w:rPr>
+          <w:rFonts w:cstheme="minorHAnsi"/>
+        </w:rPr>
+        <w:t>        new PriorityQueue&lt;&gt;(</w:t>
+      </w:r>
+    </w:p>
+    <w:p>
+      <w:pPr>
+        <w:rPr>
+          <w:rFonts w:cstheme="minorHAnsi"/>
+          <w:b/>
+          <w:bCs/>
+        </w:rPr>
+      </w:pPr>
+      <w:r>
+        <w:rPr>
+          <w:rFonts w:cstheme="minorHAnsi"/>
+        </w:rPr>
+        <w:t xml:space="preserve">            (b ,a )-&gt; </w:t>
+      </w:r>
+      <w:r>
+        <w:rPr>
+          <w:rFonts w:cstheme="minorHAnsi"/>
+        </w:rPr>
+        <w:t>//</w:t>
+      </w:r>
+      <w:r>
+        <w:rPr>
+          <w:rFonts w:cstheme="minorHAnsi"/>
+          <w:b/>
+          <w:bCs/>
+        </w:rPr>
+        <w:t>max heap because poll removes first element</w:t>
+      </w:r>
+    </w:p>
+    <w:p>
+      <w:pPr>
+        <w:rPr>
+          <w:rFonts w:cstheme="minorHAnsi"/>
+        </w:rPr>
+      </w:pPr>
+      <w:r>
+        <w:rPr>
+          <w:rFonts w:cstheme="minorHAnsi"/>
+        </w:rPr>
+        <w:t>        (</w:t>
+      </w:r>
+    </w:p>
+    <w:p>
+      <w:pPr>
+        <w:rPr>
+          <w:rFonts w:cstheme="minorHAnsi"/>
+        </w:rPr>
+      </w:pPr>
+      <w:r>
+        <w:rPr>
+          <w:rFonts w:cstheme="minorHAnsi"/>
+        </w:rPr>
+        <w:t>            (a[0]*a[0])+a[1]*a[1])-(b[0]*b[0]+b[1]*b[1])</w:t>
+      </w:r>
+    </w:p>
+    <w:p>
+      <w:pPr>
+        <w:rPr>
+          <w:rFonts w:cstheme="minorHAnsi"/>
+        </w:rPr>
+      </w:pPr>
+      <w:r>
+        <w:rPr>
+          <w:rFonts w:cstheme="minorHAnsi"/>
+        </w:rPr>
+        <w:t>        );</w:t>
+      </w:r>
+    </w:p>
+    <w:p>
+      <w:pPr>
+        <w:rPr>
+          <w:rFonts w:cstheme="minorHAnsi"/>
+        </w:rPr>
+      </w:pPr>
+      <w:r>
+        <w:rPr>
+          <w:rFonts w:cstheme="minorHAnsi"/>
+        </w:rPr>
+        <w:t>        for(int arr[] : points)</w:t>
+      </w:r>
     </w:p>
     <w:p>
       <w:pPr>
@@ -754,21 +6127,33 @@
         <w:rPr>
           <w:rFonts w:cstheme="minorHAnsi"/>
         </w:rPr>
-        <w:t xml:space="preserve">            </w:t>
-      </w:r>
-      <w:proofErr w:type="spellStart"/>
-      <w:r>
-        <w:rPr>
-          <w:rFonts w:cstheme="minorHAnsi"/>
-        </w:rPr>
-        <w:t>pq.offer</w:t>
-      </w:r>
-      <w:proofErr w:type="spellEnd"/>
-      <w:r>
-        <w:rPr>
-          <w:rFonts w:cstheme="minorHAnsi"/>
-        </w:rPr>
-        <w:t>(n);</w:t>
+        <w:t>           pq.offer(arr);</w:t>
+      </w:r>
+    </w:p>
+    <w:p>
+      <w:pPr>
+        <w:rPr>
+          <w:rFonts w:cstheme="minorHAnsi"/>
+        </w:rPr>
+      </w:pPr>
+      <w:r>
+        <w:rPr>
+          <w:rFonts w:cstheme="minorHAnsi"/>
+        </w:rPr>
+        <w:t>           if(pq.size()&gt;k)</w:t>
+      </w:r>
+    </w:p>
+    <w:p>
+      <w:pPr>
+        <w:rPr>
+          <w:rFonts w:cstheme="minorHAnsi"/>
+        </w:rPr>
+      </w:pPr>
+      <w:r>
+        <w:rPr>
+          <w:rFonts w:cstheme="minorHAnsi"/>
+        </w:rPr>
+        <w:t>                pq.poll();</w:t>
       </w:r>
     </w:p>
     <w:p>
@@ -794,48 +6179,20 @@
         <w:rPr>
           <w:rFonts w:cstheme="minorHAnsi"/>
         </w:rPr>
-        <w:t xml:space="preserve">        int </w:t>
-      </w:r>
-      <w:proofErr w:type="spellStart"/>
-      <w:r>
-        <w:rPr>
-          <w:rFonts w:cstheme="minorHAnsi"/>
-        </w:rPr>
-        <w:t>i</w:t>
-      </w:r>
-      <w:proofErr w:type="spellEnd"/>
-      <w:r>
-        <w:rPr>
-          <w:rFonts w:cstheme="minorHAnsi"/>
-        </w:rPr>
-        <w:t xml:space="preserve"> = 0;</w:t>
-      </w:r>
-    </w:p>
-    <w:p>
-      <w:pPr>
-        <w:rPr>
-          <w:rFonts w:cstheme="minorHAnsi"/>
-        </w:rPr>
-      </w:pPr>
-      <w:r>
-        <w:rPr>
-          <w:rFonts w:cstheme="minorHAnsi"/>
-        </w:rPr>
-        <w:t>        while(</w:t>
-      </w:r>
-      <w:proofErr w:type="spellStart"/>
-      <w:r>
-        <w:rPr>
-          <w:rFonts w:cstheme="minorHAnsi"/>
-        </w:rPr>
-        <w:t>i</w:t>
-      </w:r>
-      <w:proofErr w:type="spellEnd"/>
-      <w:r>
-        <w:rPr>
-          <w:rFonts w:cstheme="minorHAnsi"/>
-        </w:rPr>
-        <w:t>&lt;k-1)</w:t>
+        <w:t>        int[][] res = new int[k][2];</w:t>
+      </w:r>
+    </w:p>
+    <w:p>
+      <w:pPr>
+        <w:rPr>
+          <w:rFonts w:cstheme="minorHAnsi"/>
+        </w:rPr>
+      </w:pPr>
+      <w:r>
+        <w:rPr>
+          <w:rFonts w:cstheme="minorHAnsi"/>
+        </w:rPr>
+        <w:t>        for(int i = 0 ; i&lt;k;i++)</w:t>
       </w:r>
     </w:p>
     <w:p>
@@ -861,48 +6218,7 @@
         <w:rPr>
           <w:rFonts w:cstheme="minorHAnsi"/>
         </w:rPr>
-        <w:t xml:space="preserve">            </w:t>
-      </w:r>
-      <w:proofErr w:type="spellStart"/>
-      <w:r>
-        <w:rPr>
-          <w:rFonts w:cstheme="minorHAnsi"/>
-        </w:rPr>
-        <w:t>pq.poll</w:t>
-      </w:r>
-      <w:proofErr w:type="spellEnd"/>
-      <w:r>
-        <w:rPr>
-          <w:rFonts w:cstheme="minorHAnsi"/>
-        </w:rPr>
-        <w:t>();</w:t>
-      </w:r>
-    </w:p>
-    <w:p>
-      <w:pPr>
-        <w:rPr>
-          <w:rFonts w:cstheme="minorHAnsi"/>
-        </w:rPr>
-      </w:pPr>
-      <w:r>
-        <w:rPr>
-          <w:rFonts w:cstheme="minorHAnsi"/>
-        </w:rPr>
-        <w:t xml:space="preserve">            </w:t>
-      </w:r>
-      <w:proofErr w:type="spellStart"/>
-      <w:r>
-        <w:rPr>
-          <w:rFonts w:cstheme="minorHAnsi"/>
-        </w:rPr>
-        <w:t>i</w:t>
-      </w:r>
-      <w:proofErr w:type="spellEnd"/>
-      <w:r>
-        <w:rPr>
-          <w:rFonts w:cstheme="minorHAnsi"/>
-        </w:rPr>
-        <w:t>++;</w:t>
+        <w:t>            res[i] = pq.poll();</w:t>
       </w:r>
     </w:p>
     <w:p>
@@ -928,21 +6244,1692 @@
         <w:rPr>
           <w:rFonts w:cstheme="minorHAnsi"/>
         </w:rPr>
-        <w:t xml:space="preserve">        return </w:t>
-      </w:r>
-      <w:proofErr w:type="spellStart"/>
-      <w:r>
-        <w:rPr>
-          <w:rFonts w:cstheme="minorHAnsi"/>
-        </w:rPr>
-        <w:t>pq.poll</w:t>
-      </w:r>
-      <w:proofErr w:type="spellEnd"/>
-      <w:r>
-        <w:rPr>
-          <w:rFonts w:cstheme="minorHAnsi"/>
-        </w:rPr>
-        <w:t>();</w:t>
+        <w:t>        return res;</w:t>
+      </w:r>
+    </w:p>
+    <w:p>
+      <w:pPr>
+        <w:rPr>
+          <w:rFonts w:cstheme="minorHAnsi"/>
+        </w:rPr>
+      </w:pPr>
+      <w:r>
+        <w:rPr>
+          <w:rFonts w:cstheme="minorHAnsi"/>
+        </w:rPr>
+        <w:t>    }</w:t>
+      </w:r>
+    </w:p>
+    <w:p>
+      <w:pPr>
+        <w:rPr>
+          <w:rFonts w:cstheme="minorHAnsi"/>
+        </w:rPr>
+      </w:pPr>
+      <w:r>
+        <w:rPr>
+          <w:rFonts w:cstheme="minorHAnsi"/>
+        </w:rPr>
+        <w:t>}</w:t>
+      </w:r>
+    </w:p>
+    <w:p>
+      <w:pPr>
+        <w:rPr>
+          <w:rFonts w:cstheme="minorHAnsi"/>
+        </w:rPr>
+      </w:pPr>
+    </w:p>
+    <w:p>
+      <w:pPr>
+        <w:rPr>
+          <w:rFonts w:cstheme="minorHAnsi"/>
+        </w:rPr>
+      </w:pPr>
+    </w:p>
+    <w:p>
+      <w:pPr>
+        <w:rPr>
+          <w:rFonts w:cstheme="minorHAnsi"/>
+        </w:rPr>
+      </w:pPr>
+    </w:p>
+    <w:p>
+      <w:pPr>
+        <w:rPr>
+          <w:rFonts w:cstheme="minorHAnsi"/>
+        </w:rPr>
+      </w:pPr>
+    </w:p>
+    <w:p>
+      <w:pPr>
+        <w:rPr>
+          <w:rFonts w:cstheme="minorHAnsi"/>
+          <w:b/>
+          <w:bCs/>
+        </w:rPr>
+      </w:pPr>
+      <w:r>
+        <w:rPr>
+          <w:rFonts w:cstheme="minorHAnsi"/>
+          <w:b/>
+          <w:bCs/>
+        </w:rPr>
+        <w:lastRenderedPageBreak/>
+        <w:t>LC#1046 LAST STONE WEIGHT</w:t>
+      </w:r>
+    </w:p>
+    <w:p>
+      <w:pPr>
+        <w:rPr>
+          <w:rFonts w:cstheme="minorHAnsi"/>
+          <w:b/>
+          <w:bCs/>
+        </w:rPr>
+      </w:pPr>
+      <w:r>
+        <w:rPr>
+          <w:rFonts w:cstheme="minorHAnsi"/>
+          <w:b/>
+          <w:bCs/>
+        </w:rPr>
+        <w:t>You are given an array of integers stones where stones[i] is the weight of the i</w:t>
+      </w:r>
+      <w:r>
+        <w:rPr>
+          <w:rFonts w:cstheme="minorHAnsi"/>
+          <w:b/>
+          <w:bCs/>
+          <w:vertAlign w:val="superscript"/>
+        </w:rPr>
+        <w:t>th</w:t>
+      </w:r>
+      <w:r>
+        <w:rPr>
+          <w:rFonts w:cstheme="minorHAnsi"/>
+          <w:b/>
+          <w:bCs/>
+        </w:rPr>
+        <w:t> stone.</w:t>
+      </w:r>
+    </w:p>
+    <w:p>
+      <w:pPr>
+        <w:rPr>
+          <w:rFonts w:cstheme="minorHAnsi"/>
+          <w:b/>
+          <w:bCs/>
+        </w:rPr>
+      </w:pPr>
+      <w:r>
+        <w:rPr>
+          <w:rFonts w:cstheme="minorHAnsi"/>
+          <w:b/>
+          <w:bCs/>
+        </w:rPr>
+        <w:t>We are playing a game with the stones. On each turn, we choose the heaviest two stones and smash them together. Suppose the heaviest two stones have weights x and y with x &lt;= y. The result of this smash is:</w:t>
+      </w:r>
+    </w:p>
+    <w:p>
+      <w:pPr>
+        <w:numPr>
+          <w:ilvl w:val="0"/>
+          <w:numId w:val="3"/>
+        </w:numPr>
+        <w:rPr>
+          <w:rFonts w:cstheme="minorHAnsi"/>
+          <w:b/>
+          <w:bCs/>
+        </w:rPr>
+      </w:pPr>
+      <w:r>
+        <w:rPr>
+          <w:rFonts w:cstheme="minorHAnsi"/>
+          <w:b/>
+          <w:bCs/>
+        </w:rPr>
+        <w:t>If x == y, both stones are destroyed, and</w:t>
+      </w:r>
+    </w:p>
+    <w:p>
+      <w:pPr>
+        <w:numPr>
+          <w:ilvl w:val="0"/>
+          <w:numId w:val="3"/>
+        </w:numPr>
+        <w:rPr>
+          <w:rFonts w:cstheme="minorHAnsi"/>
+          <w:b/>
+          <w:bCs/>
+        </w:rPr>
+      </w:pPr>
+      <w:r>
+        <w:rPr>
+          <w:rFonts w:cstheme="minorHAnsi"/>
+          <w:b/>
+          <w:bCs/>
+        </w:rPr>
+        <w:t>If x != y, the stone of weight x is destroyed, and the stone of weight y has new weight y - x.</w:t>
+      </w:r>
+    </w:p>
+    <w:p>
+      <w:pPr>
+        <w:rPr>
+          <w:rFonts w:cstheme="minorHAnsi"/>
+          <w:b/>
+          <w:bCs/>
+        </w:rPr>
+      </w:pPr>
+      <w:r>
+        <w:rPr>
+          <w:rFonts w:cstheme="minorHAnsi"/>
+          <w:b/>
+          <w:bCs/>
+        </w:rPr>
+        <w:t>At the end of the game, there is at most one stone left.</w:t>
+      </w:r>
+    </w:p>
+    <w:p>
+      <w:pPr>
+        <w:rPr>
+          <w:rFonts w:cstheme="minorHAnsi"/>
+          <w:b/>
+          <w:bCs/>
+        </w:rPr>
+      </w:pPr>
+      <w:r>
+        <w:rPr>
+          <w:rFonts w:cstheme="minorHAnsi"/>
+          <w:b/>
+          <w:bCs/>
+        </w:rPr>
+        <w:t>Return </w:t>
+      </w:r>
+      <w:r>
+        <w:rPr>
+          <w:rFonts w:cstheme="minorHAnsi"/>
+          <w:b/>
+          <w:bCs/>
+          <w:i/>
+          <w:iCs/>
+        </w:rPr>
+        <w:t>the weight of the last remaining stone</w:t>
+      </w:r>
+      <w:r>
+        <w:rPr>
+          <w:rFonts w:cstheme="minorHAnsi"/>
+          <w:b/>
+          <w:bCs/>
+        </w:rPr>
+        <w:t>. If there are no stones left, return 0.</w:t>
+      </w:r>
+    </w:p>
+    <w:p>
+      <w:pPr>
+        <w:rPr>
+          <w:rFonts w:cstheme="minorHAnsi"/>
+          <w:b/>
+          <w:bCs/>
+        </w:rPr>
+      </w:pPr>
+      <w:r>
+        <w:rPr>
+          <w:rFonts w:cstheme="minorHAnsi"/>
+          <w:b/>
+          <w:bCs/>
+        </w:rPr>
+        <w:t> </w:t>
+      </w:r>
+    </w:p>
+    <w:p>
+      <w:pPr>
+        <w:rPr>
+          <w:rFonts w:cstheme="minorHAnsi"/>
+          <w:b/>
+          <w:bCs/>
+        </w:rPr>
+      </w:pPr>
+      <w:r>
+        <w:rPr>
+          <w:rFonts w:cstheme="minorHAnsi"/>
+          <w:b/>
+          <w:bCs/>
+        </w:rPr>
+        <w:t>Example 1:</w:t>
+      </w:r>
+    </w:p>
+    <w:p>
+      <w:pPr>
+        <w:rPr>
+          <w:rFonts w:cstheme="minorHAnsi"/>
+          <w:b/>
+          <w:bCs/>
+        </w:rPr>
+      </w:pPr>
+      <w:r>
+        <w:rPr>
+          <w:rFonts w:cstheme="minorHAnsi"/>
+          <w:b/>
+          <w:bCs/>
+        </w:rPr>
+        <w:t>Input: stones = [2,7,4,1,8,1]</w:t>
+      </w:r>
+    </w:p>
+    <w:p>
+      <w:pPr>
+        <w:rPr>
+          <w:rFonts w:cstheme="minorHAnsi"/>
+          <w:b/>
+          <w:bCs/>
+        </w:rPr>
+      </w:pPr>
+      <w:r>
+        <w:rPr>
+          <w:rFonts w:cstheme="minorHAnsi"/>
+          <w:b/>
+          <w:bCs/>
+        </w:rPr>
+        <w:t>Output: 1</w:t>
+      </w:r>
+    </w:p>
+    <w:p>
+      <w:pPr>
+        <w:rPr>
+          <w:rFonts w:cstheme="minorHAnsi"/>
+          <w:b/>
+          <w:bCs/>
+        </w:rPr>
+      </w:pPr>
+      <w:r>
+        <w:rPr>
+          <w:rFonts w:cstheme="minorHAnsi"/>
+          <w:b/>
+          <w:bCs/>
+        </w:rPr>
+        <w:t xml:space="preserve">Explanation: </w:t>
+      </w:r>
+    </w:p>
+    <w:p>
+      <w:pPr>
+        <w:rPr>
+          <w:rFonts w:cstheme="minorHAnsi"/>
+          <w:b/>
+          <w:bCs/>
+        </w:rPr>
+      </w:pPr>
+      <w:r>
+        <w:rPr>
+          <w:rFonts w:cstheme="minorHAnsi"/>
+          <w:b/>
+          <w:bCs/>
+        </w:rPr>
+        <w:t>We combine 7 and 8 to get 1 so the array converts to [2,4,1,1,1] then,</w:t>
+      </w:r>
+    </w:p>
+    <w:p>
+      <w:pPr>
+        <w:rPr>
+          <w:rFonts w:cstheme="minorHAnsi"/>
+          <w:b/>
+          <w:bCs/>
+        </w:rPr>
+      </w:pPr>
+      <w:r>
+        <w:rPr>
+          <w:rFonts w:cstheme="minorHAnsi"/>
+          <w:b/>
+          <w:bCs/>
+        </w:rPr>
+        <w:t>we combine 2 and 4 to get 2 so the array converts to [2,1,1,1] then,</w:t>
+      </w:r>
+    </w:p>
+    <w:p>
+      <w:pPr>
+        <w:rPr>
+          <w:rFonts w:cstheme="minorHAnsi"/>
+          <w:b/>
+          <w:bCs/>
+        </w:rPr>
+      </w:pPr>
+      <w:r>
+        <w:rPr>
+          <w:rFonts w:cstheme="minorHAnsi"/>
+          <w:b/>
+          <w:bCs/>
+        </w:rPr>
+        <w:t>we combine 2 and 1 to get 1 so the array converts to [1,1,1] then,</w:t>
+      </w:r>
+    </w:p>
+    <w:p>
+      <w:pPr>
+        <w:rPr>
+          <w:rFonts w:cstheme="minorHAnsi"/>
+          <w:b/>
+          <w:bCs/>
+        </w:rPr>
+      </w:pPr>
+      <w:r>
+        <w:rPr>
+          <w:rFonts w:cstheme="minorHAnsi"/>
+          <w:b/>
+          <w:bCs/>
+        </w:rPr>
+        <w:t>we combine 1 and 1 to get 0 so the array converts to [1] then that's the value of the last stone.</w:t>
+      </w:r>
+    </w:p>
+    <w:p>
+      <w:pPr>
+        <w:rPr>
+          <w:rFonts w:cstheme="minorHAnsi"/>
+          <w:b/>
+          <w:bCs/>
+        </w:rPr>
+      </w:pPr>
+      <w:r>
+        <w:rPr>
+          <w:rFonts w:cstheme="minorHAnsi"/>
+          <w:b/>
+          <w:bCs/>
+        </w:rPr>
+        <w:t>Example 2:</w:t>
+      </w:r>
+    </w:p>
+    <w:p>
+      <w:pPr>
+        <w:rPr>
+          <w:rFonts w:cstheme="minorHAnsi"/>
+          <w:b/>
+          <w:bCs/>
+        </w:rPr>
+      </w:pPr>
+      <w:r>
+        <w:rPr>
+          <w:rFonts w:cstheme="minorHAnsi"/>
+          <w:b/>
+          <w:bCs/>
+        </w:rPr>
+        <w:t>Input: stones = [1]</w:t>
+      </w:r>
+    </w:p>
+    <w:p>
+      <w:pPr>
+        <w:rPr>
+          <w:rFonts w:cstheme="minorHAnsi"/>
+          <w:b/>
+          <w:bCs/>
+        </w:rPr>
+      </w:pPr>
+      <w:r>
+        <w:rPr>
+          <w:rFonts w:cstheme="minorHAnsi"/>
+          <w:b/>
+          <w:bCs/>
+        </w:rPr>
+        <w:t>Output: 1</w:t>
+      </w:r>
+    </w:p>
+    <w:p>
+      <w:pPr>
+        <w:rPr>
+          <w:rFonts w:cstheme="minorHAnsi"/>
+          <w:b/>
+          <w:bCs/>
+        </w:rPr>
+      </w:pPr>
+      <w:r>
+        <w:rPr>
+          <w:rFonts w:cstheme="minorHAnsi"/>
+          <w:b/>
+          <w:bCs/>
+        </w:rPr>
+        <w:t>APP: TC: O(n log n ) SC : O(n)</w:t>
+      </w:r>
+    </w:p>
+    <w:p>
+      <w:pPr>
+        <w:rPr>
+          <w:rFonts w:cstheme="minorHAnsi"/>
+          <w:b/>
+          <w:bCs/>
+        </w:rPr>
+      </w:pPr>
+      <w:r>
+        <w:rPr>
+          <w:rFonts w:cstheme="minorHAnsi"/>
+          <w:b/>
+          <w:bCs/>
+        </w:rPr>
+        <w:t>-&gt;max heap push to pq first</w:t>
+      </w:r>
+    </w:p>
+    <w:p>
+      <w:pPr>
+        <w:rPr>
+          <w:rFonts w:cstheme="minorHAnsi"/>
+          <w:b/>
+          <w:bCs/>
+        </w:rPr>
+      </w:pPr>
+      <w:r>
+        <w:rPr>
+          <w:rFonts w:cstheme="minorHAnsi"/>
+          <w:b/>
+          <w:bCs/>
+        </w:rPr>
+        <w:t>-&gt;then pop top2 and check if both equal if so continue else push the diff</w:t>
+      </w:r>
+    </w:p>
+    <w:p>
+      <w:pPr>
+        <w:rPr>
+          <w:rFonts w:cstheme="minorHAnsi"/>
+          <w:b/>
+          <w:bCs/>
+        </w:rPr>
+      </w:pPr>
+    </w:p>
+    <w:p>
+      <w:pPr>
+        <w:rPr>
+          <w:rFonts w:cstheme="minorHAnsi"/>
+          <w:b/>
+          <w:bCs/>
+        </w:rPr>
+      </w:pPr>
+    </w:p>
+    <w:p>
+      <w:pPr>
+        <w:rPr>
+          <w:rFonts w:cstheme="minorHAnsi"/>
+          <w:b/>
+          <w:bCs/>
+        </w:rPr>
+      </w:pPr>
+    </w:p>
+    <w:p>
+      <w:pPr>
+        <w:rPr>
+          <w:rFonts w:cstheme="minorHAnsi"/>
+          <w:b/>
+          <w:bCs/>
+        </w:rPr>
+      </w:pPr>
+      <w:r>
+        <w:rPr>
+          <w:rFonts w:cstheme="minorHAnsi"/>
+          <w:b/>
+          <w:bCs/>
+        </w:rPr>
+        <w:lastRenderedPageBreak/>
+        <w:t>CODE:</w:t>
+      </w:r>
+    </w:p>
+    <w:p>
+      <w:pPr>
+        <w:rPr>
+          <w:rFonts w:cstheme="minorHAnsi"/>
+        </w:rPr>
+      </w:pPr>
+      <w:r>
+        <w:rPr>
+          <w:rFonts w:cstheme="minorHAnsi"/>
+        </w:rPr>
+        <w:t>class Solution {</w:t>
+      </w:r>
+    </w:p>
+    <w:p>
+      <w:pPr>
+        <w:rPr>
+          <w:rFonts w:cstheme="minorHAnsi"/>
+        </w:rPr>
+      </w:pPr>
+      <w:r>
+        <w:rPr>
+          <w:rFonts w:cstheme="minorHAnsi"/>
+        </w:rPr>
+        <w:t>    public int lastStoneWeight(int[] stones) {</w:t>
+      </w:r>
+    </w:p>
+    <w:p>
+      <w:pPr>
+        <w:rPr>
+          <w:rFonts w:cstheme="minorHAnsi"/>
+        </w:rPr>
+      </w:pPr>
+      <w:r>
+        <w:rPr>
+          <w:rFonts w:cstheme="minorHAnsi"/>
+        </w:rPr>
+        <w:t>        PriorityQueue&lt;Integer&gt; pq = new PriorityQueue&lt;&gt;((a,b)-&gt;b-a);</w:t>
+      </w:r>
+    </w:p>
+    <w:p>
+      <w:pPr>
+        <w:rPr>
+          <w:rFonts w:cstheme="minorHAnsi"/>
+        </w:rPr>
+      </w:pPr>
+      <w:r>
+        <w:rPr>
+          <w:rFonts w:cstheme="minorHAnsi"/>
+        </w:rPr>
+        <w:t>        for(int i : stones)</w:t>
+      </w:r>
+    </w:p>
+    <w:p>
+      <w:pPr>
+        <w:rPr>
+          <w:rFonts w:cstheme="minorHAnsi"/>
+        </w:rPr>
+      </w:pPr>
+      <w:r>
+        <w:rPr>
+          <w:rFonts w:cstheme="minorHAnsi"/>
+        </w:rPr>
+        <w:t>            pq.offer(i);</w:t>
+      </w:r>
+    </w:p>
+    <w:p>
+      <w:pPr>
+        <w:rPr>
+          <w:rFonts w:cstheme="minorHAnsi"/>
+        </w:rPr>
+      </w:pPr>
+      <w:r>
+        <w:rPr>
+          <w:rFonts w:cstheme="minorHAnsi"/>
+        </w:rPr>
+        <w:t>        while(pq.size()&gt;1)</w:t>
+      </w:r>
+    </w:p>
+    <w:p>
+      <w:pPr>
+        <w:rPr>
+          <w:rFonts w:cstheme="minorHAnsi"/>
+        </w:rPr>
+      </w:pPr>
+      <w:r>
+        <w:rPr>
+          <w:rFonts w:cstheme="minorHAnsi"/>
+        </w:rPr>
+        <w:t>        {</w:t>
+      </w:r>
+    </w:p>
+    <w:p>
+      <w:pPr>
+        <w:rPr>
+          <w:rFonts w:cstheme="minorHAnsi"/>
+        </w:rPr>
+      </w:pPr>
+      <w:r>
+        <w:rPr>
+          <w:rFonts w:cstheme="minorHAnsi"/>
+        </w:rPr>
+        <w:t>            int val1 = pq.poll();</w:t>
+      </w:r>
+    </w:p>
+    <w:p>
+      <w:pPr>
+        <w:rPr>
+          <w:rFonts w:cstheme="minorHAnsi"/>
+        </w:rPr>
+      </w:pPr>
+      <w:r>
+        <w:rPr>
+          <w:rFonts w:cstheme="minorHAnsi"/>
+        </w:rPr>
+        <w:t>            int val2 = pq.poll();</w:t>
+      </w:r>
+    </w:p>
+    <w:p>
+      <w:pPr>
+        <w:rPr>
+          <w:rFonts w:cstheme="minorHAnsi"/>
+        </w:rPr>
+      </w:pPr>
+      <w:r>
+        <w:rPr>
+          <w:rFonts w:cstheme="minorHAnsi"/>
+        </w:rPr>
+        <w:t>            if(val1==val2)</w:t>
+      </w:r>
+    </w:p>
+    <w:p>
+      <w:pPr>
+        <w:rPr>
+          <w:rFonts w:cstheme="minorHAnsi"/>
+        </w:rPr>
+      </w:pPr>
+      <w:r>
+        <w:rPr>
+          <w:rFonts w:cstheme="minorHAnsi"/>
+        </w:rPr>
+        <w:t>                continue;</w:t>
+      </w:r>
+    </w:p>
+    <w:p>
+      <w:pPr>
+        <w:rPr>
+          <w:rFonts w:cstheme="minorHAnsi"/>
+        </w:rPr>
+      </w:pPr>
+      <w:r>
+        <w:rPr>
+          <w:rFonts w:cstheme="minorHAnsi"/>
+        </w:rPr>
+        <w:t>            else</w:t>
+      </w:r>
+    </w:p>
+    <w:p>
+      <w:pPr>
+        <w:rPr>
+          <w:rFonts w:cstheme="minorHAnsi"/>
+        </w:rPr>
+      </w:pPr>
+      <w:r>
+        <w:rPr>
+          <w:rFonts w:cstheme="minorHAnsi"/>
+        </w:rPr>
+        <w:t>                pq.offer(Math.abs(val1-val2));</w:t>
+      </w:r>
+    </w:p>
+    <w:p>
+      <w:pPr>
+        <w:rPr>
+          <w:rFonts w:cstheme="minorHAnsi"/>
+        </w:rPr>
+      </w:pPr>
+      <w:r>
+        <w:rPr>
+          <w:rFonts w:cstheme="minorHAnsi"/>
+        </w:rPr>
+        <w:t>        }</w:t>
+      </w:r>
+    </w:p>
+    <w:p>
+      <w:pPr>
+        <w:rPr>
+          <w:rFonts w:cstheme="minorHAnsi"/>
+        </w:rPr>
+      </w:pPr>
+      <w:r>
+        <w:rPr>
+          <w:rFonts w:cstheme="minorHAnsi"/>
+        </w:rPr>
+        <w:t>        return pq.size()&gt;0?pq.poll():0;</w:t>
+      </w:r>
+    </w:p>
+    <w:p>
+      <w:pPr>
+        <w:rPr>
+          <w:rFonts w:cstheme="minorHAnsi"/>
+        </w:rPr>
+      </w:pPr>
+      <w:r>
+        <w:rPr>
+          <w:rFonts w:cstheme="minorHAnsi"/>
+        </w:rPr>
+        <w:t>    }</w:t>
+      </w:r>
+    </w:p>
+    <w:p>
+      <w:pPr>
+        <w:rPr>
+          <w:rFonts w:cstheme="minorHAnsi"/>
+        </w:rPr>
+      </w:pPr>
+      <w:r>
+        <w:rPr>
+          <w:rFonts w:cstheme="minorHAnsi"/>
+        </w:rPr>
+        <w:t>}</w:t>
+      </w:r>
+    </w:p>
+    <w:p>
+      <w:pPr>
+        <w:rPr>
+          <w:rFonts w:cstheme="minorHAnsi"/>
+        </w:rPr>
+      </w:pPr>
+    </w:p>
+    <w:p>
+      <w:pPr>
+        <w:rPr>
+          <w:rFonts w:cstheme="minorHAnsi"/>
+        </w:rPr>
+      </w:pPr>
+    </w:p>
+    <w:p>
+      <w:pPr>
+        <w:rPr>
+          <w:rFonts w:cstheme="minorHAnsi"/>
+        </w:rPr>
+      </w:pPr>
+    </w:p>
+    <w:p>
+      <w:pPr>
+        <w:rPr>
+          <w:rFonts w:cstheme="minorHAnsi"/>
+        </w:rPr>
+      </w:pPr>
+    </w:p>
+    <w:p>
+      <w:pPr>
+        <w:rPr>
+          <w:rFonts w:cstheme="minorHAnsi"/>
+        </w:rPr>
+      </w:pPr>
+    </w:p>
+    <w:p>
+      <w:pPr>
+        <w:rPr>
+          <w:rFonts w:cstheme="minorHAnsi"/>
+        </w:rPr>
+      </w:pPr>
+    </w:p>
+    <w:p>
+      <w:pPr>
+        <w:rPr>
+          <w:rFonts w:cstheme="minorHAnsi"/>
+        </w:rPr>
+      </w:pPr>
+    </w:p>
+    <w:p>
+      <w:pPr>
+        <w:rPr>
+          <w:rFonts w:cstheme="minorHAnsi"/>
+        </w:rPr>
+      </w:pPr>
+    </w:p>
+    <w:p>
+      <w:pPr>
+        <w:rPr>
+          <w:rFonts w:cstheme="minorHAnsi"/>
+        </w:rPr>
+      </w:pPr>
+    </w:p>
+    <w:p>
+      <w:pPr>
+        <w:rPr>
+          <w:rFonts w:cstheme="minorHAnsi"/>
+        </w:rPr>
+      </w:pPr>
+    </w:p>
+    <w:p>
+      <w:pPr>
+        <w:rPr>
+          <w:rFonts w:cstheme="minorHAnsi"/>
+          <w:b/>
+          <w:bCs/>
+        </w:rPr>
+      </w:pPr>
+      <w:r>
+        <w:rPr>
+          <w:rFonts w:cstheme="minorHAnsi"/>
+          <w:b/>
+          <w:bCs/>
+        </w:rPr>
+        <w:lastRenderedPageBreak/>
+        <w:t>LC#2558 TAKE GIFTS FROM THE RICHEST PILE</w:t>
+      </w:r>
+    </w:p>
+    <w:p>
+      <w:pPr>
+        <w:rPr>
+          <w:rFonts w:cstheme="minorHAnsi"/>
+          <w:b/>
+          <w:bCs/>
+        </w:rPr>
+      </w:pPr>
+      <w:r>
+        <w:rPr>
+          <w:rFonts w:cstheme="minorHAnsi"/>
+          <w:b/>
+          <w:bCs/>
+        </w:rPr>
+        <w:t>You are given an integer array gifts denoting the number of gifts in various piles. Every second, you do the following:</w:t>
+      </w:r>
+    </w:p>
+    <w:p>
+      <w:pPr>
+        <w:numPr>
+          <w:ilvl w:val="0"/>
+          <w:numId w:val="4"/>
+        </w:numPr>
+        <w:rPr>
+          <w:rFonts w:cstheme="minorHAnsi"/>
+          <w:b/>
+          <w:bCs/>
+        </w:rPr>
+      </w:pPr>
+      <w:r>
+        <w:rPr>
+          <w:rFonts w:cstheme="minorHAnsi"/>
+          <w:b/>
+          <w:bCs/>
+        </w:rPr>
+        <w:t>Choose the pile with the maximum number of gifts.</w:t>
+      </w:r>
+    </w:p>
+    <w:p>
+      <w:pPr>
+        <w:numPr>
+          <w:ilvl w:val="0"/>
+          <w:numId w:val="4"/>
+        </w:numPr>
+        <w:rPr>
+          <w:rFonts w:cstheme="minorHAnsi"/>
+          <w:b/>
+          <w:bCs/>
+        </w:rPr>
+      </w:pPr>
+      <w:r>
+        <w:rPr>
+          <w:rFonts w:cstheme="minorHAnsi"/>
+          <w:b/>
+          <w:bCs/>
+        </w:rPr>
+        <w:t>If there is more than one pile with the maximum number of gifts, choose any.</w:t>
+      </w:r>
+    </w:p>
+    <w:p>
+      <w:pPr>
+        <w:numPr>
+          <w:ilvl w:val="0"/>
+          <w:numId w:val="4"/>
+        </w:numPr>
+        <w:rPr>
+          <w:rFonts w:cstheme="minorHAnsi"/>
+          <w:b/>
+          <w:bCs/>
+        </w:rPr>
+      </w:pPr>
+      <w:r>
+        <w:rPr>
+          <w:rFonts w:cstheme="minorHAnsi"/>
+          <w:b/>
+          <w:bCs/>
+        </w:rPr>
+        <w:t>Reduce the number of gifts in the pile to the floor of the square root of the original number of gifts in the pile.</w:t>
+      </w:r>
+    </w:p>
+    <w:p>
+      <w:pPr>
+        <w:rPr>
+          <w:rFonts w:cstheme="minorHAnsi"/>
+          <w:b/>
+          <w:bCs/>
+        </w:rPr>
+      </w:pPr>
+      <w:r>
+        <w:rPr>
+          <w:rFonts w:cstheme="minorHAnsi"/>
+          <w:b/>
+          <w:bCs/>
+        </w:rPr>
+        <w:t>Return </w:t>
+      </w:r>
+      <w:r>
+        <w:rPr>
+          <w:rFonts w:cstheme="minorHAnsi"/>
+          <w:b/>
+          <w:bCs/>
+          <w:i/>
+          <w:iCs/>
+        </w:rPr>
+        <w:t>the number of gifts remaining after </w:t>
+      </w:r>
+      <w:r>
+        <w:rPr>
+          <w:rFonts w:cstheme="minorHAnsi"/>
+          <w:b/>
+          <w:bCs/>
+        </w:rPr>
+        <w:t>k</w:t>
+      </w:r>
+      <w:r>
+        <w:rPr>
+          <w:rFonts w:cstheme="minorHAnsi"/>
+          <w:b/>
+          <w:bCs/>
+          <w:i/>
+          <w:iCs/>
+        </w:rPr>
+        <w:t> seconds.</w:t>
+      </w:r>
+    </w:p>
+    <w:p>
+      <w:pPr>
+        <w:rPr>
+          <w:rFonts w:cstheme="minorHAnsi"/>
+          <w:b/>
+          <w:bCs/>
+        </w:rPr>
+      </w:pPr>
+      <w:r>
+        <w:rPr>
+          <w:rFonts w:cstheme="minorHAnsi"/>
+          <w:b/>
+          <w:bCs/>
+        </w:rPr>
+        <w:t> </w:t>
+      </w:r>
+    </w:p>
+    <w:p>
+      <w:pPr>
+        <w:rPr>
+          <w:rFonts w:cstheme="minorHAnsi"/>
+          <w:b/>
+          <w:bCs/>
+        </w:rPr>
+      </w:pPr>
+      <w:r>
+        <w:rPr>
+          <w:rFonts w:cstheme="minorHAnsi"/>
+          <w:b/>
+          <w:bCs/>
+        </w:rPr>
+        <w:t>Example 1:</w:t>
+      </w:r>
+    </w:p>
+    <w:p>
+      <w:pPr>
+        <w:rPr>
+          <w:rFonts w:cstheme="minorHAnsi"/>
+          <w:b/>
+          <w:bCs/>
+        </w:rPr>
+      </w:pPr>
+      <w:r>
+        <w:rPr>
+          <w:rFonts w:cstheme="minorHAnsi"/>
+          <w:b/>
+          <w:bCs/>
+        </w:rPr>
+        <w:t>Input: gifts = [25,64,9,4,100], k = 4</w:t>
+      </w:r>
+    </w:p>
+    <w:p>
+      <w:pPr>
+        <w:rPr>
+          <w:rFonts w:cstheme="minorHAnsi"/>
+          <w:b/>
+          <w:bCs/>
+        </w:rPr>
+      </w:pPr>
+      <w:r>
+        <w:rPr>
+          <w:rFonts w:cstheme="minorHAnsi"/>
+          <w:b/>
+          <w:bCs/>
+        </w:rPr>
+        <w:t>Output: 29</w:t>
+      </w:r>
+    </w:p>
+    <w:p>
+      <w:pPr>
+        <w:rPr>
+          <w:rFonts w:cstheme="minorHAnsi"/>
+          <w:b/>
+          <w:bCs/>
+        </w:rPr>
+      </w:pPr>
+      <w:r>
+        <w:rPr>
+          <w:rFonts w:cstheme="minorHAnsi"/>
+          <w:b/>
+          <w:bCs/>
+        </w:rPr>
+        <w:t xml:space="preserve">Explanation: </w:t>
+      </w:r>
+    </w:p>
+    <w:p>
+      <w:pPr>
+        <w:rPr>
+          <w:rFonts w:cstheme="minorHAnsi"/>
+          <w:b/>
+          <w:bCs/>
+        </w:rPr>
+      </w:pPr>
+      <w:r>
+        <w:rPr>
+          <w:rFonts w:cstheme="minorHAnsi"/>
+          <w:b/>
+          <w:bCs/>
+        </w:rPr>
+        <w:t>The gifts are taken in the following way:</w:t>
+      </w:r>
+    </w:p>
+    <w:p>
+      <w:pPr>
+        <w:rPr>
+          <w:rFonts w:cstheme="minorHAnsi"/>
+          <w:b/>
+          <w:bCs/>
+        </w:rPr>
+      </w:pPr>
+      <w:r>
+        <w:rPr>
+          <w:rFonts w:cstheme="minorHAnsi"/>
+          <w:b/>
+          <w:bCs/>
+        </w:rPr>
+        <w:t>- In the first second, the last pile is chosen and 10 gifts are left behind.</w:t>
+      </w:r>
+    </w:p>
+    <w:p>
+      <w:pPr>
+        <w:rPr>
+          <w:rFonts w:cstheme="minorHAnsi"/>
+          <w:b/>
+          <w:bCs/>
+        </w:rPr>
+      </w:pPr>
+      <w:r>
+        <w:rPr>
+          <w:rFonts w:cstheme="minorHAnsi"/>
+          <w:b/>
+          <w:bCs/>
+        </w:rPr>
+        <w:t>- Then the second pile is chosen and 8 gifts are left behind.</w:t>
+      </w:r>
+    </w:p>
+    <w:p>
+      <w:pPr>
+        <w:rPr>
+          <w:rFonts w:cstheme="minorHAnsi"/>
+          <w:b/>
+          <w:bCs/>
+        </w:rPr>
+      </w:pPr>
+      <w:r>
+        <w:rPr>
+          <w:rFonts w:cstheme="minorHAnsi"/>
+          <w:b/>
+          <w:bCs/>
+        </w:rPr>
+        <w:t>- After that the first pile is chosen and 5 gifts are left behind.</w:t>
+      </w:r>
+    </w:p>
+    <w:p>
+      <w:pPr>
+        <w:rPr>
+          <w:rFonts w:cstheme="minorHAnsi"/>
+          <w:b/>
+          <w:bCs/>
+        </w:rPr>
+      </w:pPr>
+      <w:r>
+        <w:rPr>
+          <w:rFonts w:cstheme="minorHAnsi"/>
+          <w:b/>
+          <w:bCs/>
+        </w:rPr>
+        <w:t>- Finally, the last pile is chosen again and 3 gifts are left behind.</w:t>
+      </w:r>
+    </w:p>
+    <w:p>
+      <w:pPr>
+        <w:rPr>
+          <w:rFonts w:cstheme="minorHAnsi"/>
+          <w:b/>
+          <w:bCs/>
+        </w:rPr>
+      </w:pPr>
+      <w:r>
+        <w:rPr>
+          <w:rFonts w:cstheme="minorHAnsi"/>
+          <w:b/>
+          <w:bCs/>
+        </w:rPr>
+        <w:t>The final remaining gifts are [5,8,9,4,3], so the total number of gifts remaining is 29.</w:t>
+      </w:r>
+    </w:p>
+    <w:p>
+      <w:pPr>
+        <w:rPr>
+          <w:rFonts w:cstheme="minorHAnsi"/>
+          <w:b/>
+          <w:bCs/>
+        </w:rPr>
+      </w:pPr>
+      <w:r>
+        <w:rPr>
+          <w:rFonts w:cstheme="minorHAnsi"/>
+          <w:b/>
+          <w:bCs/>
+        </w:rPr>
+        <w:t>Example 2:</w:t>
+      </w:r>
+    </w:p>
+    <w:p>
+      <w:pPr>
+        <w:rPr>
+          <w:rFonts w:cstheme="minorHAnsi"/>
+          <w:b/>
+          <w:bCs/>
+        </w:rPr>
+      </w:pPr>
+      <w:r>
+        <w:rPr>
+          <w:rFonts w:cstheme="minorHAnsi"/>
+          <w:b/>
+          <w:bCs/>
+        </w:rPr>
+        <w:t>Input: gifts = [1,1,1,1], k = 4</w:t>
+      </w:r>
+    </w:p>
+    <w:p>
+      <w:pPr>
+        <w:rPr>
+          <w:rFonts w:cstheme="minorHAnsi"/>
+          <w:b/>
+          <w:bCs/>
+        </w:rPr>
+      </w:pPr>
+      <w:r>
+        <w:rPr>
+          <w:rFonts w:cstheme="minorHAnsi"/>
+          <w:b/>
+          <w:bCs/>
+        </w:rPr>
+        <w:t>Output: 4</w:t>
+      </w:r>
+    </w:p>
+    <w:p>
+      <w:pPr>
+        <w:rPr>
+          <w:rFonts w:cstheme="minorHAnsi"/>
+          <w:b/>
+          <w:bCs/>
+        </w:rPr>
+      </w:pPr>
+      <w:r>
+        <w:rPr>
+          <w:rFonts w:cstheme="minorHAnsi"/>
+          <w:b/>
+          <w:bCs/>
+        </w:rPr>
+        <w:t xml:space="preserve">Explanation: </w:t>
+      </w:r>
+    </w:p>
+    <w:p>
+      <w:pPr>
+        <w:rPr>
+          <w:rFonts w:cstheme="minorHAnsi"/>
+          <w:b/>
+          <w:bCs/>
+        </w:rPr>
+      </w:pPr>
+      <w:r>
+        <w:rPr>
+          <w:rFonts w:cstheme="minorHAnsi"/>
+          <w:b/>
+          <w:bCs/>
+        </w:rPr>
+        <w:t xml:space="preserve">In this case, regardless which pile you choose, you have to leave behind 1 gift in each pile. </w:t>
+      </w:r>
+    </w:p>
+    <w:p>
+      <w:pPr>
+        <w:rPr>
+          <w:rFonts w:cstheme="minorHAnsi"/>
+          <w:b/>
+          <w:bCs/>
+        </w:rPr>
+      </w:pPr>
+      <w:r>
+        <w:rPr>
+          <w:rFonts w:cstheme="minorHAnsi"/>
+          <w:b/>
+          <w:bCs/>
+        </w:rPr>
+        <w:t xml:space="preserve">That is, you can't take any pile with you. </w:t>
+      </w:r>
+    </w:p>
+    <w:p>
+      <w:pPr>
+        <w:rPr>
+          <w:rFonts w:cstheme="minorHAnsi"/>
+          <w:b/>
+          <w:bCs/>
+        </w:rPr>
+      </w:pPr>
+      <w:r>
+        <w:rPr>
+          <w:rFonts w:cstheme="minorHAnsi"/>
+          <w:b/>
+          <w:bCs/>
+        </w:rPr>
+        <w:t>So, the total gifts remaining are 4.</w:t>
+      </w:r>
+    </w:p>
+    <w:p>
+      <w:pPr>
+        <w:rPr>
+          <w:rFonts w:cstheme="minorHAnsi"/>
+          <w:b/>
+          <w:bCs/>
+        </w:rPr>
+      </w:pPr>
+      <w:r>
+        <w:rPr>
+          <w:rFonts w:cstheme="minorHAnsi"/>
+          <w:b/>
+          <w:bCs/>
+        </w:rPr>
+        <w:t> </w:t>
+      </w:r>
+    </w:p>
+    <w:p>
+      <w:pPr>
+        <w:rPr>
+          <w:rFonts w:cstheme="minorHAnsi"/>
+          <w:b/>
+          <w:bCs/>
+        </w:rPr>
+      </w:pPr>
+      <w:r>
+        <w:rPr>
+          <w:rFonts w:cstheme="minorHAnsi"/>
+          <w:b/>
+          <w:bCs/>
+        </w:rPr>
+        <w:t>Constraints:</w:t>
+      </w:r>
+    </w:p>
+    <w:p>
+      <w:pPr>
+        <w:numPr>
+          <w:ilvl w:val="0"/>
+          <w:numId w:val="5"/>
+        </w:numPr>
+        <w:rPr>
+          <w:rFonts w:cstheme="minorHAnsi"/>
+          <w:b/>
+          <w:bCs/>
+        </w:rPr>
+      </w:pPr>
+      <w:r>
+        <w:rPr>
+          <w:rFonts w:cstheme="minorHAnsi"/>
+          <w:b/>
+          <w:bCs/>
+        </w:rPr>
+        <w:t>1 &lt;= gifts.length &lt;= 10</w:t>
+      </w:r>
+      <w:r>
+        <w:rPr>
+          <w:rFonts w:cstheme="minorHAnsi"/>
+          <w:b/>
+          <w:bCs/>
+          <w:vertAlign w:val="superscript"/>
+        </w:rPr>
+        <w:t>3</w:t>
+      </w:r>
+    </w:p>
+    <w:p>
+      <w:pPr>
+        <w:numPr>
+          <w:ilvl w:val="0"/>
+          <w:numId w:val="5"/>
+        </w:numPr>
+        <w:rPr>
+          <w:rFonts w:cstheme="minorHAnsi"/>
+          <w:b/>
+          <w:bCs/>
+        </w:rPr>
+      </w:pPr>
+      <w:r>
+        <w:rPr>
+          <w:rFonts w:cstheme="minorHAnsi"/>
+          <w:b/>
+          <w:bCs/>
+        </w:rPr>
+        <w:lastRenderedPageBreak/>
+        <w:t>1 &lt;= gifts[i] &lt;= 10</w:t>
+      </w:r>
+      <w:r>
+        <w:rPr>
+          <w:rFonts w:cstheme="minorHAnsi"/>
+          <w:b/>
+          <w:bCs/>
+          <w:vertAlign w:val="superscript"/>
+        </w:rPr>
+        <w:t>9</w:t>
+      </w:r>
+    </w:p>
+    <w:p>
+      <w:pPr>
+        <w:numPr>
+          <w:ilvl w:val="0"/>
+          <w:numId w:val="5"/>
+        </w:numPr>
+        <w:rPr>
+          <w:rFonts w:cstheme="minorHAnsi"/>
+          <w:b/>
+          <w:bCs/>
+        </w:rPr>
+      </w:pPr>
+      <w:r>
+        <w:rPr>
+          <w:rFonts w:cstheme="minorHAnsi"/>
+          <w:b/>
+          <w:bCs/>
+        </w:rPr>
+        <w:t>1 &lt;= k &lt;= 10</w:t>
+      </w:r>
+      <w:r>
+        <w:rPr>
+          <w:rFonts w:cstheme="minorHAnsi"/>
+          <w:b/>
+          <w:bCs/>
+          <w:vertAlign w:val="superscript"/>
+        </w:rPr>
+        <w:t>3</w:t>
+      </w:r>
+    </w:p>
+    <w:p>
+      <w:pPr>
+        <w:rPr>
+          <w:rFonts w:cstheme="minorHAnsi"/>
+          <w:b/>
+          <w:bCs/>
+          <w:vertAlign w:val="superscript"/>
+        </w:rPr>
+      </w:pPr>
+    </w:p>
+    <w:p>
+      <w:pPr>
+        <w:rPr>
+          <w:rFonts w:cstheme="minorHAnsi"/>
+          <w:b/>
+          <w:bCs/>
+        </w:rPr>
+      </w:pPr>
+      <w:r>
+        <w:rPr>
+          <w:rFonts w:cstheme="minorHAnsi"/>
+          <w:b/>
+          <w:bCs/>
+        </w:rPr>
+        <w:t>APP:</w:t>
+      </w:r>
+    </w:p>
+    <w:p>
+      <w:pPr>
+        <w:rPr>
+          <w:rFonts w:cstheme="minorHAnsi"/>
+          <w:b/>
+          <w:bCs/>
+        </w:rPr>
+      </w:pPr>
+      <w:r>
+        <w:rPr>
+          <w:rFonts w:cstheme="minorHAnsi"/>
+          <w:b/>
+          <w:bCs/>
+        </w:rPr>
+        <w:t>-&gt;push all into pq max heap</w:t>
+      </w:r>
+    </w:p>
+    <w:p>
+      <w:pPr>
+        <w:rPr>
+          <w:rFonts w:cstheme="minorHAnsi"/>
+          <w:b/>
+          <w:bCs/>
+        </w:rPr>
+      </w:pPr>
+      <w:r>
+        <w:rPr>
+          <w:rFonts w:cstheme="minorHAnsi"/>
+          <w:b/>
+          <w:bCs/>
+        </w:rPr>
+        <w:t>-&gt;get first top k elements and the take square root and push into the pq</w:t>
+      </w:r>
+    </w:p>
+    <w:p>
+      <w:pPr>
+        <w:rPr>
+          <w:rFonts w:cstheme="minorHAnsi"/>
+          <w:b/>
+          <w:bCs/>
+        </w:rPr>
+      </w:pPr>
+      <w:r>
+        <w:rPr>
+          <w:rFonts w:cstheme="minorHAnsi"/>
+          <w:b/>
+          <w:bCs/>
+        </w:rPr>
+        <w:t>-&gt;then add all and return</w:t>
+      </w:r>
+    </w:p>
+    <w:p>
+      <w:pPr>
+        <w:rPr>
+          <w:rFonts w:cstheme="minorHAnsi"/>
+          <w:b/>
+          <w:bCs/>
+        </w:rPr>
+      </w:pPr>
+      <w:r>
+        <w:rPr>
+          <w:rFonts w:cstheme="minorHAnsi"/>
+          <w:b/>
+          <w:bCs/>
+        </w:rPr>
+        <w:t>CODE:</w:t>
+      </w:r>
+    </w:p>
+    <w:p>
+      <w:pPr>
+        <w:rPr>
+          <w:rFonts w:cstheme="minorHAnsi"/>
+        </w:rPr>
+      </w:pPr>
+      <w:r>
+        <w:rPr>
+          <w:rFonts w:cstheme="minorHAnsi"/>
+        </w:rPr>
+        <w:t>class Solution {</w:t>
+      </w:r>
+    </w:p>
+    <w:p>
+      <w:pPr>
+        <w:rPr>
+          <w:rFonts w:cstheme="minorHAnsi"/>
+        </w:rPr>
+      </w:pPr>
+      <w:r>
+        <w:rPr>
+          <w:rFonts w:cstheme="minorHAnsi"/>
+        </w:rPr>
+        <w:t>    public long pickGifts(int[] gifts, int k) {</w:t>
+      </w:r>
+    </w:p>
+    <w:p>
+      <w:pPr>
+        <w:rPr>
+          <w:rFonts w:cstheme="minorHAnsi"/>
+        </w:rPr>
+      </w:pPr>
+      <w:r>
+        <w:rPr>
+          <w:rFonts w:cstheme="minorHAnsi"/>
+        </w:rPr>
+        <w:t>        PriorityQueue&lt;Integer&gt; pq  = new PriorityQueue&lt;&gt;((a,b)-&gt;b-a);</w:t>
+      </w:r>
+    </w:p>
+    <w:p>
+      <w:pPr>
+        <w:rPr>
+          <w:rFonts w:cstheme="minorHAnsi"/>
+        </w:rPr>
+      </w:pPr>
+      <w:r>
+        <w:rPr>
+          <w:rFonts w:cstheme="minorHAnsi"/>
+        </w:rPr>
+        <w:t>        for(int n : gifts)</w:t>
+      </w:r>
+    </w:p>
+    <w:p>
+      <w:pPr>
+        <w:rPr>
+          <w:rFonts w:cstheme="minorHAnsi"/>
+        </w:rPr>
+      </w:pPr>
+      <w:r>
+        <w:rPr>
+          <w:rFonts w:cstheme="minorHAnsi"/>
+        </w:rPr>
+        <w:t>            pq.offer(n);</w:t>
+      </w:r>
+    </w:p>
+    <w:p>
+      <w:pPr>
+        <w:rPr>
+          <w:rFonts w:cstheme="minorHAnsi"/>
+        </w:rPr>
+      </w:pPr>
+      <w:r>
+        <w:rPr>
+          <w:rFonts w:cstheme="minorHAnsi"/>
+        </w:rPr>
+        <w:t>        long count = 0;</w:t>
+      </w:r>
+    </w:p>
+    <w:p>
+      <w:pPr>
+        <w:rPr>
+          <w:rFonts w:cstheme="minorHAnsi"/>
+        </w:rPr>
+      </w:pPr>
+      <w:r>
+        <w:rPr>
+          <w:rFonts w:cstheme="minorHAnsi"/>
+        </w:rPr>
+        <w:t>        int cnt = 0;</w:t>
+      </w:r>
+    </w:p>
+    <w:p>
+      <w:pPr>
+        <w:rPr>
+          <w:rFonts w:cstheme="minorHAnsi"/>
+        </w:rPr>
+      </w:pPr>
+      <w:r>
+        <w:rPr>
+          <w:rFonts w:cstheme="minorHAnsi"/>
+        </w:rPr>
+        <w:t>        while(cnt++&lt;k)</w:t>
+      </w:r>
+    </w:p>
+    <w:p>
+      <w:pPr>
+        <w:rPr>
+          <w:rFonts w:cstheme="minorHAnsi"/>
+        </w:rPr>
+      </w:pPr>
+      <w:r>
+        <w:rPr>
+          <w:rFonts w:cstheme="minorHAnsi"/>
+        </w:rPr>
+        <w:t>        {</w:t>
+      </w:r>
+    </w:p>
+    <w:p>
+      <w:pPr>
+        <w:rPr>
+          <w:rFonts w:cstheme="minorHAnsi"/>
+        </w:rPr>
+      </w:pPr>
+      <w:r>
+        <w:rPr>
+          <w:rFonts w:cstheme="minorHAnsi"/>
+        </w:rPr>
+        <w:t>            int val = pq.poll();</w:t>
+      </w:r>
+    </w:p>
+    <w:p>
+      <w:pPr>
+        <w:rPr>
+          <w:rFonts w:cstheme="minorHAnsi"/>
+        </w:rPr>
+      </w:pPr>
+      <w:r>
+        <w:rPr>
+          <w:rFonts w:cstheme="minorHAnsi"/>
+        </w:rPr>
+        <w:t>            int temp = (int)Math.floor(Math.sqrt(val));</w:t>
+      </w:r>
+    </w:p>
+    <w:p>
+      <w:pPr>
+        <w:rPr>
+          <w:rFonts w:cstheme="minorHAnsi"/>
+        </w:rPr>
+      </w:pPr>
+      <w:r>
+        <w:rPr>
+          <w:rFonts w:cstheme="minorHAnsi"/>
+        </w:rPr>
+        <w:t>            pq.offer(temp);</w:t>
+      </w:r>
+    </w:p>
+    <w:p>
+      <w:pPr>
+        <w:rPr>
+          <w:rFonts w:cstheme="minorHAnsi"/>
+        </w:rPr>
+      </w:pPr>
+      <w:r>
+        <w:rPr>
+          <w:rFonts w:cstheme="minorHAnsi"/>
+        </w:rPr>
+        <w:t>        }</w:t>
+      </w:r>
+    </w:p>
+    <w:p>
+      <w:pPr>
+        <w:rPr>
+          <w:rFonts w:cstheme="minorHAnsi"/>
+        </w:rPr>
+      </w:pPr>
+      <w:r>
+        <w:rPr>
+          <w:rFonts w:cstheme="minorHAnsi"/>
+        </w:rPr>
+        <w:t>        while(!pq.isEmpty())</w:t>
+      </w:r>
+    </w:p>
+    <w:p>
+      <w:pPr>
+        <w:rPr>
+          <w:rFonts w:cstheme="minorHAnsi"/>
+        </w:rPr>
+      </w:pPr>
+      <w:r>
+        <w:rPr>
+          <w:rFonts w:cstheme="minorHAnsi"/>
+        </w:rPr>
+        <w:t>            count+=pq.poll();</w:t>
+      </w:r>
+    </w:p>
+    <w:p>
+      <w:pPr>
+        <w:rPr>
+          <w:rFonts w:cstheme="minorHAnsi"/>
+        </w:rPr>
+      </w:pPr>
+      <w:r>
+        <w:rPr>
+          <w:rFonts w:cstheme="minorHAnsi"/>
+        </w:rPr>
+        <w:t>        return (long)count;</w:t>
       </w:r>
     </w:p>
     <w:p>
@@ -986,6 +7973,771 @@
     </w:sectPr>
   </w:body>
 </w:document>
+</file>
+
+<file path=word/numbering.xml><?xml version="1.0" encoding="utf-8"?>
+<w:numbering xmlns:wpc="http://schemas.microsoft.com/office/word/2010/wordprocessingCanvas" xmlns:cx="http://schemas.microsoft.com/office/drawing/2014/chartex" xmlns:cx1="http://schemas.microsoft.com/office/drawing/2015/9/8/chartex" xmlns:cx2="http://schemas.microsoft.com/office/drawing/2015/10/21/chartex" xmlns:cx3="http://schemas.microsoft.com/office/drawing/2016/5/9/chartex" xmlns:cx4="http://schemas.microsoft.com/office/drawing/2016/5/10/chartex" xmlns:cx5="http://schemas.microsoft.com/office/drawing/2016/5/11/chartex" xmlns:cx6="http://schemas.microsoft.com/office/drawing/2016/5/12/chartex" xmlns:cx7="http://schemas.microsoft.com/office/drawing/2016/5/13/chartex" xmlns:cx8="http://schemas.microsoft.com/office/drawing/2016/5/14/chartex" xmlns:mc="http://schemas.openxmlformats.org/markup-compatibility/2006" xmlns:aink="http://schemas.microsoft.com/office/drawing/2016/ink" xmlns:am3d="http://schemas.microsoft.com/office/drawing/2017/model3d" xmlns:o="urn:schemas-microsoft-com:office:office" xmlns:oel="http://schemas.microsoft.com/office/2019/extlst" xmlns:r="http://schemas.openxmlformats.org/officeDocument/2006/relationships" xmlns:m="http://schemas.openxmlformats.org/officeDocument/2006/math" xmlns:v="urn:schemas-microsoft-com:vml" xmlns:wp14="http://schemas.microsoft.com/office/word/2010/wordprocessingDrawing" xmlns:wp="http://schemas.openxmlformats.org/drawingml/2006/wordprocessingDrawing" xmlns:w10="urn:schemas-microsoft-com:office:word" xmlns:w="http://schemas.openxmlformats.org/wordprocessingml/2006/main" xmlns:w14="http://schemas.microsoft.com/office/word/2010/wordml" xmlns:w15="http://schemas.microsoft.com/office/word/2012/wordml" xmlns:w16cex="http://schemas.microsoft.com/office/word/2018/wordml/cex" xmlns:w16cid="http://schemas.microsoft.com/office/word/2016/wordml/cid" xmlns:w16="http://schemas.microsoft.com/office/word/2018/wordml" xmlns:w16du="http://schemas.microsoft.com/office/word/2023/wordml/word16du" xmlns:w16sdtdh="http://schemas.microsoft.com/office/word/2020/wordml/sdtdatahash" xmlns:w16sdtfl="http://schemas.microsoft.com/office/word/2024/wordml/sdtformatlock" xmlns:w16se="http://schemas.microsoft.com/office/word/2015/wordml/symex" xmlns:wpg="http://schemas.microsoft.com/office/word/2010/wordprocessingGroup" xmlns:wpi="http://schemas.microsoft.com/office/word/2010/wordprocessingInk" xmlns:wne="http://schemas.microsoft.com/office/word/2006/wordml" xmlns:wps="http://schemas.microsoft.com/office/word/2010/wordprocessingShape" mc:Ignorable="w14 w15 w16se w16cid w16 w16cex w16sdtdh w16sdtfl w16du wp14">
+  <w:abstractNum w:abstractNumId="0" w15:restartNumberingAfterBreak="0">
+    <w:nsid w:val="0DBD48E5"/>
+    <w:multiLevelType w:val="multilevel"/>
+    <w:tmpl w:val="70BEB970"/>
+    <w:lvl w:ilvl="0">
+      <w:start w:val="1"/>
+      <w:numFmt w:val="bullet"/>
+      <w:lvlText w:val=""/>
+      <w:lvlJc w:val="left"/>
+      <w:pPr>
+        <w:tabs>
+          <w:tab w:val="num" w:pos="720"/>
+        </w:tabs>
+        <w:ind w:left="720" w:hanging="360"/>
+      </w:pPr>
+      <w:rPr>
+        <w:rFonts w:ascii="Symbol" w:hAnsi="Symbol" w:hint="default"/>
+        <w:sz w:val="20"/>
+      </w:rPr>
+    </w:lvl>
+    <w:lvl w:ilvl="1" w:tentative="1">
+      <w:start w:val="1"/>
+      <w:numFmt w:val="bullet"/>
+      <w:lvlText w:val=""/>
+      <w:lvlJc w:val="left"/>
+      <w:pPr>
+        <w:tabs>
+          <w:tab w:val="num" w:pos="1440"/>
+        </w:tabs>
+        <w:ind w:left="1440" w:hanging="360"/>
+      </w:pPr>
+      <w:rPr>
+        <w:rFonts w:ascii="Symbol" w:hAnsi="Symbol" w:hint="default"/>
+        <w:sz w:val="20"/>
+      </w:rPr>
+    </w:lvl>
+    <w:lvl w:ilvl="2" w:tentative="1">
+      <w:start w:val="1"/>
+      <w:numFmt w:val="bullet"/>
+      <w:lvlText w:val=""/>
+      <w:lvlJc w:val="left"/>
+      <w:pPr>
+        <w:tabs>
+          <w:tab w:val="num" w:pos="2160"/>
+        </w:tabs>
+        <w:ind w:left="2160" w:hanging="360"/>
+      </w:pPr>
+      <w:rPr>
+        <w:rFonts w:ascii="Symbol" w:hAnsi="Symbol" w:hint="default"/>
+        <w:sz w:val="20"/>
+      </w:rPr>
+    </w:lvl>
+    <w:lvl w:ilvl="3" w:tentative="1">
+      <w:start w:val="1"/>
+      <w:numFmt w:val="bullet"/>
+      <w:lvlText w:val=""/>
+      <w:lvlJc w:val="left"/>
+      <w:pPr>
+        <w:tabs>
+          <w:tab w:val="num" w:pos="2880"/>
+        </w:tabs>
+        <w:ind w:left="2880" w:hanging="360"/>
+      </w:pPr>
+      <w:rPr>
+        <w:rFonts w:ascii="Symbol" w:hAnsi="Symbol" w:hint="default"/>
+        <w:sz w:val="20"/>
+      </w:rPr>
+    </w:lvl>
+    <w:lvl w:ilvl="4" w:tentative="1">
+      <w:start w:val="1"/>
+      <w:numFmt w:val="bullet"/>
+      <w:lvlText w:val=""/>
+      <w:lvlJc w:val="left"/>
+      <w:pPr>
+        <w:tabs>
+          <w:tab w:val="num" w:pos="3600"/>
+        </w:tabs>
+        <w:ind w:left="3600" w:hanging="360"/>
+      </w:pPr>
+      <w:rPr>
+        <w:rFonts w:ascii="Symbol" w:hAnsi="Symbol" w:hint="default"/>
+        <w:sz w:val="20"/>
+      </w:rPr>
+    </w:lvl>
+    <w:lvl w:ilvl="5" w:tentative="1">
+      <w:start w:val="1"/>
+      <w:numFmt w:val="bullet"/>
+      <w:lvlText w:val=""/>
+      <w:lvlJc w:val="left"/>
+      <w:pPr>
+        <w:tabs>
+          <w:tab w:val="num" w:pos="4320"/>
+        </w:tabs>
+        <w:ind w:left="4320" w:hanging="360"/>
+      </w:pPr>
+      <w:rPr>
+        <w:rFonts w:ascii="Symbol" w:hAnsi="Symbol" w:hint="default"/>
+        <w:sz w:val="20"/>
+      </w:rPr>
+    </w:lvl>
+    <w:lvl w:ilvl="6" w:tentative="1">
+      <w:start w:val="1"/>
+      <w:numFmt w:val="bullet"/>
+      <w:lvlText w:val=""/>
+      <w:lvlJc w:val="left"/>
+      <w:pPr>
+        <w:tabs>
+          <w:tab w:val="num" w:pos="5040"/>
+        </w:tabs>
+        <w:ind w:left="5040" w:hanging="360"/>
+      </w:pPr>
+      <w:rPr>
+        <w:rFonts w:ascii="Symbol" w:hAnsi="Symbol" w:hint="default"/>
+        <w:sz w:val="20"/>
+      </w:rPr>
+    </w:lvl>
+    <w:lvl w:ilvl="7" w:tentative="1">
+      <w:start w:val="1"/>
+      <w:numFmt w:val="bullet"/>
+      <w:lvlText w:val=""/>
+      <w:lvlJc w:val="left"/>
+      <w:pPr>
+        <w:tabs>
+          <w:tab w:val="num" w:pos="5760"/>
+        </w:tabs>
+        <w:ind w:left="5760" w:hanging="360"/>
+      </w:pPr>
+      <w:rPr>
+        <w:rFonts w:ascii="Symbol" w:hAnsi="Symbol" w:hint="default"/>
+        <w:sz w:val="20"/>
+      </w:rPr>
+    </w:lvl>
+    <w:lvl w:ilvl="8" w:tentative="1">
+      <w:start w:val="1"/>
+      <w:numFmt w:val="bullet"/>
+      <w:lvlText w:val=""/>
+      <w:lvlJc w:val="left"/>
+      <w:pPr>
+        <w:tabs>
+          <w:tab w:val="num" w:pos="6480"/>
+        </w:tabs>
+        <w:ind w:left="6480" w:hanging="360"/>
+      </w:pPr>
+      <w:rPr>
+        <w:rFonts w:ascii="Symbol" w:hAnsi="Symbol" w:hint="default"/>
+        <w:sz w:val="20"/>
+      </w:rPr>
+    </w:lvl>
+  </w:abstractNum>
+  <w:abstractNum w:abstractNumId="1" w15:restartNumberingAfterBreak="0">
+    <w:nsid w:val="2BFE617C"/>
+    <w:multiLevelType w:val="multilevel"/>
+    <w:tmpl w:val="4A7AAFE0"/>
+    <w:lvl w:ilvl="0">
+      <w:start w:val="1"/>
+      <w:numFmt w:val="bullet"/>
+      <w:lvlText w:val=""/>
+      <w:lvlJc w:val="left"/>
+      <w:pPr>
+        <w:tabs>
+          <w:tab w:val="num" w:pos="720"/>
+        </w:tabs>
+        <w:ind w:left="720" w:hanging="360"/>
+      </w:pPr>
+      <w:rPr>
+        <w:rFonts w:ascii="Symbol" w:hAnsi="Symbol" w:hint="default"/>
+        <w:sz w:val="20"/>
+      </w:rPr>
+    </w:lvl>
+    <w:lvl w:ilvl="1" w:tentative="1">
+      <w:start w:val="1"/>
+      <w:numFmt w:val="bullet"/>
+      <w:lvlText w:val=""/>
+      <w:lvlJc w:val="left"/>
+      <w:pPr>
+        <w:tabs>
+          <w:tab w:val="num" w:pos="1440"/>
+        </w:tabs>
+        <w:ind w:left="1440" w:hanging="360"/>
+      </w:pPr>
+      <w:rPr>
+        <w:rFonts w:ascii="Symbol" w:hAnsi="Symbol" w:hint="default"/>
+        <w:sz w:val="20"/>
+      </w:rPr>
+    </w:lvl>
+    <w:lvl w:ilvl="2" w:tentative="1">
+      <w:start w:val="1"/>
+      <w:numFmt w:val="bullet"/>
+      <w:lvlText w:val=""/>
+      <w:lvlJc w:val="left"/>
+      <w:pPr>
+        <w:tabs>
+          <w:tab w:val="num" w:pos="2160"/>
+        </w:tabs>
+        <w:ind w:left="2160" w:hanging="360"/>
+      </w:pPr>
+      <w:rPr>
+        <w:rFonts w:ascii="Symbol" w:hAnsi="Symbol" w:hint="default"/>
+        <w:sz w:val="20"/>
+      </w:rPr>
+    </w:lvl>
+    <w:lvl w:ilvl="3" w:tentative="1">
+      <w:start w:val="1"/>
+      <w:numFmt w:val="bullet"/>
+      <w:lvlText w:val=""/>
+      <w:lvlJc w:val="left"/>
+      <w:pPr>
+        <w:tabs>
+          <w:tab w:val="num" w:pos="2880"/>
+        </w:tabs>
+        <w:ind w:left="2880" w:hanging="360"/>
+      </w:pPr>
+      <w:rPr>
+        <w:rFonts w:ascii="Symbol" w:hAnsi="Symbol" w:hint="default"/>
+        <w:sz w:val="20"/>
+      </w:rPr>
+    </w:lvl>
+    <w:lvl w:ilvl="4" w:tentative="1">
+      <w:start w:val="1"/>
+      <w:numFmt w:val="bullet"/>
+      <w:lvlText w:val=""/>
+      <w:lvlJc w:val="left"/>
+      <w:pPr>
+        <w:tabs>
+          <w:tab w:val="num" w:pos="3600"/>
+        </w:tabs>
+        <w:ind w:left="3600" w:hanging="360"/>
+      </w:pPr>
+      <w:rPr>
+        <w:rFonts w:ascii="Symbol" w:hAnsi="Symbol" w:hint="default"/>
+        <w:sz w:val="20"/>
+      </w:rPr>
+    </w:lvl>
+    <w:lvl w:ilvl="5" w:tentative="1">
+      <w:start w:val="1"/>
+      <w:numFmt w:val="bullet"/>
+      <w:lvlText w:val=""/>
+      <w:lvlJc w:val="left"/>
+      <w:pPr>
+        <w:tabs>
+          <w:tab w:val="num" w:pos="4320"/>
+        </w:tabs>
+        <w:ind w:left="4320" w:hanging="360"/>
+      </w:pPr>
+      <w:rPr>
+        <w:rFonts w:ascii="Symbol" w:hAnsi="Symbol" w:hint="default"/>
+        <w:sz w:val="20"/>
+      </w:rPr>
+    </w:lvl>
+    <w:lvl w:ilvl="6" w:tentative="1">
+      <w:start w:val="1"/>
+      <w:numFmt w:val="bullet"/>
+      <w:lvlText w:val=""/>
+      <w:lvlJc w:val="left"/>
+      <w:pPr>
+        <w:tabs>
+          <w:tab w:val="num" w:pos="5040"/>
+        </w:tabs>
+        <w:ind w:left="5040" w:hanging="360"/>
+      </w:pPr>
+      <w:rPr>
+        <w:rFonts w:ascii="Symbol" w:hAnsi="Symbol" w:hint="default"/>
+        <w:sz w:val="20"/>
+      </w:rPr>
+    </w:lvl>
+    <w:lvl w:ilvl="7" w:tentative="1">
+      <w:start w:val="1"/>
+      <w:numFmt w:val="bullet"/>
+      <w:lvlText w:val=""/>
+      <w:lvlJc w:val="left"/>
+      <w:pPr>
+        <w:tabs>
+          <w:tab w:val="num" w:pos="5760"/>
+        </w:tabs>
+        <w:ind w:left="5760" w:hanging="360"/>
+      </w:pPr>
+      <w:rPr>
+        <w:rFonts w:ascii="Symbol" w:hAnsi="Symbol" w:hint="default"/>
+        <w:sz w:val="20"/>
+      </w:rPr>
+    </w:lvl>
+    <w:lvl w:ilvl="8" w:tentative="1">
+      <w:start w:val="1"/>
+      <w:numFmt w:val="bullet"/>
+      <w:lvlText w:val=""/>
+      <w:lvlJc w:val="left"/>
+      <w:pPr>
+        <w:tabs>
+          <w:tab w:val="num" w:pos="6480"/>
+        </w:tabs>
+        <w:ind w:left="6480" w:hanging="360"/>
+      </w:pPr>
+      <w:rPr>
+        <w:rFonts w:ascii="Symbol" w:hAnsi="Symbol" w:hint="default"/>
+        <w:sz w:val="20"/>
+      </w:rPr>
+    </w:lvl>
+  </w:abstractNum>
+  <w:abstractNum w:abstractNumId="2" w15:restartNumberingAfterBreak="0">
+    <w:nsid w:val="48286695"/>
+    <w:multiLevelType w:val="multilevel"/>
+    <w:tmpl w:val="6512ECD8"/>
+    <w:lvl w:ilvl="0">
+      <w:start w:val="1"/>
+      <w:numFmt w:val="bullet"/>
+      <w:lvlText w:val=""/>
+      <w:lvlJc w:val="left"/>
+      <w:pPr>
+        <w:tabs>
+          <w:tab w:val="num" w:pos="720"/>
+        </w:tabs>
+        <w:ind w:left="720" w:hanging="360"/>
+      </w:pPr>
+      <w:rPr>
+        <w:rFonts w:ascii="Symbol" w:hAnsi="Symbol" w:hint="default"/>
+        <w:sz w:val="20"/>
+      </w:rPr>
+    </w:lvl>
+    <w:lvl w:ilvl="1" w:tentative="1">
+      <w:start w:val="1"/>
+      <w:numFmt w:val="bullet"/>
+      <w:lvlText w:val=""/>
+      <w:lvlJc w:val="left"/>
+      <w:pPr>
+        <w:tabs>
+          <w:tab w:val="num" w:pos="1440"/>
+        </w:tabs>
+        <w:ind w:left="1440" w:hanging="360"/>
+      </w:pPr>
+      <w:rPr>
+        <w:rFonts w:ascii="Symbol" w:hAnsi="Symbol" w:hint="default"/>
+        <w:sz w:val="20"/>
+      </w:rPr>
+    </w:lvl>
+    <w:lvl w:ilvl="2" w:tentative="1">
+      <w:start w:val="1"/>
+      <w:numFmt w:val="bullet"/>
+      <w:lvlText w:val=""/>
+      <w:lvlJc w:val="left"/>
+      <w:pPr>
+        <w:tabs>
+          <w:tab w:val="num" w:pos="2160"/>
+        </w:tabs>
+        <w:ind w:left="2160" w:hanging="360"/>
+      </w:pPr>
+      <w:rPr>
+        <w:rFonts w:ascii="Symbol" w:hAnsi="Symbol" w:hint="default"/>
+        <w:sz w:val="20"/>
+      </w:rPr>
+    </w:lvl>
+    <w:lvl w:ilvl="3" w:tentative="1">
+      <w:start w:val="1"/>
+      <w:numFmt w:val="bullet"/>
+      <w:lvlText w:val=""/>
+      <w:lvlJc w:val="left"/>
+      <w:pPr>
+        <w:tabs>
+          <w:tab w:val="num" w:pos="2880"/>
+        </w:tabs>
+        <w:ind w:left="2880" w:hanging="360"/>
+      </w:pPr>
+      <w:rPr>
+        <w:rFonts w:ascii="Symbol" w:hAnsi="Symbol" w:hint="default"/>
+        <w:sz w:val="20"/>
+      </w:rPr>
+    </w:lvl>
+    <w:lvl w:ilvl="4" w:tentative="1">
+      <w:start w:val="1"/>
+      <w:numFmt w:val="bullet"/>
+      <w:lvlText w:val=""/>
+      <w:lvlJc w:val="left"/>
+      <w:pPr>
+        <w:tabs>
+          <w:tab w:val="num" w:pos="3600"/>
+        </w:tabs>
+        <w:ind w:left="3600" w:hanging="360"/>
+      </w:pPr>
+      <w:rPr>
+        <w:rFonts w:ascii="Symbol" w:hAnsi="Symbol" w:hint="default"/>
+        <w:sz w:val="20"/>
+      </w:rPr>
+    </w:lvl>
+    <w:lvl w:ilvl="5" w:tentative="1">
+      <w:start w:val="1"/>
+      <w:numFmt w:val="bullet"/>
+      <w:lvlText w:val=""/>
+      <w:lvlJc w:val="left"/>
+      <w:pPr>
+        <w:tabs>
+          <w:tab w:val="num" w:pos="4320"/>
+        </w:tabs>
+        <w:ind w:left="4320" w:hanging="360"/>
+      </w:pPr>
+      <w:rPr>
+        <w:rFonts w:ascii="Symbol" w:hAnsi="Symbol" w:hint="default"/>
+        <w:sz w:val="20"/>
+      </w:rPr>
+    </w:lvl>
+    <w:lvl w:ilvl="6" w:tentative="1">
+      <w:start w:val="1"/>
+      <w:numFmt w:val="bullet"/>
+      <w:lvlText w:val=""/>
+      <w:lvlJc w:val="left"/>
+      <w:pPr>
+        <w:tabs>
+          <w:tab w:val="num" w:pos="5040"/>
+        </w:tabs>
+        <w:ind w:left="5040" w:hanging="360"/>
+      </w:pPr>
+      <w:rPr>
+        <w:rFonts w:ascii="Symbol" w:hAnsi="Symbol" w:hint="default"/>
+        <w:sz w:val="20"/>
+      </w:rPr>
+    </w:lvl>
+    <w:lvl w:ilvl="7" w:tentative="1">
+      <w:start w:val="1"/>
+      <w:numFmt w:val="bullet"/>
+      <w:lvlText w:val=""/>
+      <w:lvlJc w:val="left"/>
+      <w:pPr>
+        <w:tabs>
+          <w:tab w:val="num" w:pos="5760"/>
+        </w:tabs>
+        <w:ind w:left="5760" w:hanging="360"/>
+      </w:pPr>
+      <w:rPr>
+        <w:rFonts w:ascii="Symbol" w:hAnsi="Symbol" w:hint="default"/>
+        <w:sz w:val="20"/>
+      </w:rPr>
+    </w:lvl>
+    <w:lvl w:ilvl="8" w:tentative="1">
+      <w:start w:val="1"/>
+      <w:numFmt w:val="bullet"/>
+      <w:lvlText w:val=""/>
+      <w:lvlJc w:val="left"/>
+      <w:pPr>
+        <w:tabs>
+          <w:tab w:val="num" w:pos="6480"/>
+        </w:tabs>
+        <w:ind w:left="6480" w:hanging="360"/>
+      </w:pPr>
+      <w:rPr>
+        <w:rFonts w:ascii="Symbol" w:hAnsi="Symbol" w:hint="default"/>
+        <w:sz w:val="20"/>
+      </w:rPr>
+    </w:lvl>
+  </w:abstractNum>
+  <w:abstractNum w:abstractNumId="3" w15:restartNumberingAfterBreak="0">
+    <w:nsid w:val="58A91DAD"/>
+    <w:multiLevelType w:val="multilevel"/>
+    <w:tmpl w:val="4C0A99D4"/>
+    <w:lvl w:ilvl="0">
+      <w:start w:val="1"/>
+      <w:numFmt w:val="bullet"/>
+      <w:lvlText w:val=""/>
+      <w:lvlJc w:val="left"/>
+      <w:pPr>
+        <w:tabs>
+          <w:tab w:val="num" w:pos="720"/>
+        </w:tabs>
+        <w:ind w:left="720" w:hanging="360"/>
+      </w:pPr>
+      <w:rPr>
+        <w:rFonts w:ascii="Symbol" w:hAnsi="Symbol" w:hint="default"/>
+        <w:sz w:val="20"/>
+      </w:rPr>
+    </w:lvl>
+    <w:lvl w:ilvl="1" w:tentative="1">
+      <w:start w:val="1"/>
+      <w:numFmt w:val="bullet"/>
+      <w:lvlText w:val=""/>
+      <w:lvlJc w:val="left"/>
+      <w:pPr>
+        <w:tabs>
+          <w:tab w:val="num" w:pos="1440"/>
+        </w:tabs>
+        <w:ind w:left="1440" w:hanging="360"/>
+      </w:pPr>
+      <w:rPr>
+        <w:rFonts w:ascii="Symbol" w:hAnsi="Symbol" w:hint="default"/>
+        <w:sz w:val="20"/>
+      </w:rPr>
+    </w:lvl>
+    <w:lvl w:ilvl="2" w:tentative="1">
+      <w:start w:val="1"/>
+      <w:numFmt w:val="bullet"/>
+      <w:lvlText w:val=""/>
+      <w:lvlJc w:val="left"/>
+      <w:pPr>
+        <w:tabs>
+          <w:tab w:val="num" w:pos="2160"/>
+        </w:tabs>
+        <w:ind w:left="2160" w:hanging="360"/>
+      </w:pPr>
+      <w:rPr>
+        <w:rFonts w:ascii="Symbol" w:hAnsi="Symbol" w:hint="default"/>
+        <w:sz w:val="20"/>
+      </w:rPr>
+    </w:lvl>
+    <w:lvl w:ilvl="3" w:tentative="1">
+      <w:start w:val="1"/>
+      <w:numFmt w:val="bullet"/>
+      <w:lvlText w:val=""/>
+      <w:lvlJc w:val="left"/>
+      <w:pPr>
+        <w:tabs>
+          <w:tab w:val="num" w:pos="2880"/>
+        </w:tabs>
+        <w:ind w:left="2880" w:hanging="360"/>
+      </w:pPr>
+      <w:rPr>
+        <w:rFonts w:ascii="Symbol" w:hAnsi="Symbol" w:hint="default"/>
+        <w:sz w:val="20"/>
+      </w:rPr>
+    </w:lvl>
+    <w:lvl w:ilvl="4" w:tentative="1">
+      <w:start w:val="1"/>
+      <w:numFmt w:val="bullet"/>
+      <w:lvlText w:val=""/>
+      <w:lvlJc w:val="left"/>
+      <w:pPr>
+        <w:tabs>
+          <w:tab w:val="num" w:pos="3600"/>
+        </w:tabs>
+        <w:ind w:left="3600" w:hanging="360"/>
+      </w:pPr>
+      <w:rPr>
+        <w:rFonts w:ascii="Symbol" w:hAnsi="Symbol" w:hint="default"/>
+        <w:sz w:val="20"/>
+      </w:rPr>
+    </w:lvl>
+    <w:lvl w:ilvl="5" w:tentative="1">
+      <w:start w:val="1"/>
+      <w:numFmt w:val="bullet"/>
+      <w:lvlText w:val=""/>
+      <w:lvlJc w:val="left"/>
+      <w:pPr>
+        <w:tabs>
+          <w:tab w:val="num" w:pos="4320"/>
+        </w:tabs>
+        <w:ind w:left="4320" w:hanging="360"/>
+      </w:pPr>
+      <w:rPr>
+        <w:rFonts w:ascii="Symbol" w:hAnsi="Symbol" w:hint="default"/>
+        <w:sz w:val="20"/>
+      </w:rPr>
+    </w:lvl>
+    <w:lvl w:ilvl="6" w:tentative="1">
+      <w:start w:val="1"/>
+      <w:numFmt w:val="bullet"/>
+      <w:lvlText w:val=""/>
+      <w:lvlJc w:val="left"/>
+      <w:pPr>
+        <w:tabs>
+          <w:tab w:val="num" w:pos="5040"/>
+        </w:tabs>
+        <w:ind w:left="5040" w:hanging="360"/>
+      </w:pPr>
+      <w:rPr>
+        <w:rFonts w:ascii="Symbol" w:hAnsi="Symbol" w:hint="default"/>
+        <w:sz w:val="20"/>
+      </w:rPr>
+    </w:lvl>
+    <w:lvl w:ilvl="7" w:tentative="1">
+      <w:start w:val="1"/>
+      <w:numFmt w:val="bullet"/>
+      <w:lvlText w:val=""/>
+      <w:lvlJc w:val="left"/>
+      <w:pPr>
+        <w:tabs>
+          <w:tab w:val="num" w:pos="5760"/>
+        </w:tabs>
+        <w:ind w:left="5760" w:hanging="360"/>
+      </w:pPr>
+      <w:rPr>
+        <w:rFonts w:ascii="Symbol" w:hAnsi="Symbol" w:hint="default"/>
+        <w:sz w:val="20"/>
+      </w:rPr>
+    </w:lvl>
+    <w:lvl w:ilvl="8" w:tentative="1">
+      <w:start w:val="1"/>
+      <w:numFmt w:val="bullet"/>
+      <w:lvlText w:val=""/>
+      <w:lvlJc w:val="left"/>
+      <w:pPr>
+        <w:tabs>
+          <w:tab w:val="num" w:pos="6480"/>
+        </w:tabs>
+        <w:ind w:left="6480" w:hanging="360"/>
+      </w:pPr>
+      <w:rPr>
+        <w:rFonts w:ascii="Symbol" w:hAnsi="Symbol" w:hint="default"/>
+        <w:sz w:val="20"/>
+      </w:rPr>
+    </w:lvl>
+  </w:abstractNum>
+  <w:abstractNum w:abstractNumId="4" w15:restartNumberingAfterBreak="0">
+    <w:nsid w:val="5F852C15"/>
+    <w:multiLevelType w:val="multilevel"/>
+    <w:tmpl w:val="9A94868C"/>
+    <w:lvl w:ilvl="0">
+      <w:start w:val="1"/>
+      <w:numFmt w:val="bullet"/>
+      <w:lvlText w:val=""/>
+      <w:lvlJc w:val="left"/>
+      <w:pPr>
+        <w:tabs>
+          <w:tab w:val="num" w:pos="720"/>
+        </w:tabs>
+        <w:ind w:left="720" w:hanging="360"/>
+      </w:pPr>
+      <w:rPr>
+        <w:rFonts w:ascii="Symbol" w:hAnsi="Symbol" w:hint="default"/>
+        <w:sz w:val="20"/>
+      </w:rPr>
+    </w:lvl>
+    <w:lvl w:ilvl="1" w:tentative="1">
+      <w:start w:val="1"/>
+      <w:numFmt w:val="bullet"/>
+      <w:lvlText w:val=""/>
+      <w:lvlJc w:val="left"/>
+      <w:pPr>
+        <w:tabs>
+          <w:tab w:val="num" w:pos="1440"/>
+        </w:tabs>
+        <w:ind w:left="1440" w:hanging="360"/>
+      </w:pPr>
+      <w:rPr>
+        <w:rFonts w:ascii="Symbol" w:hAnsi="Symbol" w:hint="default"/>
+        <w:sz w:val="20"/>
+      </w:rPr>
+    </w:lvl>
+    <w:lvl w:ilvl="2" w:tentative="1">
+      <w:start w:val="1"/>
+      <w:numFmt w:val="bullet"/>
+      <w:lvlText w:val=""/>
+      <w:lvlJc w:val="left"/>
+      <w:pPr>
+        <w:tabs>
+          <w:tab w:val="num" w:pos="2160"/>
+        </w:tabs>
+        <w:ind w:left="2160" w:hanging="360"/>
+      </w:pPr>
+      <w:rPr>
+        <w:rFonts w:ascii="Symbol" w:hAnsi="Symbol" w:hint="default"/>
+        <w:sz w:val="20"/>
+      </w:rPr>
+    </w:lvl>
+    <w:lvl w:ilvl="3" w:tentative="1">
+      <w:start w:val="1"/>
+      <w:numFmt w:val="bullet"/>
+      <w:lvlText w:val=""/>
+      <w:lvlJc w:val="left"/>
+      <w:pPr>
+        <w:tabs>
+          <w:tab w:val="num" w:pos="2880"/>
+        </w:tabs>
+        <w:ind w:left="2880" w:hanging="360"/>
+      </w:pPr>
+      <w:rPr>
+        <w:rFonts w:ascii="Symbol" w:hAnsi="Symbol" w:hint="default"/>
+        <w:sz w:val="20"/>
+      </w:rPr>
+    </w:lvl>
+    <w:lvl w:ilvl="4" w:tentative="1">
+      <w:start w:val="1"/>
+      <w:numFmt w:val="bullet"/>
+      <w:lvlText w:val=""/>
+      <w:lvlJc w:val="left"/>
+      <w:pPr>
+        <w:tabs>
+          <w:tab w:val="num" w:pos="3600"/>
+        </w:tabs>
+        <w:ind w:left="3600" w:hanging="360"/>
+      </w:pPr>
+      <w:rPr>
+        <w:rFonts w:ascii="Symbol" w:hAnsi="Symbol" w:hint="default"/>
+        <w:sz w:val="20"/>
+      </w:rPr>
+    </w:lvl>
+    <w:lvl w:ilvl="5" w:tentative="1">
+      <w:start w:val="1"/>
+      <w:numFmt w:val="bullet"/>
+      <w:lvlText w:val=""/>
+      <w:lvlJc w:val="left"/>
+      <w:pPr>
+        <w:tabs>
+          <w:tab w:val="num" w:pos="4320"/>
+        </w:tabs>
+        <w:ind w:left="4320" w:hanging="360"/>
+      </w:pPr>
+      <w:rPr>
+        <w:rFonts w:ascii="Symbol" w:hAnsi="Symbol" w:hint="default"/>
+        <w:sz w:val="20"/>
+      </w:rPr>
+    </w:lvl>
+    <w:lvl w:ilvl="6" w:tentative="1">
+      <w:start w:val="1"/>
+      <w:numFmt w:val="bullet"/>
+      <w:lvlText w:val=""/>
+      <w:lvlJc w:val="left"/>
+      <w:pPr>
+        <w:tabs>
+          <w:tab w:val="num" w:pos="5040"/>
+        </w:tabs>
+        <w:ind w:left="5040" w:hanging="360"/>
+      </w:pPr>
+      <w:rPr>
+        <w:rFonts w:ascii="Symbol" w:hAnsi="Symbol" w:hint="default"/>
+        <w:sz w:val="20"/>
+      </w:rPr>
+    </w:lvl>
+    <w:lvl w:ilvl="7" w:tentative="1">
+      <w:start w:val="1"/>
+      <w:numFmt w:val="bullet"/>
+      <w:lvlText w:val=""/>
+      <w:lvlJc w:val="left"/>
+      <w:pPr>
+        <w:tabs>
+          <w:tab w:val="num" w:pos="5760"/>
+        </w:tabs>
+        <w:ind w:left="5760" w:hanging="360"/>
+      </w:pPr>
+      <w:rPr>
+        <w:rFonts w:ascii="Symbol" w:hAnsi="Symbol" w:hint="default"/>
+        <w:sz w:val="20"/>
+      </w:rPr>
+    </w:lvl>
+    <w:lvl w:ilvl="8" w:tentative="1">
+      <w:start w:val="1"/>
+      <w:numFmt w:val="bullet"/>
+      <w:lvlText w:val=""/>
+      <w:lvlJc w:val="left"/>
+      <w:pPr>
+        <w:tabs>
+          <w:tab w:val="num" w:pos="6480"/>
+        </w:tabs>
+        <w:ind w:left="6480" w:hanging="360"/>
+      </w:pPr>
+      <w:rPr>
+        <w:rFonts w:ascii="Symbol" w:hAnsi="Symbol" w:hint="default"/>
+        <w:sz w:val="20"/>
+      </w:rPr>
+    </w:lvl>
+  </w:abstractNum>
+  <w:num w:numId="1" w16cid:durableId="1608924997">
+    <w:abstractNumId w:val="1"/>
+  </w:num>
+  <w:num w:numId="2" w16cid:durableId="1713655143">
+    <w:abstractNumId w:val="3"/>
+  </w:num>
+  <w:num w:numId="3" w16cid:durableId="1638608655">
+    <w:abstractNumId w:val="2"/>
+  </w:num>
+  <w:num w:numId="4" w16cid:durableId="260645880">
+    <w:abstractNumId w:val="4"/>
+  </w:num>
+  <w:num w:numId="5" w16cid:durableId="1303536458">
+    <w:abstractNumId w:val="0"/>
+  </w:num>
+</w:numbering>
 </file>
 
 <file path=word/styles.xml><?xml version="1.0" encoding="utf-8"?>
@@ -1388,6 +9140,7 @@
   <w:style w:type="paragraph" w:default="1" w:styleId="Normal">
     <w:name w:val="Normal"/>
     <w:qFormat/>
+    <w:rsid w:val="0016264C"/>
   </w:style>
   <w:style w:type="paragraph" w:styleId="Heading1">
     <w:name w:val="heading 1"/>
